--- a/nep/docx/51.content.docx
+++ b/nep/docx/51.content.docx
@@ -192,27 +192,14 @@
         <w:rPr>
           <w:lang w:val="ne_NP" w:bidi="ne_NP"/>
         </w:rPr>
-        <w:t>COL</w:t>
-      </w:r>
-      <w:r>
-        <w:rPr>
-          <w:lang w:val="ne_NP" w:bidi="ne_NP"/>
-        </w:rPr>
-      </w:r>
-    </w:p>
-    <w:p>
-      <w:pPr/>
-      <w:r>
-        <w:rPr>
-          <w:lang w:val="ne_NP" w:bidi="ne_NP"/>
-        </w:rPr>
-      </w:r>
-      <w:r>
-        <w:rPr>
-          <w:i/>
-          <w:lang w:val="ne_NP" w:bidi="ne_NP"/>
-        </w:rPr>
-        <w:t>Colossians 1:1, Colossians 1:2, Colossians 1:3, Colossians 1:4, Colossians 1:5, Colossians 1:6, Colossians 1:7, Colossians 1:8, Colossians 1:9, Colossians 1:10, Colossians 1:11, Colossians 1:12, Colossians 1:13, Colossians 1:14, Colossians 1:15, Colossians 1:16, Colossians 1:17, Colossians 1:18, Colossians 1:19, Colossians 1:20, Colossians 1:21, Colossians 1:22, Colossians 1:23, Colossians 1:24, Colossians 1:25, Colossians 1:26, Colossians 1:27, Colossians 1:28, Colossians 1:29, Colossians 2:1, Colossians 2:2, Colossians 2:3, Colossians 2:4, Colossians 2:5, Colossians 2:6, Colossians 2:7, Colossians 2:8, Colossians 2:9, Colossians 2:10, Colossians 2:11, Colossians 2:12, Colossians 2:13, Colossians 2:14, Colossians 2:15, Colossians 2:16, Colossians 2:17, Colossians 2:18, Colossians 2:19, Colossians 2:20, Colossians 2:21, Colossians 2:22, Colossians 2:23, Colossians 3:1, Colossians 3:2, Colossians 3:3, Colossians 3:4, Colossians 3:5, Colossians 3:6, Colossians 3:7, Colossians 3:8, Colossians 3:9, Colossians 3:10, Colossians 3:11, Colossians 3:12, Colossians 3:13, Colossians 3:14, Colossians 3:15, Colossians 3:16, Colossians 3:17, Colossians 3:18, Colossians 3:19, Colossians 3:20, Colossians 3:21, Colossians 3:22, Colossians 3:23, Colossians 3:24, Colossians 3:25, Colossians 4:1, Colossians 4:2, Colossians 4:3, Colossians 4:4, Colossians 4:5, Colossians 4:6, Colossians 4:7, Colossians 4:8, Colossians 4:9, Colossians 4:10, Colossians 4:11, Colossians 4:12, Colossians 4:13, Colossians 4:14, Colossians 4:15, Colossians 4:16, Colossians 4:17, Colossians 4:18</w:t>
+      </w:r>
+    </w:p>
+    <w:p>
+      <w:pPr/>
+      <w:r>
+        <w:rPr>
+          <w:lang w:val="ne_NP" w:bidi="ne_NP"/>
+        </w:rPr>
       </w:r>
       <w:r>
         <w:rPr>
@@ -323,6 +310,1098 @@
       </w:r>
     </w:p>
     <w:p>
+      <w:pPr/>
+      <w:r>
+        <w:rPr>
+          <w:lang w:val="ne_NP" w:bidi="ne_NP"/>
+        </w:rPr>
+      </w:r>
+      <w:r>
+        <w:rPr>
+          <w:vertAlign w:val="superscript"/>
+          <w:lang w:val="ne_NP" w:bidi="ne_NP"/>
+        </w:rPr>
+        <w:t>2</w:t>
+      </w:r>
+      <w:r>
+        <w:rPr>
+          <w:lang w:val="ne_NP" w:bidi="ne_NP"/>
+        </w:rPr>
+        <w:t xml:space="preserve"> कलस्सेमा भएका परमेश्‍वरका पवित्र जनहरूलाई, जो ख्रीष्‍टमा विश्‍वासयोग्य दाजुभाइ-दिदीबहिनीहरू हुन्: हाम्रा पिता परमेश्‍वरबाट अनुग्रह र शान्ति!</w:t>
+      </w:r>
+      <w:r>
+        <w:rPr>
+          <w:lang w:val="ne_NP" w:bidi="ne_NP"/>
+        </w:rPr>
+      </w:r>
+      <w:r>
+        <w:rPr>
+          <w:lang w:val="ne_NP" w:bidi="ne_NP"/>
+        </w:rPr>
+      </w:r>
+    </w:p>
+    <w:p>
+      <w:pPr/>
+      <w:r>
+        <w:rPr>
+          <w:lang w:val="ne_NP" w:bidi="ne_NP"/>
+        </w:rPr>
+      </w:r>
+    </w:p>
+    <w:p>
+      <w:pPr/>
+      <w:r>
+        <w:rPr>
+          <w:lang w:val="ne_NP" w:bidi="ne_NP"/>
+        </w:rPr>
+      </w:r>
+      <w:r>
+        <w:rPr>
+          <w:vertAlign w:val="superscript"/>
+          <w:lang w:val="ne_NP" w:bidi="ne_NP"/>
+        </w:rPr>
+        <w:t>3</w:t>
+      </w:r>
+      <w:r>
+        <w:rPr>
+          <w:lang w:val="ne_NP" w:bidi="ne_NP"/>
+        </w:rPr>
+        <w:t xml:space="preserve"> हामी तिमीहरूको निम्ति जब प्रार्थना गर्छौँ, हाम्रा प्रभु येशू ख्रीष्‍टका पिता परमेश्‍वरलाई सधैँ धन्यवाद चढाउँछौँ।</w:t>
+      </w:r>
+      <w:r>
+        <w:rPr>
+          <w:lang w:val="ne_NP" w:bidi="ne_NP"/>
+        </w:rPr>
+      </w:r>
+      <w:r>
+        <w:rPr>
+          <w:lang w:val="ne_NP" w:bidi="ne_NP"/>
+        </w:rPr>
+      </w:r>
+    </w:p>
+    <w:p>
+      <w:pPr/>
+      <w:r>
+        <w:rPr>
+          <w:lang w:val="ne_NP" w:bidi="ne_NP"/>
+        </w:rPr>
+      </w:r>
+    </w:p>
+    <w:p>
+      <w:pPr/>
+      <w:r>
+        <w:rPr>
+          <w:lang w:val="ne_NP" w:bidi="ne_NP"/>
+        </w:rPr>
+      </w:r>
+      <w:r>
+        <w:rPr>
+          <w:vertAlign w:val="superscript"/>
+          <w:lang w:val="ne_NP" w:bidi="ne_NP"/>
+        </w:rPr>
+        <w:t>4</w:t>
+      </w:r>
+      <w:r>
+        <w:rPr>
+          <w:lang w:val="ne_NP" w:bidi="ne_NP"/>
+        </w:rPr>
+        <w:t xml:space="preserve"> किनकि ख्रीष्‍ट येशूमा तिमीहरूको विश्‍वास र परमेश्‍वरका सबै सन्तहरूप्रति तिमीहरूको प्रेमको विषयमा हामीले सुनेका छौँ।</w:t>
+      </w:r>
+      <w:r>
+        <w:rPr>
+          <w:lang w:val="ne_NP" w:bidi="ne_NP"/>
+        </w:rPr>
+      </w:r>
+      <w:r>
+        <w:rPr>
+          <w:lang w:val="ne_NP" w:bidi="ne_NP"/>
+        </w:rPr>
+      </w:r>
+    </w:p>
+    <w:p>
+      <w:pPr/>
+      <w:r>
+        <w:rPr>
+          <w:lang w:val="ne_NP" w:bidi="ne_NP"/>
+        </w:rPr>
+      </w:r>
+    </w:p>
+    <w:p>
+      <w:pPr/>
+      <w:r>
+        <w:rPr>
+          <w:lang w:val="ne_NP" w:bidi="ne_NP"/>
+        </w:rPr>
+      </w:r>
+      <w:r>
+        <w:rPr>
+          <w:vertAlign w:val="superscript"/>
+          <w:lang w:val="ne_NP" w:bidi="ne_NP"/>
+        </w:rPr>
+        <w:t>5</w:t>
+      </w:r>
+      <w:r>
+        <w:rPr>
+          <w:lang w:val="ne_NP" w:bidi="ne_NP"/>
+        </w:rPr>
+        <w:t xml:space="preserve"> त्यो विश्‍वास र प्रेम जुन आशाबाट पलाएर आउँछ, त्यो तिमीहरूको लागि स्वर्गमा जम्मा गरिएको छ, र यस विषयमा तिमीहरूले अगि नै सुसमाचारको सत्य वचनमा सुनिसकेका छौ।</w:t>
+      </w:r>
+      <w:r>
+        <w:rPr>
+          <w:lang w:val="ne_NP" w:bidi="ne_NP"/>
+        </w:rPr>
+      </w:r>
+      <w:r>
+        <w:rPr>
+          <w:lang w:val="ne_NP" w:bidi="ne_NP"/>
+        </w:rPr>
+      </w:r>
+    </w:p>
+    <w:p>
+      <w:pPr/>
+      <w:r>
+        <w:rPr>
+          <w:lang w:val="ne_NP" w:bidi="ne_NP"/>
+        </w:rPr>
+      </w:r>
+    </w:p>
+    <w:p>
+      <w:pPr/>
+      <w:r>
+        <w:rPr>
+          <w:lang w:val="ne_NP" w:bidi="ne_NP"/>
+        </w:rPr>
+      </w:r>
+      <w:r>
+        <w:rPr>
+          <w:vertAlign w:val="superscript"/>
+          <w:lang w:val="ne_NP" w:bidi="ne_NP"/>
+        </w:rPr>
+        <w:t>6</w:t>
+      </w:r>
+      <w:r>
+        <w:rPr>
+          <w:lang w:val="ne_NP" w:bidi="ne_NP"/>
+        </w:rPr>
+        <w:t xml:space="preserve"> जसरी सुसमाचार संसारभरि फैलिएको छ, त्यसरी नै तिमीहरूमा आएको छ। तिमीहरूले यो सुसमाचार जुन दिनदेखि सुन्यौ र साँचो रूपमा परमेश्‍वरको अनुग्रहलाई बुझ्यौ, यसले तिमीहरूमा फल फलाइरहेको छ; र वृद्धि भइरहेको छ।</w:t>
+      </w:r>
+      <w:r>
+        <w:rPr>
+          <w:lang w:val="ne_NP" w:bidi="ne_NP"/>
+        </w:rPr>
+      </w:r>
+      <w:r>
+        <w:rPr>
+          <w:lang w:val="ne_NP" w:bidi="ne_NP"/>
+        </w:rPr>
+      </w:r>
+    </w:p>
+    <w:p>
+      <w:pPr/>
+      <w:r>
+        <w:rPr>
+          <w:lang w:val="ne_NP" w:bidi="ne_NP"/>
+        </w:rPr>
+      </w:r>
+    </w:p>
+    <w:p>
+      <w:pPr/>
+      <w:r>
+        <w:rPr>
+          <w:lang w:val="ne_NP" w:bidi="ne_NP"/>
+        </w:rPr>
+      </w:r>
+      <w:r>
+        <w:rPr>
+          <w:vertAlign w:val="superscript"/>
+          <w:lang w:val="ne_NP" w:bidi="ne_NP"/>
+        </w:rPr>
+        <w:t>7</w:t>
+      </w:r>
+      <w:r>
+        <w:rPr>
+          <w:lang w:val="ne_NP" w:bidi="ne_NP"/>
+        </w:rPr>
+        <w:t xml:space="preserve"> तिमीहरूले जुन सुसमाचार इपाफ्रासबाट सिकेका छौ; तिनी हाम्रा प्रिय सहकर्मी हुन्, जो हाम्रा तर्फबाट ख्रीष्‍टका विश्‍वासयोग्य सेवक हुन्।</w:t>
+      </w:r>
+      <w:r>
+        <w:rPr>
+          <w:lang w:val="ne_NP" w:bidi="ne_NP"/>
+        </w:rPr>
+      </w:r>
+      <w:r>
+        <w:rPr>
+          <w:lang w:val="ne_NP" w:bidi="ne_NP"/>
+        </w:rPr>
+      </w:r>
+    </w:p>
+    <w:p>
+      <w:pPr/>
+      <w:r>
+        <w:rPr>
+          <w:lang w:val="ne_NP" w:bidi="ne_NP"/>
+        </w:rPr>
+      </w:r>
+    </w:p>
+    <w:p>
+      <w:pPr/>
+      <w:r>
+        <w:rPr>
+          <w:lang w:val="ne_NP" w:bidi="ne_NP"/>
+        </w:rPr>
+      </w:r>
+      <w:r>
+        <w:rPr>
+          <w:vertAlign w:val="superscript"/>
+          <w:lang w:val="ne_NP" w:bidi="ne_NP"/>
+        </w:rPr>
+        <w:t>8</w:t>
+      </w:r>
+      <w:r>
+        <w:rPr>
+          <w:lang w:val="ne_NP" w:bidi="ne_NP"/>
+        </w:rPr>
+        <w:t xml:space="preserve"> तिनले पवित्र आत्मामा भएको तिमीहरूको प्रेमको बारेमा पनि हामीलाई बताएका छन्।</w:t>
+      </w:r>
+      <w:r>
+        <w:rPr>
+          <w:lang w:val="ne_NP" w:bidi="ne_NP"/>
+        </w:rPr>
+      </w:r>
+      <w:r>
+        <w:rPr>
+          <w:lang w:val="ne_NP" w:bidi="ne_NP"/>
+        </w:rPr>
+      </w:r>
+    </w:p>
+    <w:p>
+      <w:pPr/>
+      <w:r>
+        <w:rPr>
+          <w:lang w:val="ne_NP" w:bidi="ne_NP"/>
+        </w:rPr>
+      </w:r>
+    </w:p>
+    <w:p>
+      <w:pPr/>
+      <w:r>
+        <w:rPr>
+          <w:lang w:val="ne_NP" w:bidi="ne_NP"/>
+        </w:rPr>
+      </w:r>
+      <w:r>
+        <w:rPr>
+          <w:vertAlign w:val="superscript"/>
+          <w:lang w:val="ne_NP" w:bidi="ne_NP"/>
+        </w:rPr>
+        <w:t>9</w:t>
+      </w:r>
+      <w:r>
+        <w:rPr>
+          <w:lang w:val="ne_NP" w:bidi="ne_NP"/>
+        </w:rPr>
+        <w:t xml:space="preserve"> यसकारण हामीले तिमीहरूको विषयमा सुनेको दिनदेखि तिमीहरूको निम्ति प्रार्थना गर्न छोडेका छैनौँ। हामी निरन्तर बिन्ती गरिरहेका छौँ, कि परमेश्‍वरले तिमीहरूलाई आत्माले दिइने समझशक्ति र सारा बुद्धिद्वारा उहाँको इच्छाको ज्ञानले भरिदिनुभएको होस्,</w:t>
+      </w:r>
+      <w:r>
+        <w:rPr>
+          <w:lang w:val="ne_NP" w:bidi="ne_NP"/>
+        </w:rPr>
+      </w:r>
+      <w:r>
+        <w:rPr>
+          <w:lang w:val="ne_NP" w:bidi="ne_NP"/>
+        </w:rPr>
+      </w:r>
+    </w:p>
+    <w:p>
+      <w:pPr/>
+      <w:r>
+        <w:rPr>
+          <w:lang w:val="ne_NP" w:bidi="ne_NP"/>
+        </w:rPr>
+      </w:r>
+    </w:p>
+    <w:p>
+      <w:pPr/>
+      <w:r>
+        <w:rPr>
+          <w:lang w:val="ne_NP" w:bidi="ne_NP"/>
+        </w:rPr>
+      </w:r>
+      <w:r>
+        <w:rPr>
+          <w:vertAlign w:val="superscript"/>
+          <w:lang w:val="ne_NP" w:bidi="ne_NP"/>
+        </w:rPr>
+        <w:t>10</w:t>
+      </w:r>
+      <w:r>
+        <w:rPr>
+          <w:lang w:val="ne_NP" w:bidi="ne_NP"/>
+        </w:rPr>
+        <w:t xml:space="preserve"> ताकि तिमीहरू प्रभुको योग्य जीवन बिताउन र उहाँलाई हरेक किसिमले प्रसन्‍न पार्न, हरेक असल कामको फल फलाउन परमेश्‍वरको ज्ञानमा बढ्दै जाओ।</w:t>
+      </w:r>
+      <w:r>
+        <w:rPr>
+          <w:lang w:val="ne_NP" w:bidi="ne_NP"/>
+        </w:rPr>
+      </w:r>
+      <w:r>
+        <w:rPr>
+          <w:lang w:val="ne_NP" w:bidi="ne_NP"/>
+        </w:rPr>
+      </w:r>
+    </w:p>
+    <w:p>
+      <w:pPr/>
+      <w:r>
+        <w:rPr>
+          <w:lang w:val="ne_NP" w:bidi="ne_NP"/>
+        </w:rPr>
+      </w:r>
+    </w:p>
+    <w:p>
+      <w:pPr/>
+      <w:r>
+        <w:rPr>
+          <w:lang w:val="ne_NP" w:bidi="ne_NP"/>
+        </w:rPr>
+      </w:r>
+      <w:r>
+        <w:rPr>
+          <w:vertAlign w:val="superscript"/>
+          <w:lang w:val="ne_NP" w:bidi="ne_NP"/>
+        </w:rPr>
+        <w:t>11</w:t>
+      </w:r>
+      <w:r>
+        <w:rPr>
+          <w:lang w:val="ne_NP" w:bidi="ne_NP"/>
+        </w:rPr>
+        <w:t xml:space="preserve"> तिमीहरू उहाँको महिमित शक्तिअनुसार पूर्ण सामर्थ्यले बलिया होओ, ताकि तिमीहरूमा धेरै सहनशीलता र धैर्यता होस्।</w:t>
+      </w:r>
+      <w:r>
+        <w:rPr>
+          <w:lang w:val="ne_NP" w:bidi="ne_NP"/>
+        </w:rPr>
+      </w:r>
+      <w:r>
+        <w:rPr>
+          <w:lang w:val="ne_NP" w:bidi="ne_NP"/>
+        </w:rPr>
+      </w:r>
+    </w:p>
+    <w:p>
+      <w:pPr/>
+      <w:r>
+        <w:rPr>
+          <w:lang w:val="ne_NP" w:bidi="ne_NP"/>
+        </w:rPr>
+      </w:r>
+    </w:p>
+    <w:p>
+      <w:pPr/>
+      <w:r>
+        <w:rPr>
+          <w:lang w:val="ne_NP" w:bidi="ne_NP"/>
+        </w:rPr>
+      </w:r>
+      <w:r>
+        <w:rPr>
+          <w:vertAlign w:val="superscript"/>
+          <w:lang w:val="ne_NP" w:bidi="ne_NP"/>
+        </w:rPr>
+        <w:t>12</w:t>
+      </w:r>
+      <w:r>
+        <w:rPr>
+          <w:lang w:val="ne_NP" w:bidi="ne_NP"/>
+        </w:rPr>
+        <w:t xml:space="preserve"> ज्योतिको राज्यमा उहाँका पवित्र सन्तहरूको पैतृक-अधिकारमा तिमीहरूलाई सहभागीको योग्य तुल्याउनुहुने पितालाई आनन्दसाथ धन्यवाद चढाओ।</w:t>
+      </w:r>
+      <w:r>
+        <w:rPr>
+          <w:lang w:val="ne_NP" w:bidi="ne_NP"/>
+        </w:rPr>
+      </w:r>
+      <w:r>
+        <w:rPr>
+          <w:lang w:val="ne_NP" w:bidi="ne_NP"/>
+        </w:rPr>
+      </w:r>
+    </w:p>
+    <w:p>
+      <w:pPr/>
+      <w:r>
+        <w:rPr>
+          <w:lang w:val="ne_NP" w:bidi="ne_NP"/>
+        </w:rPr>
+      </w:r>
+    </w:p>
+    <w:p>
+      <w:pPr/>
+      <w:r>
+        <w:rPr>
+          <w:lang w:val="ne_NP" w:bidi="ne_NP"/>
+        </w:rPr>
+      </w:r>
+      <w:r>
+        <w:rPr>
+          <w:vertAlign w:val="superscript"/>
+          <w:lang w:val="ne_NP" w:bidi="ne_NP"/>
+        </w:rPr>
+        <w:t>13</w:t>
+      </w:r>
+      <w:r>
+        <w:rPr>
+          <w:lang w:val="ne_NP" w:bidi="ne_NP"/>
+        </w:rPr>
+        <w:t xml:space="preserve"> किनकि उहाँले हामीलाई अन्धकारको राज्यबाट छुटाउनुभयो र उहाँले आफ्नो प्यारो पुत्रको राज्यमा ल्याउनुभयो,</w:t>
+      </w:r>
+      <w:r>
+        <w:rPr>
+          <w:lang w:val="ne_NP" w:bidi="ne_NP"/>
+        </w:rPr>
+      </w:r>
+      <w:r>
+        <w:rPr>
+          <w:lang w:val="ne_NP" w:bidi="ne_NP"/>
+        </w:rPr>
+      </w:r>
+    </w:p>
+    <w:p>
+      <w:pPr/>
+      <w:r>
+        <w:rPr>
+          <w:lang w:val="ne_NP" w:bidi="ne_NP"/>
+        </w:rPr>
+      </w:r>
+    </w:p>
+    <w:p>
+      <w:pPr/>
+      <w:r>
+        <w:rPr>
+          <w:lang w:val="ne_NP" w:bidi="ne_NP"/>
+        </w:rPr>
+      </w:r>
+      <w:r>
+        <w:rPr>
+          <w:vertAlign w:val="superscript"/>
+          <w:lang w:val="ne_NP" w:bidi="ne_NP"/>
+        </w:rPr>
+        <w:t>14</w:t>
+      </w:r>
+      <w:r>
+        <w:rPr>
+          <w:lang w:val="ne_NP" w:bidi="ne_NP"/>
+        </w:rPr>
+        <w:t xml:space="preserve"> जसमा हाम्रो उद्धार छ, पापहरूको क्षमा छ।</w:t>
+      </w:r>
+      <w:r>
+        <w:rPr>
+          <w:lang w:val="ne_NP" w:bidi="ne_NP"/>
+        </w:rPr>
+      </w:r>
+      <w:r>
+        <w:rPr>
+          <w:lang w:val="ne_NP" w:bidi="ne_NP"/>
+        </w:rPr>
+      </w:r>
+    </w:p>
+    <w:p>
+      <w:pPr/>
+      <w:r>
+        <w:rPr>
+          <w:lang w:val="ne_NP" w:bidi="ne_NP"/>
+        </w:rPr>
+      </w:r>
+    </w:p>
+    <w:p>
+      <w:pPr/>
+      <w:r>
+        <w:rPr>
+          <w:lang w:val="ne_NP" w:bidi="ne_NP"/>
+        </w:rPr>
+      </w:r>
+      <w:r>
+        <w:rPr>
+          <w:vertAlign w:val="superscript"/>
+          <w:lang w:val="ne_NP" w:bidi="ne_NP"/>
+        </w:rPr>
+        <w:t>15</w:t>
+      </w:r>
+      <w:r>
+        <w:rPr>
+          <w:lang w:val="ne_NP" w:bidi="ne_NP"/>
+        </w:rPr>
+        <w:t xml:space="preserve"> ख्रीष्‍ट अदृश्य परमेश्‍वरका प्रतिरूप, सारा सृष्‍टिमा ज्येष्‍ठ हुनुहुन्छ।</w:t>
+      </w:r>
+      <w:r>
+        <w:rPr>
+          <w:lang w:val="ne_NP" w:bidi="ne_NP"/>
+        </w:rPr>
+      </w:r>
+      <w:r>
+        <w:rPr>
+          <w:lang w:val="ne_NP" w:bidi="ne_NP"/>
+        </w:rPr>
+      </w:r>
+    </w:p>
+    <w:p>
+      <w:pPr/>
+      <w:r>
+        <w:rPr>
+          <w:lang w:val="ne_NP" w:bidi="ne_NP"/>
+        </w:rPr>
+      </w:r>
+    </w:p>
+    <w:p>
+      <w:pPr/>
+      <w:r>
+        <w:rPr>
+          <w:lang w:val="ne_NP" w:bidi="ne_NP"/>
+        </w:rPr>
+      </w:r>
+      <w:r>
+        <w:rPr>
+          <w:vertAlign w:val="superscript"/>
+          <w:lang w:val="ne_NP" w:bidi="ne_NP"/>
+        </w:rPr>
+        <w:t>16</w:t>
+      </w:r>
+      <w:r>
+        <w:rPr>
+          <w:lang w:val="ne_NP" w:bidi="ne_NP"/>
+        </w:rPr>
+        <w:t xml:space="preserve"> किनकि उहाँमा नै सबै थोकहरू सृष्‍टि भएका थिए: स्वर्गमा र पृथ्वीमा भएका थोकहरू, देखिने र नदेखिने, सिंहासनहरू होस् वा शक्तिहरू वा शासकहरू वा अधिकारीहरू; सबै उहाँद्वारा र उहाँकै निम्ति सृष्‍टि गरिएका हुन्।</w:t>
+      </w:r>
+      <w:r>
+        <w:rPr>
+          <w:lang w:val="ne_NP" w:bidi="ne_NP"/>
+        </w:rPr>
+      </w:r>
+      <w:r>
+        <w:rPr>
+          <w:lang w:val="ne_NP" w:bidi="ne_NP"/>
+        </w:rPr>
+      </w:r>
+    </w:p>
+    <w:p>
+      <w:pPr/>
+      <w:r>
+        <w:rPr>
+          <w:lang w:val="ne_NP" w:bidi="ne_NP"/>
+        </w:rPr>
+      </w:r>
+    </w:p>
+    <w:p>
+      <w:pPr/>
+      <w:r>
+        <w:rPr>
+          <w:lang w:val="ne_NP" w:bidi="ne_NP"/>
+        </w:rPr>
+      </w:r>
+      <w:r>
+        <w:rPr>
+          <w:vertAlign w:val="superscript"/>
+          <w:lang w:val="ne_NP" w:bidi="ne_NP"/>
+        </w:rPr>
+        <w:t>17</w:t>
+      </w:r>
+      <w:r>
+        <w:rPr>
+          <w:lang w:val="ne_NP" w:bidi="ne_NP"/>
+        </w:rPr>
+        <w:t xml:space="preserve"> उहाँ सबै थोकभन्दा अगाडि हुनुहुन्छ, र सबै थोक उहाँमा नै एकसाथ मिलेर रहेका छन्।</w:t>
+      </w:r>
+      <w:r>
+        <w:rPr>
+          <w:lang w:val="ne_NP" w:bidi="ne_NP"/>
+        </w:rPr>
+      </w:r>
+      <w:r>
+        <w:rPr>
+          <w:lang w:val="ne_NP" w:bidi="ne_NP"/>
+        </w:rPr>
+      </w:r>
+    </w:p>
+    <w:p>
+      <w:pPr/>
+      <w:r>
+        <w:rPr>
+          <w:lang w:val="ne_NP" w:bidi="ne_NP"/>
+        </w:rPr>
+      </w:r>
+    </w:p>
+    <w:p>
+      <w:pPr/>
+      <w:r>
+        <w:rPr>
+          <w:lang w:val="ne_NP" w:bidi="ne_NP"/>
+        </w:rPr>
+      </w:r>
+      <w:r>
+        <w:rPr>
+          <w:vertAlign w:val="superscript"/>
+          <w:lang w:val="ne_NP" w:bidi="ne_NP"/>
+        </w:rPr>
+        <w:t>18</w:t>
+      </w:r>
+      <w:r>
+        <w:rPr>
+          <w:lang w:val="ne_NP" w:bidi="ne_NP"/>
+        </w:rPr>
+        <w:t xml:space="preserve"> उहाँ मण्डलीका शिर हुनुहुन्छ, र मण्डलीचाहिँ उहाँको शरीर हो। हरेक थोकमा उहाँको सर्वश्रेष्‍ठता होस् भनेर उहाँ नै आदि हुनुहुन्छ; मरेकाहरूबाट जीवित हुनेहरूमा ज्येष्‍ठ हुनुहुन्छ।</w:t>
+      </w:r>
+      <w:r>
+        <w:rPr>
+          <w:lang w:val="ne_NP" w:bidi="ne_NP"/>
+        </w:rPr>
+      </w:r>
+      <w:r>
+        <w:rPr>
+          <w:lang w:val="ne_NP" w:bidi="ne_NP"/>
+        </w:rPr>
+      </w:r>
+    </w:p>
+    <w:p>
+      <w:pPr/>
+      <w:r>
+        <w:rPr>
+          <w:lang w:val="ne_NP" w:bidi="ne_NP"/>
+        </w:rPr>
+      </w:r>
+    </w:p>
+    <w:p>
+      <w:pPr/>
+      <w:r>
+        <w:rPr>
+          <w:lang w:val="ne_NP" w:bidi="ne_NP"/>
+        </w:rPr>
+      </w:r>
+      <w:r>
+        <w:rPr>
+          <w:vertAlign w:val="superscript"/>
+          <w:lang w:val="ne_NP" w:bidi="ne_NP"/>
+        </w:rPr>
+        <w:t>19</w:t>
+      </w:r>
+      <w:r>
+        <w:rPr>
+          <w:lang w:val="ne_NP" w:bidi="ne_NP"/>
+        </w:rPr>
+        <w:t xml:space="preserve"> किनकि उहाँको सारा परिपूर्णता ख्रीष्‍टमा बास भएकोमा परमेश्‍वर प्रसन्‍न हुनुभयो।</w:t>
+      </w:r>
+      <w:r>
+        <w:rPr>
+          <w:lang w:val="ne_NP" w:bidi="ne_NP"/>
+        </w:rPr>
+      </w:r>
+      <w:r>
+        <w:rPr>
+          <w:lang w:val="ne_NP" w:bidi="ne_NP"/>
+        </w:rPr>
+      </w:r>
+    </w:p>
+    <w:p>
+      <w:pPr/>
+      <w:r>
+        <w:rPr>
+          <w:lang w:val="ne_NP" w:bidi="ne_NP"/>
+        </w:rPr>
+      </w:r>
+    </w:p>
+    <w:p>
+      <w:pPr/>
+      <w:r>
+        <w:rPr>
+          <w:lang w:val="ne_NP" w:bidi="ne_NP"/>
+        </w:rPr>
+      </w:r>
+      <w:r>
+        <w:rPr>
+          <w:vertAlign w:val="superscript"/>
+          <w:lang w:val="ne_NP" w:bidi="ne_NP"/>
+        </w:rPr>
+        <w:t>20</w:t>
+      </w:r>
+      <w:r>
+        <w:rPr>
+          <w:lang w:val="ne_NP" w:bidi="ne_NP"/>
+        </w:rPr>
+        <w:t xml:space="preserve"> अनि उहाँद्वारा परमेश्‍वरले सबै थोकलाई आफूसँग मिलापमा ल्याउनुभयो। उहाँले क्रूसमा बगाउनुभएको ख्रीष्‍टको रगतको माध्यमद्वारा स्वर्गमा र पृथ्वीमा भएका सबै थोकहरूमा शान्ति गराउनुभयो।</w:t>
+      </w:r>
+      <w:r>
+        <w:rPr>
+          <w:lang w:val="ne_NP" w:bidi="ne_NP"/>
+        </w:rPr>
+      </w:r>
+      <w:r>
+        <w:rPr>
+          <w:lang w:val="ne_NP" w:bidi="ne_NP"/>
+        </w:rPr>
+      </w:r>
+    </w:p>
+    <w:p>
+      <w:pPr/>
+      <w:r>
+        <w:rPr>
+          <w:lang w:val="ne_NP" w:bidi="ne_NP"/>
+        </w:rPr>
+      </w:r>
+    </w:p>
+    <w:p>
+      <w:pPr/>
+      <w:r>
+        <w:rPr>
+          <w:lang w:val="ne_NP" w:bidi="ne_NP"/>
+        </w:rPr>
+      </w:r>
+      <w:r>
+        <w:rPr>
+          <w:vertAlign w:val="superscript"/>
+          <w:lang w:val="ne_NP" w:bidi="ne_NP"/>
+        </w:rPr>
+        <w:t>21</w:t>
+      </w:r>
+      <w:r>
+        <w:rPr>
+          <w:lang w:val="ne_NP" w:bidi="ne_NP"/>
+        </w:rPr>
+        <w:t xml:space="preserve"> विगतमा तिमीहरू आफ्नो दुष्‍ट चालको कारण परमेश्‍वरदेखि बिराना भएका थियौ र आफ्ना मनमा शत्रुहरू भएका थियौ।</w:t>
+      </w:r>
+      <w:r>
+        <w:rPr>
+          <w:lang w:val="ne_NP" w:bidi="ne_NP"/>
+        </w:rPr>
+      </w:r>
+      <w:r>
+        <w:rPr>
+          <w:lang w:val="ne_NP" w:bidi="ne_NP"/>
+        </w:rPr>
+      </w:r>
+    </w:p>
+    <w:p>
+      <w:pPr/>
+      <w:r>
+        <w:rPr>
+          <w:lang w:val="ne_NP" w:bidi="ne_NP"/>
+        </w:rPr>
+      </w:r>
+    </w:p>
+    <w:p>
+      <w:pPr/>
+      <w:r>
+        <w:rPr>
+          <w:lang w:val="ne_NP" w:bidi="ne_NP"/>
+        </w:rPr>
+      </w:r>
+      <w:r>
+        <w:rPr>
+          <w:vertAlign w:val="superscript"/>
+          <w:lang w:val="ne_NP" w:bidi="ne_NP"/>
+        </w:rPr>
+        <w:t>22</w:t>
+      </w:r>
+      <w:r>
+        <w:rPr>
+          <w:lang w:val="ne_NP" w:bidi="ne_NP"/>
+        </w:rPr>
+        <w:t xml:space="preserve"> तर अब तिमीहरूलाई उहाँको दृष्‍टिमा पवित्र, निष्खोट र निर्दोष उपस्थित गराउन, उहाँले तिमीहरूलाई आफ्नो भौतिक शरीरको मृत्युद्वारा मिलापमा ल्याउनुभएको छ।</w:t>
+      </w:r>
+      <w:r>
+        <w:rPr>
+          <w:lang w:val="ne_NP" w:bidi="ne_NP"/>
+        </w:rPr>
+      </w:r>
+      <w:r>
+        <w:rPr>
+          <w:lang w:val="ne_NP" w:bidi="ne_NP"/>
+        </w:rPr>
+      </w:r>
+    </w:p>
+    <w:p>
+      <w:pPr/>
+      <w:r>
+        <w:rPr>
+          <w:lang w:val="ne_NP" w:bidi="ne_NP"/>
+        </w:rPr>
+      </w:r>
+    </w:p>
+    <w:p>
+      <w:pPr/>
+      <w:r>
+        <w:rPr>
+          <w:lang w:val="ne_NP" w:bidi="ne_NP"/>
+        </w:rPr>
+      </w:r>
+      <w:r>
+        <w:rPr>
+          <w:vertAlign w:val="superscript"/>
+          <w:lang w:val="ne_NP" w:bidi="ne_NP"/>
+        </w:rPr>
+        <w:t>23</w:t>
+      </w:r>
+      <w:r>
+        <w:rPr>
+          <w:lang w:val="ne_NP" w:bidi="ne_NP"/>
+        </w:rPr>
+        <w:t xml:space="preserve"> यदि तिमीहरू आफ्नो विश्‍वासमा अटल र स्थिर भई रह्‍यौ भने; अनि तिमीहरूले आशा राखेका सुसमाचारबाट पछि हटेनौ भने यो त्यही सुसमाचार हो, जुनचाहिँ तिमीहरूले सुनेका छौ, जुन सुसमाचार स्वर्गमुनि भएका हरेक प्राणीका लागि घोषणा गरिएको छ, र म पावल त्यसैको सेवक नियुक्त भएको छु।</w:t>
+      </w:r>
+      <w:r>
+        <w:rPr>
+          <w:lang w:val="ne_NP" w:bidi="ne_NP"/>
+        </w:rPr>
+      </w:r>
+      <w:r>
+        <w:rPr>
+          <w:lang w:val="ne_NP" w:bidi="ne_NP"/>
+        </w:rPr>
+      </w:r>
+    </w:p>
+    <w:p>
+      <w:pPr/>
+      <w:r>
+        <w:rPr>
+          <w:lang w:val="ne_NP" w:bidi="ne_NP"/>
+        </w:rPr>
+      </w:r>
+    </w:p>
+    <w:p>
+      <w:pPr/>
+      <w:r>
+        <w:rPr>
+          <w:lang w:val="ne_NP" w:bidi="ne_NP"/>
+        </w:rPr>
+      </w:r>
+      <w:r>
+        <w:rPr>
+          <w:vertAlign w:val="superscript"/>
+          <w:lang w:val="ne_NP" w:bidi="ne_NP"/>
+        </w:rPr>
+        <w:t>24</w:t>
+      </w:r>
+      <w:r>
+        <w:rPr>
+          <w:lang w:val="ne_NP" w:bidi="ne_NP"/>
+        </w:rPr>
+        <w:t xml:space="preserve"> अब तिमीहरूका निम्ति कष्‍ट भोगिरहेकोमा म आनन्दित छु; अनि उहाँको शरीर, जुनचाहिँ मण्डली हो, यसको निम्ति ख्रीष्‍टका कष्‍टहरूको कमीमा म आफ्नो शरीरमा त्यो पूरा गर्दछु।</w:t>
+      </w:r>
+      <w:r>
+        <w:rPr>
+          <w:lang w:val="ne_NP" w:bidi="ne_NP"/>
+        </w:rPr>
+      </w:r>
+      <w:r>
+        <w:rPr>
+          <w:lang w:val="ne_NP" w:bidi="ne_NP"/>
+        </w:rPr>
+      </w:r>
+    </w:p>
+    <w:p>
+      <w:pPr/>
+      <w:r>
+        <w:rPr>
+          <w:lang w:val="ne_NP" w:bidi="ne_NP"/>
+        </w:rPr>
+      </w:r>
+    </w:p>
+    <w:p>
+      <w:pPr/>
+      <w:r>
+        <w:rPr>
+          <w:lang w:val="ne_NP" w:bidi="ne_NP"/>
+        </w:rPr>
+      </w:r>
+      <w:r>
+        <w:rPr>
+          <w:vertAlign w:val="superscript"/>
+          <w:lang w:val="ne_NP" w:bidi="ne_NP"/>
+        </w:rPr>
+        <w:t>25</w:t>
+      </w:r>
+      <w:r>
+        <w:rPr>
+          <w:lang w:val="ne_NP" w:bidi="ne_NP"/>
+        </w:rPr>
+        <w:t xml:space="preserve"> परमेश्‍वरले मलाई तिमीहरूकहाँ सम्पूर्ण रूपमा वचन प्रस्तुत गर्न भनेर, उहाँको आज्ञाअनुसार म त्यस मण्डलीको सेवक बनाइएको छु—</w:t>
+      </w:r>
+      <w:r>
+        <w:rPr>
+          <w:lang w:val="ne_NP" w:bidi="ne_NP"/>
+        </w:rPr>
+      </w:r>
+      <w:r>
+        <w:rPr>
+          <w:lang w:val="ne_NP" w:bidi="ne_NP"/>
+        </w:rPr>
+      </w:r>
+    </w:p>
+    <w:p>
+      <w:pPr/>
+      <w:r>
+        <w:rPr>
+          <w:lang w:val="ne_NP" w:bidi="ne_NP"/>
+        </w:rPr>
+      </w:r>
+    </w:p>
+    <w:p>
+      <w:pPr/>
+      <w:r>
+        <w:rPr>
+          <w:lang w:val="ne_NP" w:bidi="ne_NP"/>
+        </w:rPr>
+      </w:r>
+      <w:r>
+        <w:rPr>
+          <w:vertAlign w:val="superscript"/>
+          <w:lang w:val="ne_NP" w:bidi="ne_NP"/>
+        </w:rPr>
+        <w:t>26</w:t>
+      </w:r>
+      <w:r>
+        <w:rPr>
+          <w:lang w:val="ne_NP" w:bidi="ne_NP"/>
+        </w:rPr>
+        <w:t xml:space="preserve"> अर्थात् त्यो रहस्यमय कुरा, जो युगौँयुग र पुस्तौँदेखि गुप्‍त राखिएको थियो, तर अब त्यो प्रभुका जनहरूलाई प्रकट गरिएको छ।</w:t>
+      </w:r>
+      <w:r>
+        <w:rPr>
+          <w:lang w:val="ne_NP" w:bidi="ne_NP"/>
+        </w:rPr>
+      </w:r>
+      <w:r>
+        <w:rPr>
+          <w:lang w:val="ne_NP" w:bidi="ne_NP"/>
+        </w:rPr>
+      </w:r>
+    </w:p>
+    <w:p>
+      <w:pPr/>
+      <w:r>
+        <w:rPr>
+          <w:lang w:val="ne_NP" w:bidi="ne_NP"/>
+        </w:rPr>
+      </w:r>
+    </w:p>
+    <w:p>
+      <w:pPr/>
+      <w:r>
+        <w:rPr>
+          <w:lang w:val="ne_NP" w:bidi="ne_NP"/>
+        </w:rPr>
+      </w:r>
+      <w:r>
+        <w:rPr>
+          <w:vertAlign w:val="superscript"/>
+          <w:lang w:val="ne_NP" w:bidi="ne_NP"/>
+        </w:rPr>
+        <w:t>27</w:t>
+      </w:r>
+      <w:r>
+        <w:rPr>
+          <w:lang w:val="ne_NP" w:bidi="ne_NP"/>
+        </w:rPr>
+        <w:t xml:space="preserve"> यस महिमामय सम्पत्तिको रहस्यचाहिँ ख्रीष्‍ट तिमीहरूमा हुनुहुन्छ अर्थात् महिमाको आशा, त्यो कुरा गैरयहूदीहरूलाई थाहा गराउनको लागि परमेश्‍वरले तिनीहरूलाई चुन्‍नुभएको छ।</w:t>
+      </w:r>
+      <w:r>
+        <w:rPr>
+          <w:lang w:val="ne_NP" w:bidi="ne_NP"/>
+        </w:rPr>
+      </w:r>
+      <w:r>
+        <w:rPr>
+          <w:lang w:val="ne_NP" w:bidi="ne_NP"/>
+        </w:rPr>
+      </w:r>
+    </w:p>
+    <w:p>
+      <w:pPr/>
+      <w:r>
+        <w:rPr>
+          <w:lang w:val="ne_NP" w:bidi="ne_NP"/>
+        </w:rPr>
+      </w:r>
+    </w:p>
+    <w:p>
+      <w:pPr/>
+      <w:r>
+        <w:rPr>
+          <w:lang w:val="ne_NP" w:bidi="ne_NP"/>
+        </w:rPr>
+      </w:r>
+      <w:r>
+        <w:rPr>
+          <w:vertAlign w:val="superscript"/>
+          <w:lang w:val="ne_NP" w:bidi="ne_NP"/>
+        </w:rPr>
+        <w:t>28</w:t>
+      </w:r>
+      <w:r>
+        <w:rPr>
+          <w:lang w:val="ne_NP" w:bidi="ne_NP"/>
+        </w:rPr>
+        <w:t xml:space="preserve"> ख्रीष्‍टलाई नै हामी घोषणा गर्दछौँ, सारा बुद्धिसाथ हरेकलाई सल्‍लाह र शिक्षा दिन्छौँ, ताकि हामीले हरेकलाई ख्रीष्‍टमा परिपक्व प्रस्तुत गराउन सकौँ।</w:t>
+      </w:r>
+      <w:r>
+        <w:rPr>
+          <w:lang w:val="ne_NP" w:bidi="ne_NP"/>
+        </w:rPr>
+      </w:r>
+      <w:r>
+        <w:rPr>
+          <w:lang w:val="ne_NP" w:bidi="ne_NP"/>
+        </w:rPr>
+      </w:r>
+    </w:p>
+    <w:p>
+      <w:pPr/>
+      <w:r>
+        <w:rPr>
+          <w:lang w:val="ne_NP" w:bidi="ne_NP"/>
+        </w:rPr>
+      </w:r>
+    </w:p>
+    <w:p>
+      <w:pPr/>
+      <w:r>
+        <w:rPr>
+          <w:lang w:val="ne_NP" w:bidi="ne_NP"/>
+        </w:rPr>
+      </w:r>
+      <w:r>
+        <w:rPr>
+          <w:vertAlign w:val="superscript"/>
+          <w:lang w:val="ne_NP" w:bidi="ne_NP"/>
+        </w:rPr>
+        <w:t>29</w:t>
+      </w:r>
+      <w:r>
+        <w:rPr>
+          <w:lang w:val="ne_NP" w:bidi="ne_NP"/>
+        </w:rPr>
+        <w:t xml:space="preserve"> यसैको लागि ममा काम गर्ने ख्रीष्‍टको शक्तिशाली सामर्थ्यमा भर पर्दै, म काम गर्दछु र कडा सङ्घर्ष गर्दछु।</w:t>
+      </w:r>
+      <w:r>
+        <w:rPr>
+          <w:lang w:val="ne_NP" w:bidi="ne_NP"/>
+        </w:rPr>
+      </w:r>
+      <w:r>
+        <w:rPr>
+          <w:lang w:val="ne_NP" w:bidi="ne_NP"/>
+        </w:rPr>
+      </w:r>
+    </w:p>
+    <w:p>
+      <w:pPr/>
+      <w:r>
+        <w:rPr>
+          <w:lang w:val="ne_NP" w:bidi="ne_NP"/>
+        </w:rPr>
+      </w:r>
+    </w:p>
+    <w:p>
       <w:pPr>
         <w:pStyle w:val="Heading2"/>
       </w:pPr>
@@ -330,8 +1409,47 @@
         <w:rPr>
           <w:lang w:val="ne_NP" w:bidi="ne_NP"/>
         </w:rPr>
-        <w:t>Colossians 1:2</w:t>
-      </w:r>
+        <w:t>Colossians 2:1</w:t>
+      </w:r>
+      <w:r>
+        <w:rPr>
+          <w:lang w:val="ne_NP" w:bidi="ne_NP"/>
+        </w:rPr>
+      </w:r>
+    </w:p>
+    <w:p>
+      <w:pPr/>
+      <w:r>
+        <w:rPr>
+          <w:lang w:val="ne_NP" w:bidi="ne_NP"/>
+        </w:rPr>
+      </w:r>
+      <w:r>
+        <w:rPr>
+          <w:vertAlign w:val="superscript"/>
+          <w:lang w:val="ne_NP" w:bidi="ne_NP"/>
+        </w:rPr>
+        <w:t>1</w:t>
+      </w:r>
+      <w:r>
+        <w:rPr>
+          <w:lang w:val="ne_NP" w:bidi="ne_NP"/>
+        </w:rPr>
+        <w:t xml:space="preserve"> तिमीहरूले यो कुरा जान भनी म चाहन्छु, कि तिमीहरूका निम्ति, लाउडिकियामा हुनेहरूका निम्ति र मलाई व्यक्तिगत रूपमा नचिन्‍नेहरू सबैको निम्ति मैले कति कठोर परिश्रम गरिरहेको छु।</w:t>
+      </w:r>
+      <w:r>
+        <w:rPr>
+          <w:lang w:val="ne_NP" w:bidi="ne_NP"/>
+        </w:rPr>
+      </w:r>
+      <w:r>
+        <w:rPr>
+          <w:lang w:val="ne_NP" w:bidi="ne_NP"/>
+        </w:rPr>
+      </w:r>
+    </w:p>
+    <w:p>
+      <w:pPr/>
       <w:r>
         <w:rPr>
           <w:lang w:val="ne_NP" w:bidi="ne_NP"/>
@@ -356,7 +1474,826 @@
         <w:rPr>
           <w:lang w:val="ne_NP" w:bidi="ne_NP"/>
         </w:rPr>
-        <w:t xml:space="preserve"> कलस्सेमा भएका परमेश्‍वरका पवित्र जनहरूलाई, जो ख्रीष्‍टमा विश्‍वासयोग्य दाजुभाइ-दिदीबहिनीहरू हुन्: हाम्रा पिता परमेश्‍वरबाट अनुग्रह र शान्ति!</w:t>
+        <w:t xml:space="preserve"> मेरो उद्देश्य हो, कि तिनीहरू हृदयमा उत्साहित भई प्रेममा एक होऊन्, अर्थात् तिनीहरूसित पूर्ण समझको पूरा सम्पत्ति हुन सकोस्, ताकि परमेश्‍वरको रहस्य, जो ख्रीष्‍ट हुनुहुन्छ; उहाँलाई जान्‍न सकून्।</w:t>
+      </w:r>
+      <w:r>
+        <w:rPr>
+          <w:lang w:val="ne_NP" w:bidi="ne_NP"/>
+        </w:rPr>
+      </w:r>
+      <w:r>
+        <w:rPr>
+          <w:lang w:val="ne_NP" w:bidi="ne_NP"/>
+        </w:rPr>
+      </w:r>
+    </w:p>
+    <w:p>
+      <w:pPr/>
+      <w:r>
+        <w:rPr>
+          <w:lang w:val="ne_NP" w:bidi="ne_NP"/>
+        </w:rPr>
+      </w:r>
+    </w:p>
+    <w:p>
+      <w:pPr/>
+      <w:r>
+        <w:rPr>
+          <w:lang w:val="ne_NP" w:bidi="ne_NP"/>
+        </w:rPr>
+      </w:r>
+      <w:r>
+        <w:rPr>
+          <w:vertAlign w:val="superscript"/>
+          <w:lang w:val="ne_NP" w:bidi="ne_NP"/>
+        </w:rPr>
+        <w:t>3</w:t>
+      </w:r>
+      <w:r>
+        <w:rPr>
+          <w:lang w:val="ne_NP" w:bidi="ne_NP"/>
+        </w:rPr>
+        <w:t xml:space="preserve"> उहाँमा नै बुद्धि र ज्ञानको सारा धनसम्पत्ति लुकेर रहेका छन्।</w:t>
+      </w:r>
+      <w:r>
+        <w:rPr>
+          <w:lang w:val="ne_NP" w:bidi="ne_NP"/>
+        </w:rPr>
+      </w:r>
+      <w:r>
+        <w:rPr>
+          <w:lang w:val="ne_NP" w:bidi="ne_NP"/>
+        </w:rPr>
+      </w:r>
+    </w:p>
+    <w:p>
+      <w:pPr/>
+      <w:r>
+        <w:rPr>
+          <w:lang w:val="ne_NP" w:bidi="ne_NP"/>
+        </w:rPr>
+      </w:r>
+    </w:p>
+    <w:p>
+      <w:pPr/>
+      <w:r>
+        <w:rPr>
+          <w:lang w:val="ne_NP" w:bidi="ne_NP"/>
+        </w:rPr>
+      </w:r>
+      <w:r>
+        <w:rPr>
+          <w:vertAlign w:val="superscript"/>
+          <w:lang w:val="ne_NP" w:bidi="ne_NP"/>
+        </w:rPr>
+        <w:t>4</w:t>
+      </w:r>
+      <w:r>
+        <w:rPr>
+          <w:lang w:val="ne_NP" w:bidi="ne_NP"/>
+        </w:rPr>
+        <w:t xml:space="preserve"> म यो कुरा तिमीहरूलाई भन्दछु, कि कसैले तिमीहरूलाई मिठो बोलीमा झूटा सिद्धान्तका तर्कहरूले धोकामा नपारोस्।</w:t>
+      </w:r>
+      <w:r>
+        <w:rPr>
+          <w:lang w:val="ne_NP" w:bidi="ne_NP"/>
+        </w:rPr>
+      </w:r>
+      <w:r>
+        <w:rPr>
+          <w:lang w:val="ne_NP" w:bidi="ne_NP"/>
+        </w:rPr>
+      </w:r>
+    </w:p>
+    <w:p>
+      <w:pPr/>
+      <w:r>
+        <w:rPr>
+          <w:lang w:val="ne_NP" w:bidi="ne_NP"/>
+        </w:rPr>
+      </w:r>
+    </w:p>
+    <w:p>
+      <w:pPr/>
+      <w:r>
+        <w:rPr>
+          <w:lang w:val="ne_NP" w:bidi="ne_NP"/>
+        </w:rPr>
+      </w:r>
+      <w:r>
+        <w:rPr>
+          <w:vertAlign w:val="superscript"/>
+          <w:lang w:val="ne_NP" w:bidi="ne_NP"/>
+        </w:rPr>
+        <w:t>5</w:t>
+      </w:r>
+      <w:r>
+        <w:rPr>
+          <w:lang w:val="ne_NP" w:bidi="ne_NP"/>
+        </w:rPr>
+        <w:t xml:space="preserve"> किनकि म तिमीहरूका बीचमा शरीरमा अनुपस्थित छु, तापनि आत्मामा चाहिँ तिमीहरूसँगै छु; अनि तिमीहरू कति अनुशासित छौ र ख्रीष्‍टमा तिमीहरूको विश्‍वास कति दह्रिलो छ भन्‍ने कुरामा म रमाउँछु।</w:t>
+      </w:r>
+      <w:r>
+        <w:rPr>
+          <w:lang w:val="ne_NP" w:bidi="ne_NP"/>
+        </w:rPr>
+      </w:r>
+      <w:r>
+        <w:rPr>
+          <w:lang w:val="ne_NP" w:bidi="ne_NP"/>
+        </w:rPr>
+      </w:r>
+    </w:p>
+    <w:p>
+      <w:pPr/>
+      <w:r>
+        <w:rPr>
+          <w:lang w:val="ne_NP" w:bidi="ne_NP"/>
+        </w:rPr>
+      </w:r>
+    </w:p>
+    <w:p>
+      <w:pPr/>
+      <w:r>
+        <w:rPr>
+          <w:lang w:val="ne_NP" w:bidi="ne_NP"/>
+        </w:rPr>
+      </w:r>
+      <w:r>
+        <w:rPr>
+          <w:vertAlign w:val="superscript"/>
+          <w:lang w:val="ne_NP" w:bidi="ne_NP"/>
+        </w:rPr>
+        <w:t>6</w:t>
+      </w:r>
+      <w:r>
+        <w:rPr>
+          <w:lang w:val="ne_NP" w:bidi="ne_NP"/>
+        </w:rPr>
+        <w:t xml:space="preserve"> जसरी तिमीहरूले ख्रीष्‍ट येशूलाई प्रभु भनी ग्रहण गर्‍यौ, त्यसरी नै उहाँमा आफ्नो जीवन बिताओ।</w:t>
+      </w:r>
+      <w:r>
+        <w:rPr>
+          <w:lang w:val="ne_NP" w:bidi="ne_NP"/>
+        </w:rPr>
+      </w:r>
+      <w:r>
+        <w:rPr>
+          <w:lang w:val="ne_NP" w:bidi="ne_NP"/>
+        </w:rPr>
+      </w:r>
+    </w:p>
+    <w:p>
+      <w:pPr/>
+      <w:r>
+        <w:rPr>
+          <w:lang w:val="ne_NP" w:bidi="ne_NP"/>
+        </w:rPr>
+      </w:r>
+    </w:p>
+    <w:p>
+      <w:pPr/>
+      <w:r>
+        <w:rPr>
+          <w:lang w:val="ne_NP" w:bidi="ne_NP"/>
+        </w:rPr>
+      </w:r>
+      <w:r>
+        <w:rPr>
+          <w:vertAlign w:val="superscript"/>
+          <w:lang w:val="ne_NP" w:bidi="ne_NP"/>
+        </w:rPr>
+        <w:t>7</w:t>
+      </w:r>
+      <w:r>
+        <w:rPr>
+          <w:lang w:val="ne_NP" w:bidi="ne_NP"/>
+        </w:rPr>
+        <w:t xml:space="preserve"> उहाँमा जरा हाल्दै र निर्माण हुँदै तिमीहरूलाई सिकाएबमोजिम विश्‍वासमा दह्रिलो हुँदै र धन्यवाद दिनमा प्रशस्त हुँदैजाओ।</w:t>
+      </w:r>
+      <w:r>
+        <w:rPr>
+          <w:lang w:val="ne_NP" w:bidi="ne_NP"/>
+        </w:rPr>
+      </w:r>
+      <w:r>
+        <w:rPr>
+          <w:lang w:val="ne_NP" w:bidi="ne_NP"/>
+        </w:rPr>
+      </w:r>
+    </w:p>
+    <w:p>
+      <w:pPr/>
+      <w:r>
+        <w:rPr>
+          <w:lang w:val="ne_NP" w:bidi="ne_NP"/>
+        </w:rPr>
+      </w:r>
+    </w:p>
+    <w:p>
+      <w:pPr/>
+      <w:r>
+        <w:rPr>
+          <w:lang w:val="ne_NP" w:bidi="ne_NP"/>
+        </w:rPr>
+      </w:r>
+      <w:r>
+        <w:rPr>
+          <w:vertAlign w:val="superscript"/>
+          <w:lang w:val="ne_NP" w:bidi="ne_NP"/>
+        </w:rPr>
+        <w:t>8</w:t>
+      </w:r>
+      <w:r>
+        <w:rPr>
+          <w:lang w:val="ne_NP" w:bidi="ne_NP"/>
+        </w:rPr>
+        <w:t xml:space="preserve"> होसियार होओ, कि कसैले तिमीहरूलाई खोक्रो र छलपूर्ण दर्शनशास्त्रद्वारा शिकार नबनाओस्, जुनचाहिँ ख्रीष्‍टअनुसार होइन, तर मानवीय परम्परा र यस संसारका आधारभूत सिद्धान्तहरूमा आधारित हुन्छन्।</w:t>
+      </w:r>
+      <w:r>
+        <w:rPr>
+          <w:lang w:val="ne_NP" w:bidi="ne_NP"/>
+        </w:rPr>
+      </w:r>
+      <w:r>
+        <w:rPr>
+          <w:lang w:val="ne_NP" w:bidi="ne_NP"/>
+        </w:rPr>
+      </w:r>
+    </w:p>
+    <w:p>
+      <w:pPr/>
+      <w:r>
+        <w:rPr>
+          <w:lang w:val="ne_NP" w:bidi="ne_NP"/>
+        </w:rPr>
+      </w:r>
+    </w:p>
+    <w:p>
+      <w:pPr/>
+      <w:r>
+        <w:rPr>
+          <w:lang w:val="ne_NP" w:bidi="ne_NP"/>
+        </w:rPr>
+      </w:r>
+      <w:r>
+        <w:rPr>
+          <w:vertAlign w:val="superscript"/>
+          <w:lang w:val="ne_NP" w:bidi="ne_NP"/>
+        </w:rPr>
+        <w:t>9</w:t>
+      </w:r>
+      <w:r>
+        <w:rPr>
+          <w:lang w:val="ne_NP" w:bidi="ne_NP"/>
+        </w:rPr>
+        <w:t xml:space="preserve"> किनकि ईश्‍वरत्वको सारा परिपूर्णता ख्रीष्‍टको शरीरमा बास गर्दछ।</w:t>
+      </w:r>
+      <w:r>
+        <w:rPr>
+          <w:lang w:val="ne_NP" w:bidi="ne_NP"/>
+        </w:rPr>
+      </w:r>
+      <w:r>
+        <w:rPr>
+          <w:lang w:val="ne_NP" w:bidi="ne_NP"/>
+        </w:rPr>
+      </w:r>
+    </w:p>
+    <w:p>
+      <w:pPr/>
+      <w:r>
+        <w:rPr>
+          <w:lang w:val="ne_NP" w:bidi="ne_NP"/>
+        </w:rPr>
+      </w:r>
+    </w:p>
+    <w:p>
+      <w:pPr/>
+      <w:r>
+        <w:rPr>
+          <w:lang w:val="ne_NP" w:bidi="ne_NP"/>
+        </w:rPr>
+      </w:r>
+      <w:r>
+        <w:rPr>
+          <w:vertAlign w:val="superscript"/>
+          <w:lang w:val="ne_NP" w:bidi="ne_NP"/>
+        </w:rPr>
+        <w:t>10</w:t>
+      </w:r>
+      <w:r>
+        <w:rPr>
+          <w:lang w:val="ne_NP" w:bidi="ne_NP"/>
+        </w:rPr>
+        <w:t xml:space="preserve"> अनि उहाँमा तिमीहरू पूर्णतामा ल्याइएका छौ। उहाँ हरेक शक्ति र अधिकारमाथि शिर हुनुहुन्छ।</w:t>
+      </w:r>
+      <w:r>
+        <w:rPr>
+          <w:lang w:val="ne_NP" w:bidi="ne_NP"/>
+        </w:rPr>
+      </w:r>
+      <w:r>
+        <w:rPr>
+          <w:lang w:val="ne_NP" w:bidi="ne_NP"/>
+        </w:rPr>
+      </w:r>
+    </w:p>
+    <w:p>
+      <w:pPr/>
+      <w:r>
+        <w:rPr>
+          <w:lang w:val="ne_NP" w:bidi="ne_NP"/>
+        </w:rPr>
+      </w:r>
+    </w:p>
+    <w:p>
+      <w:pPr/>
+      <w:r>
+        <w:rPr>
+          <w:lang w:val="ne_NP" w:bidi="ne_NP"/>
+        </w:rPr>
+      </w:r>
+      <w:r>
+        <w:rPr>
+          <w:vertAlign w:val="superscript"/>
+          <w:lang w:val="ne_NP" w:bidi="ne_NP"/>
+        </w:rPr>
+        <w:t>11</w:t>
+      </w:r>
+      <w:r>
+        <w:rPr>
+          <w:lang w:val="ne_NP" w:bidi="ne_NP"/>
+        </w:rPr>
+        <w:t xml:space="preserve"> उहाँमा तिमीहरूको पनि खतना भयो, जुन मानिसका हातहरूद्वारा गरिएको खतना होइन। तिमीहरूका शरीरले शासन गरेको सम्पूर्ण पापमय स्वभावलाई ख्रीष्‍टको आत्मिकी खतनाद्वारा हटाइएको छ।</w:t>
+      </w:r>
+      <w:r>
+        <w:rPr>
+          <w:lang w:val="ne_NP" w:bidi="ne_NP"/>
+        </w:rPr>
+      </w:r>
+      <w:r>
+        <w:rPr>
+          <w:lang w:val="ne_NP" w:bidi="ne_NP"/>
+        </w:rPr>
+      </w:r>
+    </w:p>
+    <w:p>
+      <w:pPr/>
+      <w:r>
+        <w:rPr>
+          <w:lang w:val="ne_NP" w:bidi="ne_NP"/>
+        </w:rPr>
+      </w:r>
+    </w:p>
+    <w:p>
+      <w:pPr/>
+      <w:r>
+        <w:rPr>
+          <w:lang w:val="ne_NP" w:bidi="ne_NP"/>
+        </w:rPr>
+      </w:r>
+      <w:r>
+        <w:rPr>
+          <w:vertAlign w:val="superscript"/>
+          <w:lang w:val="ne_NP" w:bidi="ne_NP"/>
+        </w:rPr>
+        <w:t>12</w:t>
+      </w:r>
+      <w:r>
+        <w:rPr>
+          <w:lang w:val="ne_NP" w:bidi="ne_NP"/>
+        </w:rPr>
+        <w:t xml:space="preserve"> किनकि जब तिमीहरूको बप्‍तिस्मा भयो तिमीहरू ख्रीष्‍टसँगै गाडियौ, र उहाँसँगै नयाँ जीवनको लागि जीवित पारियौ; किनकि तिमीहरूले ख्रीष्‍टलाई मृत्युबाट बौरी उठाउने परमेश्‍वरको शक्तिशाली सामर्थ्यमा विश्‍वास गर्‍यौ।</w:t>
+      </w:r>
+      <w:r>
+        <w:rPr>
+          <w:lang w:val="ne_NP" w:bidi="ne_NP"/>
+        </w:rPr>
+      </w:r>
+      <w:r>
+        <w:rPr>
+          <w:lang w:val="ne_NP" w:bidi="ne_NP"/>
+        </w:rPr>
+      </w:r>
+    </w:p>
+    <w:p>
+      <w:pPr/>
+      <w:r>
+        <w:rPr>
+          <w:lang w:val="ne_NP" w:bidi="ne_NP"/>
+        </w:rPr>
+      </w:r>
+    </w:p>
+    <w:p>
+      <w:pPr/>
+      <w:r>
+        <w:rPr>
+          <w:lang w:val="ne_NP" w:bidi="ne_NP"/>
+        </w:rPr>
+      </w:r>
+      <w:r>
+        <w:rPr>
+          <w:vertAlign w:val="superscript"/>
+          <w:lang w:val="ne_NP" w:bidi="ne_NP"/>
+        </w:rPr>
+        <w:t>13</w:t>
+      </w:r>
+      <w:r>
+        <w:rPr>
+          <w:lang w:val="ne_NP" w:bidi="ne_NP"/>
+        </w:rPr>
+        <w:t xml:space="preserve"> जब तिमीहरू आफ्ना पापहरूमा र आफ्ना शारीरिक स्वभावको बेखतनामा मरेका थियौ, परमेश्‍वरले तिमीहरूलाई ख्रीष्‍टसँग जीवित पार्नुभयो। उहाँले हाम्रा सबै पापहरूलाई क्षमा गरिदिनुभयो।</w:t>
+      </w:r>
+      <w:r>
+        <w:rPr>
+          <w:lang w:val="ne_NP" w:bidi="ne_NP"/>
+        </w:rPr>
+      </w:r>
+      <w:r>
+        <w:rPr>
+          <w:lang w:val="ne_NP" w:bidi="ne_NP"/>
+        </w:rPr>
+      </w:r>
+    </w:p>
+    <w:p>
+      <w:pPr/>
+      <w:r>
+        <w:rPr>
+          <w:lang w:val="ne_NP" w:bidi="ne_NP"/>
+        </w:rPr>
+      </w:r>
+    </w:p>
+    <w:p>
+      <w:pPr/>
+      <w:r>
+        <w:rPr>
+          <w:lang w:val="ne_NP" w:bidi="ne_NP"/>
+        </w:rPr>
+      </w:r>
+      <w:r>
+        <w:rPr>
+          <w:vertAlign w:val="superscript"/>
+          <w:lang w:val="ne_NP" w:bidi="ne_NP"/>
+        </w:rPr>
+        <w:t>14</w:t>
+      </w:r>
+      <w:r>
+        <w:rPr>
+          <w:lang w:val="ne_NP" w:bidi="ne_NP"/>
+        </w:rPr>
+        <w:t xml:space="preserve"> उहाँले हाम्रा विरुद्धमा भएका दोषपत्रलाई रद्द गरिदिनुभयो र क्रूसमा काँटी ठोकेर यसलाई हटाइदिनुभयो।</w:t>
+      </w:r>
+      <w:r>
+        <w:rPr>
+          <w:lang w:val="ne_NP" w:bidi="ne_NP"/>
+        </w:rPr>
+      </w:r>
+      <w:r>
+        <w:rPr>
+          <w:lang w:val="ne_NP" w:bidi="ne_NP"/>
+        </w:rPr>
+      </w:r>
+    </w:p>
+    <w:p>
+      <w:pPr/>
+      <w:r>
+        <w:rPr>
+          <w:lang w:val="ne_NP" w:bidi="ne_NP"/>
+        </w:rPr>
+      </w:r>
+    </w:p>
+    <w:p>
+      <w:pPr/>
+      <w:r>
+        <w:rPr>
+          <w:lang w:val="ne_NP" w:bidi="ne_NP"/>
+        </w:rPr>
+      </w:r>
+      <w:r>
+        <w:rPr>
+          <w:vertAlign w:val="superscript"/>
+          <w:lang w:val="ne_NP" w:bidi="ne_NP"/>
+        </w:rPr>
+        <w:t>15</w:t>
+      </w:r>
+      <w:r>
+        <w:rPr>
+          <w:lang w:val="ne_NP" w:bidi="ne_NP"/>
+        </w:rPr>
+        <w:t xml:space="preserve"> यसरी उहाँले आत्मिकी शासकहरू र अधिकारहरूलाई निःशस्त्र पार्नुभयो। उहाँले क्रूसको विजयद्वारा तिनीहरूलाई सार्वजनिक रूपमा लज्जित बनाइदिनुभयो।</w:t>
+      </w:r>
+      <w:r>
+        <w:rPr>
+          <w:lang w:val="ne_NP" w:bidi="ne_NP"/>
+        </w:rPr>
+      </w:r>
+      <w:r>
+        <w:rPr>
+          <w:lang w:val="ne_NP" w:bidi="ne_NP"/>
+        </w:rPr>
+      </w:r>
+    </w:p>
+    <w:p>
+      <w:pPr/>
+      <w:r>
+        <w:rPr>
+          <w:lang w:val="ne_NP" w:bidi="ne_NP"/>
+        </w:rPr>
+      </w:r>
+    </w:p>
+    <w:p>
+      <w:pPr/>
+      <w:r>
+        <w:rPr>
+          <w:lang w:val="ne_NP" w:bidi="ne_NP"/>
+        </w:rPr>
+      </w:r>
+      <w:r>
+        <w:rPr>
+          <w:vertAlign w:val="superscript"/>
+          <w:lang w:val="ne_NP" w:bidi="ne_NP"/>
+        </w:rPr>
+        <w:t>16</w:t>
+      </w:r>
+      <w:r>
+        <w:rPr>
+          <w:lang w:val="ne_NP" w:bidi="ne_NP"/>
+        </w:rPr>
+        <w:t xml:space="preserve"> यसकारण तिमीहरूलाई कसैले खाने वा पिउने वा धार्मिक उत्सवको विषयमा, औँसी वा शब्बाथ मनाउने कुरामा दोष नदियोस्।</w:t>
+      </w:r>
+      <w:r>
+        <w:rPr>
+          <w:lang w:val="ne_NP" w:bidi="ne_NP"/>
+        </w:rPr>
+      </w:r>
+      <w:r>
+        <w:rPr>
+          <w:lang w:val="ne_NP" w:bidi="ne_NP"/>
+        </w:rPr>
+      </w:r>
+    </w:p>
+    <w:p>
+      <w:pPr/>
+      <w:r>
+        <w:rPr>
+          <w:lang w:val="ne_NP" w:bidi="ne_NP"/>
+        </w:rPr>
+      </w:r>
+    </w:p>
+    <w:p>
+      <w:pPr/>
+      <w:r>
+        <w:rPr>
+          <w:lang w:val="ne_NP" w:bidi="ne_NP"/>
+        </w:rPr>
+      </w:r>
+      <w:r>
+        <w:rPr>
+          <w:vertAlign w:val="superscript"/>
+          <w:lang w:val="ne_NP" w:bidi="ne_NP"/>
+        </w:rPr>
+        <w:t>17</w:t>
+      </w:r>
+      <w:r>
+        <w:rPr>
+          <w:lang w:val="ne_NP" w:bidi="ne_NP"/>
+        </w:rPr>
+        <w:t xml:space="preserve"> यिनीहरू त आउनेवाला कुराहरूका छाया मात्र हुन्, तर वास्तविकता चाहिँ ख्रीष्‍टमा पाइन्छ।</w:t>
+      </w:r>
+      <w:r>
+        <w:rPr>
+          <w:lang w:val="ne_NP" w:bidi="ne_NP"/>
+        </w:rPr>
+      </w:r>
+      <w:r>
+        <w:rPr>
+          <w:lang w:val="ne_NP" w:bidi="ne_NP"/>
+        </w:rPr>
+      </w:r>
+    </w:p>
+    <w:p>
+      <w:pPr/>
+      <w:r>
+        <w:rPr>
+          <w:lang w:val="ne_NP" w:bidi="ne_NP"/>
+        </w:rPr>
+      </w:r>
+    </w:p>
+    <w:p>
+      <w:pPr/>
+      <w:r>
+        <w:rPr>
+          <w:lang w:val="ne_NP" w:bidi="ne_NP"/>
+        </w:rPr>
+      </w:r>
+      <w:r>
+        <w:rPr>
+          <w:vertAlign w:val="superscript"/>
+          <w:lang w:val="ne_NP" w:bidi="ne_NP"/>
+        </w:rPr>
+        <w:t>18</w:t>
+      </w:r>
+      <w:r>
+        <w:rPr>
+          <w:lang w:val="ne_NP" w:bidi="ne_NP"/>
+        </w:rPr>
+        <w:t xml:space="preserve"> झूटा नम्रता र स्वर्गदूतहरूको आराधना गर्न मन पराउनेहरूले तिमीहरूलाई अयोग्य नतुल्याऊन्; यस्ता मानिसहरू तिनीहरूका आफ्नै दर्शनहरूमा भर पर्छन् र उनीहरूका सांसारिक मनले उनीहरूलाई घमण्डले फुलाएको हुन्छ।</w:t>
+      </w:r>
+      <w:r>
+        <w:rPr>
+          <w:lang w:val="ne_NP" w:bidi="ne_NP"/>
+        </w:rPr>
+      </w:r>
+      <w:r>
+        <w:rPr>
+          <w:lang w:val="ne_NP" w:bidi="ne_NP"/>
+        </w:rPr>
+      </w:r>
+    </w:p>
+    <w:p>
+      <w:pPr/>
+      <w:r>
+        <w:rPr>
+          <w:lang w:val="ne_NP" w:bidi="ne_NP"/>
+        </w:rPr>
+      </w:r>
+    </w:p>
+    <w:p>
+      <w:pPr/>
+      <w:r>
+        <w:rPr>
+          <w:lang w:val="ne_NP" w:bidi="ne_NP"/>
+        </w:rPr>
+      </w:r>
+      <w:r>
+        <w:rPr>
+          <w:vertAlign w:val="superscript"/>
+          <w:lang w:val="ne_NP" w:bidi="ne_NP"/>
+        </w:rPr>
+        <w:t>19</w:t>
+      </w:r>
+      <w:r>
+        <w:rPr>
+          <w:lang w:val="ne_NP" w:bidi="ne_NP"/>
+        </w:rPr>
+        <w:t xml:space="preserve"> शिरसँग तिनीहरूका सम्बन्ध-विच्छेद भएको हुन्छ, जसद्वारा सारा शरीरले पोषण पाएको हुन्छ, जोर्नीहरू र मांसपेशीहरूलाई एकसाथ गाँसिएर सारा शरीरलाई परमेश्‍वरले वृद्धि गराउनु भएअनुसार बढ्दैजान्छ।</w:t>
+      </w:r>
+      <w:r>
+        <w:rPr>
+          <w:lang w:val="ne_NP" w:bidi="ne_NP"/>
+        </w:rPr>
+      </w:r>
+      <w:r>
+        <w:rPr>
+          <w:lang w:val="ne_NP" w:bidi="ne_NP"/>
+        </w:rPr>
+      </w:r>
+    </w:p>
+    <w:p>
+      <w:pPr/>
+      <w:r>
+        <w:rPr>
+          <w:lang w:val="ne_NP" w:bidi="ne_NP"/>
+        </w:rPr>
+      </w:r>
+    </w:p>
+    <w:p>
+      <w:pPr/>
+      <w:r>
+        <w:rPr>
+          <w:lang w:val="ne_NP" w:bidi="ne_NP"/>
+        </w:rPr>
+      </w:r>
+      <w:r>
+        <w:rPr>
+          <w:vertAlign w:val="superscript"/>
+          <w:lang w:val="ne_NP" w:bidi="ne_NP"/>
+        </w:rPr>
+        <w:t>20</w:t>
+      </w:r>
+      <w:r>
+        <w:rPr>
+          <w:lang w:val="ne_NP" w:bidi="ne_NP"/>
+        </w:rPr>
+        <w:t xml:space="preserve"> तिमीहरू यस संसारका आधारभूत सिद्धान्तहरूका लागि ख्रीष्‍टसँग मारिएका छौ भने अझै तिमीहरू संसारसँग सम्बन्ध भएझैँ त्यसका नियमहरूको अधीनमा किन रहन्छौ?</w:t>
+      </w:r>
+      <w:r>
+        <w:rPr>
+          <w:lang w:val="ne_NP" w:bidi="ne_NP"/>
+        </w:rPr>
+      </w:r>
+      <w:r>
+        <w:rPr>
+          <w:lang w:val="ne_NP" w:bidi="ne_NP"/>
+        </w:rPr>
+      </w:r>
+    </w:p>
+    <w:p>
+      <w:pPr/>
+      <w:r>
+        <w:rPr>
+          <w:lang w:val="ne_NP" w:bidi="ne_NP"/>
+        </w:rPr>
+      </w:r>
+    </w:p>
+    <w:p>
+      <w:pPr/>
+      <w:r>
+        <w:rPr>
+          <w:lang w:val="ne_NP" w:bidi="ne_NP"/>
+        </w:rPr>
+      </w:r>
+      <w:r>
+        <w:rPr>
+          <w:vertAlign w:val="superscript"/>
+          <w:lang w:val="ne_NP" w:bidi="ne_NP"/>
+        </w:rPr>
+        <w:t>21</w:t>
+      </w:r>
+      <w:r>
+        <w:rPr>
+          <w:lang w:val="ne_NP" w:bidi="ne_NP"/>
+        </w:rPr>
+        <w:t xml:space="preserve"> “नसमात! नचाख! नछोओ!”</w:t>
+      </w:r>
+      <w:r>
+        <w:rPr>
+          <w:lang w:val="ne_NP" w:bidi="ne_NP"/>
+        </w:rPr>
+      </w:r>
+      <w:r>
+        <w:rPr>
+          <w:lang w:val="ne_NP" w:bidi="ne_NP"/>
+        </w:rPr>
+      </w:r>
+    </w:p>
+    <w:p>
+      <w:pPr/>
+      <w:r>
+        <w:rPr>
+          <w:lang w:val="ne_NP" w:bidi="ne_NP"/>
+        </w:rPr>
+      </w:r>
+    </w:p>
+    <w:p>
+      <w:pPr/>
+      <w:r>
+        <w:rPr>
+          <w:lang w:val="ne_NP" w:bidi="ne_NP"/>
+        </w:rPr>
+      </w:r>
+      <w:r>
+        <w:rPr>
+          <w:vertAlign w:val="superscript"/>
+          <w:lang w:val="ne_NP" w:bidi="ne_NP"/>
+        </w:rPr>
+        <w:t>22</w:t>
+      </w:r>
+      <w:r>
+        <w:rPr>
+          <w:lang w:val="ne_NP" w:bidi="ne_NP"/>
+        </w:rPr>
+        <w:t xml:space="preserve"> यी कुराहरू चलाएपछि नष्‍ट भएर जान्छन्; किनकि यिनीहरू मानवीय नियमहरू र शिक्षाहरूमा आधारित हुन्छन्।</w:t>
+      </w:r>
+      <w:r>
+        <w:rPr>
+          <w:lang w:val="ne_NP" w:bidi="ne_NP"/>
+        </w:rPr>
+      </w:r>
+      <w:r>
+        <w:rPr>
+          <w:lang w:val="ne_NP" w:bidi="ne_NP"/>
+        </w:rPr>
+      </w:r>
+    </w:p>
+    <w:p>
+      <w:pPr/>
+      <w:r>
+        <w:rPr>
+          <w:lang w:val="ne_NP" w:bidi="ne_NP"/>
+        </w:rPr>
+      </w:r>
+    </w:p>
+    <w:p>
+      <w:pPr/>
+      <w:r>
+        <w:rPr>
+          <w:lang w:val="ne_NP" w:bidi="ne_NP"/>
+        </w:rPr>
+      </w:r>
+      <w:r>
+        <w:rPr>
+          <w:vertAlign w:val="superscript"/>
+          <w:lang w:val="ne_NP" w:bidi="ne_NP"/>
+        </w:rPr>
+        <w:t>23</w:t>
+      </w:r>
+      <w:r>
+        <w:rPr>
+          <w:lang w:val="ne_NP" w:bidi="ne_NP"/>
+        </w:rPr>
+        <w:t xml:space="preserve"> तिनीहरू आफैँले आराधना स्थापित गरेर, तिनीहरूका झूटा नम्रता देखाएर र आफ्ना शरीरलाई कष्‍टदायी व्यवहार गरेर, यी नियमहरू साँच्‍चै बुद्धिपूर्ण देखा पर्छन्, तर शारीरिक वासनालाई काबूमा ल्याउन यी कुराहरू केही मूल्यका हुँदैनन्।</w:t>
       </w:r>
       <w:r>
         <w:rPr>
@@ -385,8 +2322,86 @@
         <w:rPr>
           <w:lang w:val="ne_NP" w:bidi="ne_NP"/>
         </w:rPr>
-        <w:t>Colossians 1:3</w:t>
-      </w:r>
+        <w:t>Colossians 3:1</w:t>
+      </w:r>
+      <w:r>
+        <w:rPr>
+          <w:lang w:val="ne_NP" w:bidi="ne_NP"/>
+        </w:rPr>
+      </w:r>
+    </w:p>
+    <w:p>
+      <w:pPr/>
+      <w:r>
+        <w:rPr>
+          <w:lang w:val="ne_NP" w:bidi="ne_NP"/>
+        </w:rPr>
+      </w:r>
+      <w:r>
+        <w:rPr>
+          <w:vertAlign w:val="superscript"/>
+          <w:lang w:val="ne_NP" w:bidi="ne_NP"/>
+        </w:rPr>
+        <w:t>1</w:t>
+      </w:r>
+      <w:r>
+        <w:rPr>
+          <w:lang w:val="ne_NP" w:bidi="ne_NP"/>
+        </w:rPr>
+        <w:t xml:space="preserve"> यसैले तिमीहरू ख्रीष्‍टसित जिइउठाइएका हौ भने तिमीहरूका हृदय माथिका कुराहरूमा लगाओ, जहाँ ख्रीष्‍ट परमेश्‍वरको दाहिने हातपट्टि विराजमान हुनुभएको छ।</w:t>
+      </w:r>
+      <w:r>
+        <w:rPr>
+          <w:lang w:val="ne_NP" w:bidi="ne_NP"/>
+        </w:rPr>
+      </w:r>
+      <w:r>
+        <w:rPr>
+          <w:lang w:val="ne_NP" w:bidi="ne_NP"/>
+        </w:rPr>
+      </w:r>
+    </w:p>
+    <w:p>
+      <w:pPr/>
+      <w:r>
+        <w:rPr>
+          <w:lang w:val="ne_NP" w:bidi="ne_NP"/>
+        </w:rPr>
+      </w:r>
+    </w:p>
+    <w:p>
+      <w:pPr/>
+      <w:r>
+        <w:rPr>
+          <w:lang w:val="ne_NP" w:bidi="ne_NP"/>
+        </w:rPr>
+      </w:r>
+      <w:r>
+        <w:rPr>
+          <w:vertAlign w:val="superscript"/>
+          <w:lang w:val="ne_NP" w:bidi="ne_NP"/>
+        </w:rPr>
+        <w:t>2</w:t>
+      </w:r>
+      <w:r>
+        <w:rPr>
+          <w:lang w:val="ne_NP" w:bidi="ne_NP"/>
+        </w:rPr>
+        <w:t xml:space="preserve"> तिमीहरूका मन माथिका कुराहरूमा लगाओ, सांसारिक कुराहरूमा होइन।</w:t>
+      </w:r>
+      <w:r>
+        <w:rPr>
+          <w:lang w:val="ne_NP" w:bidi="ne_NP"/>
+        </w:rPr>
+      </w:r>
+      <w:r>
+        <w:rPr>
+          <w:lang w:val="ne_NP" w:bidi="ne_NP"/>
+        </w:rPr>
+      </w:r>
+    </w:p>
+    <w:p>
+      <w:pPr/>
       <w:r>
         <w:rPr>
           <w:lang w:val="ne_NP" w:bidi="ne_NP"/>
@@ -411,7 +2426,865 @@
         <w:rPr>
           <w:lang w:val="ne_NP" w:bidi="ne_NP"/>
         </w:rPr>
-        <w:t xml:space="preserve"> हामी तिमीहरूको निम्ति जब प्रार्थना गर्छौँ, हाम्रा प्रभु येशू ख्रीष्‍टका पिता परमेश्‍वरलाई सधैँ धन्यवाद चढाउँछौँ।</w:t>
+        <w:t xml:space="preserve"> किनकि तिमीहरू मरेका थियौ, तर अहिले तिमीहरूको जीवन परमेश्‍वरमा ख्रीष्‍टसँग लुकेको छ।</w:t>
+      </w:r>
+      <w:r>
+        <w:rPr>
+          <w:lang w:val="ne_NP" w:bidi="ne_NP"/>
+        </w:rPr>
+      </w:r>
+      <w:r>
+        <w:rPr>
+          <w:lang w:val="ne_NP" w:bidi="ne_NP"/>
+        </w:rPr>
+      </w:r>
+    </w:p>
+    <w:p>
+      <w:pPr/>
+      <w:r>
+        <w:rPr>
+          <w:lang w:val="ne_NP" w:bidi="ne_NP"/>
+        </w:rPr>
+      </w:r>
+    </w:p>
+    <w:p>
+      <w:pPr/>
+      <w:r>
+        <w:rPr>
+          <w:lang w:val="ne_NP" w:bidi="ne_NP"/>
+        </w:rPr>
+      </w:r>
+      <w:r>
+        <w:rPr>
+          <w:vertAlign w:val="superscript"/>
+          <w:lang w:val="ne_NP" w:bidi="ne_NP"/>
+        </w:rPr>
+        <w:t>4</w:t>
+      </w:r>
+      <w:r>
+        <w:rPr>
+          <w:lang w:val="ne_NP" w:bidi="ne_NP"/>
+        </w:rPr>
+        <w:t xml:space="preserve"> जब ख्रीष्‍ट, जो तिमीहरूको जीवन हुनुहुन्छ, देखा पर्नुहुन्छ, तब तिमीहरू पनि उहाँसँगै महिमामा देखा पर्नेछौ।</w:t>
+      </w:r>
+      <w:r>
+        <w:rPr>
+          <w:lang w:val="ne_NP" w:bidi="ne_NP"/>
+        </w:rPr>
+      </w:r>
+      <w:r>
+        <w:rPr>
+          <w:lang w:val="ne_NP" w:bidi="ne_NP"/>
+        </w:rPr>
+      </w:r>
+    </w:p>
+    <w:p>
+      <w:pPr/>
+      <w:r>
+        <w:rPr>
+          <w:lang w:val="ne_NP" w:bidi="ne_NP"/>
+        </w:rPr>
+      </w:r>
+    </w:p>
+    <w:p>
+      <w:pPr/>
+      <w:r>
+        <w:rPr>
+          <w:lang w:val="ne_NP" w:bidi="ne_NP"/>
+        </w:rPr>
+      </w:r>
+      <w:r>
+        <w:rPr>
+          <w:vertAlign w:val="superscript"/>
+          <w:lang w:val="ne_NP" w:bidi="ne_NP"/>
+        </w:rPr>
+        <w:t>5</w:t>
+      </w:r>
+      <w:r>
+        <w:rPr>
+          <w:lang w:val="ne_NP" w:bidi="ne_NP"/>
+        </w:rPr>
+        <w:t xml:space="preserve"> यसकारण तिमीहरूका सांसारिक स्वभावलाई मार: यौन अनैतिकता, अशुद्धता, कामुकता, दुष्‍ट इच्छाहरू र लोभ, जो मूर्तिपूजा हो।</w:t>
+      </w:r>
+      <w:r>
+        <w:rPr>
+          <w:lang w:val="ne_NP" w:bidi="ne_NP"/>
+        </w:rPr>
+      </w:r>
+      <w:r>
+        <w:rPr>
+          <w:lang w:val="ne_NP" w:bidi="ne_NP"/>
+        </w:rPr>
+      </w:r>
+    </w:p>
+    <w:p>
+      <w:pPr/>
+      <w:r>
+        <w:rPr>
+          <w:lang w:val="ne_NP" w:bidi="ne_NP"/>
+        </w:rPr>
+      </w:r>
+    </w:p>
+    <w:p>
+      <w:pPr/>
+      <w:r>
+        <w:rPr>
+          <w:lang w:val="ne_NP" w:bidi="ne_NP"/>
+        </w:rPr>
+      </w:r>
+      <w:r>
+        <w:rPr>
+          <w:vertAlign w:val="superscript"/>
+          <w:lang w:val="ne_NP" w:bidi="ne_NP"/>
+        </w:rPr>
+        <w:t>6</w:t>
+      </w:r>
+      <w:r>
+        <w:rPr>
+          <w:lang w:val="ne_NP" w:bidi="ne_NP"/>
+        </w:rPr>
+        <w:t xml:space="preserve"> यस्तै पापहरूका कारणले परमेश्‍वरको क्रोध आइरहेछ।</w:t>
+      </w:r>
+      <w:r>
+        <w:rPr>
+          <w:lang w:val="ne_NP" w:bidi="ne_NP"/>
+        </w:rPr>
+      </w:r>
+      <w:r>
+        <w:rPr>
+          <w:lang w:val="ne_NP" w:bidi="ne_NP"/>
+        </w:rPr>
+      </w:r>
+    </w:p>
+    <w:p>
+      <w:pPr/>
+      <w:r>
+        <w:rPr>
+          <w:lang w:val="ne_NP" w:bidi="ne_NP"/>
+        </w:rPr>
+      </w:r>
+    </w:p>
+    <w:p>
+      <w:pPr/>
+      <w:r>
+        <w:rPr>
+          <w:lang w:val="ne_NP" w:bidi="ne_NP"/>
+        </w:rPr>
+      </w:r>
+      <w:r>
+        <w:rPr>
+          <w:vertAlign w:val="superscript"/>
+          <w:lang w:val="ne_NP" w:bidi="ne_NP"/>
+        </w:rPr>
+        <w:t>7</w:t>
+      </w:r>
+      <w:r>
+        <w:rPr>
+          <w:lang w:val="ne_NP" w:bidi="ne_NP"/>
+        </w:rPr>
+        <w:t xml:space="preserve"> तिमीहरू पनि एक पल्ट यस्तै जीवन जिइरहेका थियौ, र तिमीहरू यी मार्गहरूमा हिँड्ने गर्दथ्यौ।</w:t>
+      </w:r>
+      <w:r>
+        <w:rPr>
+          <w:lang w:val="ne_NP" w:bidi="ne_NP"/>
+        </w:rPr>
+      </w:r>
+      <w:r>
+        <w:rPr>
+          <w:lang w:val="ne_NP" w:bidi="ne_NP"/>
+        </w:rPr>
+      </w:r>
+    </w:p>
+    <w:p>
+      <w:pPr/>
+      <w:r>
+        <w:rPr>
+          <w:lang w:val="ne_NP" w:bidi="ne_NP"/>
+        </w:rPr>
+      </w:r>
+    </w:p>
+    <w:p>
+      <w:pPr/>
+      <w:r>
+        <w:rPr>
+          <w:lang w:val="ne_NP" w:bidi="ne_NP"/>
+        </w:rPr>
+      </w:r>
+      <w:r>
+        <w:rPr>
+          <w:vertAlign w:val="superscript"/>
+          <w:lang w:val="ne_NP" w:bidi="ne_NP"/>
+        </w:rPr>
+        <w:t>8</w:t>
+      </w:r>
+      <w:r>
+        <w:rPr>
+          <w:lang w:val="ne_NP" w:bidi="ne_NP"/>
+        </w:rPr>
+        <w:t xml:space="preserve"> तर अब तिमीहरूले यी कुराहरू त्याग्नुपर्छ: रिस, क्रोध, डाह, निन्दा र ओठबाट निस्कने फोहोर बोली।</w:t>
+      </w:r>
+      <w:r>
+        <w:rPr>
+          <w:lang w:val="ne_NP" w:bidi="ne_NP"/>
+        </w:rPr>
+      </w:r>
+      <w:r>
+        <w:rPr>
+          <w:lang w:val="ne_NP" w:bidi="ne_NP"/>
+        </w:rPr>
+      </w:r>
+    </w:p>
+    <w:p>
+      <w:pPr/>
+      <w:r>
+        <w:rPr>
+          <w:lang w:val="ne_NP" w:bidi="ne_NP"/>
+        </w:rPr>
+      </w:r>
+    </w:p>
+    <w:p>
+      <w:pPr/>
+      <w:r>
+        <w:rPr>
+          <w:lang w:val="ne_NP" w:bidi="ne_NP"/>
+        </w:rPr>
+      </w:r>
+      <w:r>
+        <w:rPr>
+          <w:vertAlign w:val="superscript"/>
+          <w:lang w:val="ne_NP" w:bidi="ne_NP"/>
+        </w:rPr>
+        <w:t>9</w:t>
+      </w:r>
+      <w:r>
+        <w:rPr>
+          <w:lang w:val="ne_NP" w:bidi="ne_NP"/>
+        </w:rPr>
+        <w:t xml:space="preserve"> एक-आपसमा झूट नबोल; किनकि तिमीहरूले आफ्नो पुरानो स्वभावलाई त्यसका अभ्यासहरूसमेत त्यागिदिएका छौ।</w:t>
+      </w:r>
+      <w:r>
+        <w:rPr>
+          <w:lang w:val="ne_NP" w:bidi="ne_NP"/>
+        </w:rPr>
+      </w:r>
+      <w:r>
+        <w:rPr>
+          <w:lang w:val="ne_NP" w:bidi="ne_NP"/>
+        </w:rPr>
+      </w:r>
+    </w:p>
+    <w:p>
+      <w:pPr/>
+      <w:r>
+        <w:rPr>
+          <w:lang w:val="ne_NP" w:bidi="ne_NP"/>
+        </w:rPr>
+      </w:r>
+    </w:p>
+    <w:p>
+      <w:pPr/>
+      <w:r>
+        <w:rPr>
+          <w:lang w:val="ne_NP" w:bidi="ne_NP"/>
+        </w:rPr>
+      </w:r>
+      <w:r>
+        <w:rPr>
+          <w:vertAlign w:val="superscript"/>
+          <w:lang w:val="ne_NP" w:bidi="ne_NP"/>
+        </w:rPr>
+        <w:t>10</w:t>
+      </w:r>
+      <w:r>
+        <w:rPr>
+          <w:lang w:val="ne_NP" w:bidi="ne_NP"/>
+        </w:rPr>
+        <w:t xml:space="preserve"> अनि नयाँ स्वभावलाई धारण गरेका छौ, जुनचाहिँ सृष्‍टिकर्ताको रूपमा भएको ज्ञानमा नवीकरण हुँदै गइरहेको छ।</w:t>
+      </w:r>
+      <w:r>
+        <w:rPr>
+          <w:lang w:val="ne_NP" w:bidi="ne_NP"/>
+        </w:rPr>
+      </w:r>
+      <w:r>
+        <w:rPr>
+          <w:lang w:val="ne_NP" w:bidi="ne_NP"/>
+        </w:rPr>
+      </w:r>
+    </w:p>
+    <w:p>
+      <w:pPr/>
+      <w:r>
+        <w:rPr>
+          <w:lang w:val="ne_NP" w:bidi="ne_NP"/>
+        </w:rPr>
+      </w:r>
+    </w:p>
+    <w:p>
+      <w:pPr/>
+      <w:r>
+        <w:rPr>
+          <w:lang w:val="ne_NP" w:bidi="ne_NP"/>
+        </w:rPr>
+      </w:r>
+      <w:r>
+        <w:rPr>
+          <w:vertAlign w:val="superscript"/>
+          <w:lang w:val="ne_NP" w:bidi="ne_NP"/>
+        </w:rPr>
+        <w:t>11</w:t>
+      </w:r>
+      <w:r>
+        <w:rPr>
+          <w:lang w:val="ne_NP" w:bidi="ne_NP"/>
+        </w:rPr>
+        <w:t xml:space="preserve"> यहाँ ग्रीक वा यहूदी, खतनाका वा बेखतनाका, असभ्य, सिथिएन्स सेवक वा फुक्‍का, केही भिन्‍नता छैन, तर ख्रीष्‍ट नै सबै थोक र सबैमा मुख्य हुनुहुन्छ।</w:t>
+      </w:r>
+      <w:r>
+        <w:rPr>
+          <w:lang w:val="ne_NP" w:bidi="ne_NP"/>
+        </w:rPr>
+      </w:r>
+      <w:r>
+        <w:rPr>
+          <w:lang w:val="ne_NP" w:bidi="ne_NP"/>
+        </w:rPr>
+      </w:r>
+    </w:p>
+    <w:p>
+      <w:pPr/>
+      <w:r>
+        <w:rPr>
+          <w:lang w:val="ne_NP" w:bidi="ne_NP"/>
+        </w:rPr>
+      </w:r>
+    </w:p>
+    <w:p>
+      <w:pPr/>
+      <w:r>
+        <w:rPr>
+          <w:lang w:val="ne_NP" w:bidi="ne_NP"/>
+        </w:rPr>
+      </w:r>
+      <w:r>
+        <w:rPr>
+          <w:vertAlign w:val="superscript"/>
+          <w:lang w:val="ne_NP" w:bidi="ne_NP"/>
+        </w:rPr>
+        <w:t>12</w:t>
+      </w:r>
+      <w:r>
+        <w:rPr>
+          <w:lang w:val="ne_NP" w:bidi="ne_NP"/>
+        </w:rPr>
+        <w:t xml:space="preserve"> यसकारण परमेश्‍वरका चुनिएका, पवित्र र प्रिय जनहरूझैँ तिमीहरू आफूले करुणा, दया, नम्रता, कोमलता र धैर्य धारण गर।</w:t>
+      </w:r>
+      <w:r>
+        <w:rPr>
+          <w:lang w:val="ne_NP" w:bidi="ne_NP"/>
+        </w:rPr>
+      </w:r>
+      <w:r>
+        <w:rPr>
+          <w:lang w:val="ne_NP" w:bidi="ne_NP"/>
+        </w:rPr>
+      </w:r>
+    </w:p>
+    <w:p>
+      <w:pPr/>
+      <w:r>
+        <w:rPr>
+          <w:lang w:val="ne_NP" w:bidi="ne_NP"/>
+        </w:rPr>
+      </w:r>
+    </w:p>
+    <w:p>
+      <w:pPr/>
+      <w:r>
+        <w:rPr>
+          <w:lang w:val="ne_NP" w:bidi="ne_NP"/>
+        </w:rPr>
+      </w:r>
+      <w:r>
+        <w:rPr>
+          <w:vertAlign w:val="superscript"/>
+          <w:lang w:val="ne_NP" w:bidi="ne_NP"/>
+        </w:rPr>
+        <w:t>13</w:t>
+      </w:r>
+      <w:r>
+        <w:rPr>
+          <w:lang w:val="ne_NP" w:bidi="ne_NP"/>
+        </w:rPr>
+        <w:t xml:space="preserve"> एक-अर्कालाई सहने गर; यदि तिमीहरूमध्ये कसैको कुनै मानिस विरुद्ध गुनासाहरू छन् भने क्षमा गर; जसरी परमेश्‍वरले तिमीहरूलाई क्षमा गर्नुभयो, त्यसरी नै तिमीहरूले पनि क्षमा गर।</w:t>
+      </w:r>
+      <w:r>
+        <w:rPr>
+          <w:lang w:val="ne_NP" w:bidi="ne_NP"/>
+        </w:rPr>
+      </w:r>
+      <w:r>
+        <w:rPr>
+          <w:lang w:val="ne_NP" w:bidi="ne_NP"/>
+        </w:rPr>
+      </w:r>
+    </w:p>
+    <w:p>
+      <w:pPr/>
+      <w:r>
+        <w:rPr>
+          <w:lang w:val="ne_NP" w:bidi="ne_NP"/>
+        </w:rPr>
+      </w:r>
+    </w:p>
+    <w:p>
+      <w:pPr/>
+      <w:r>
+        <w:rPr>
+          <w:lang w:val="ne_NP" w:bidi="ne_NP"/>
+        </w:rPr>
+      </w:r>
+      <w:r>
+        <w:rPr>
+          <w:vertAlign w:val="superscript"/>
+          <w:lang w:val="ne_NP" w:bidi="ne_NP"/>
+        </w:rPr>
+        <w:t>14</w:t>
+      </w:r>
+      <w:r>
+        <w:rPr>
+          <w:lang w:val="ne_NP" w:bidi="ne_NP"/>
+        </w:rPr>
+        <w:t xml:space="preserve"> अनि यी सबै गुणहरूभन्दा पनि बढी प्रेम धारण गर, जसले सबैलाई सिद्ध एकतामा बाँधेर राख्दछ।</w:t>
+      </w:r>
+      <w:r>
+        <w:rPr>
+          <w:lang w:val="ne_NP" w:bidi="ne_NP"/>
+        </w:rPr>
+      </w:r>
+      <w:r>
+        <w:rPr>
+          <w:lang w:val="ne_NP" w:bidi="ne_NP"/>
+        </w:rPr>
+      </w:r>
+    </w:p>
+    <w:p>
+      <w:pPr/>
+      <w:r>
+        <w:rPr>
+          <w:lang w:val="ne_NP" w:bidi="ne_NP"/>
+        </w:rPr>
+      </w:r>
+    </w:p>
+    <w:p>
+      <w:pPr/>
+      <w:r>
+        <w:rPr>
+          <w:lang w:val="ne_NP" w:bidi="ne_NP"/>
+        </w:rPr>
+      </w:r>
+      <w:r>
+        <w:rPr>
+          <w:vertAlign w:val="superscript"/>
+          <w:lang w:val="ne_NP" w:bidi="ne_NP"/>
+        </w:rPr>
+        <w:t>15</w:t>
+      </w:r>
+      <w:r>
+        <w:rPr>
+          <w:lang w:val="ne_NP" w:bidi="ne_NP"/>
+        </w:rPr>
+        <w:t xml:space="preserve"> तिमीहरू एउटै शरीरका अङ्गहरूझैँ मिलापको निम्ति बोलाइएका हुनाले ख्रीष्‍टको शान्तिले तिमीहरूका हृदयमा राज्य गरोस्। तिमीहरू धन्यवादी होओ।</w:t>
+      </w:r>
+      <w:r>
+        <w:rPr>
+          <w:lang w:val="ne_NP" w:bidi="ne_NP"/>
+        </w:rPr>
+      </w:r>
+      <w:r>
+        <w:rPr>
+          <w:lang w:val="ne_NP" w:bidi="ne_NP"/>
+        </w:rPr>
+      </w:r>
+    </w:p>
+    <w:p>
+      <w:pPr/>
+      <w:r>
+        <w:rPr>
+          <w:lang w:val="ne_NP" w:bidi="ne_NP"/>
+        </w:rPr>
+      </w:r>
+    </w:p>
+    <w:p>
+      <w:pPr/>
+      <w:r>
+        <w:rPr>
+          <w:lang w:val="ne_NP" w:bidi="ne_NP"/>
+        </w:rPr>
+      </w:r>
+      <w:r>
+        <w:rPr>
+          <w:vertAlign w:val="superscript"/>
+          <w:lang w:val="ne_NP" w:bidi="ne_NP"/>
+        </w:rPr>
+        <w:t>16</w:t>
+      </w:r>
+      <w:r>
+        <w:rPr>
+          <w:lang w:val="ne_NP" w:bidi="ne_NP"/>
+        </w:rPr>
+        <w:t xml:space="preserve"> तिमीहरूले पूरा बुद्धिसाथ एक-अर्कालाई सिकाउँदा र हप्काउँदा, ख्रीष्‍टको वचन तिमीहरूसँग प्रशस्त गरी बास गरोस्। आफ्ना हृदयमा भएका कृतज्ञतासाथ परमेश्‍वरको निम्ति भजन, स्तुतिगान र आत्मिकी गीतहरू गाओ।</w:t>
+      </w:r>
+      <w:r>
+        <w:rPr>
+          <w:lang w:val="ne_NP" w:bidi="ne_NP"/>
+        </w:rPr>
+      </w:r>
+      <w:r>
+        <w:rPr>
+          <w:lang w:val="ne_NP" w:bidi="ne_NP"/>
+        </w:rPr>
+      </w:r>
+    </w:p>
+    <w:p>
+      <w:pPr/>
+      <w:r>
+        <w:rPr>
+          <w:lang w:val="ne_NP" w:bidi="ne_NP"/>
+        </w:rPr>
+      </w:r>
+    </w:p>
+    <w:p>
+      <w:pPr/>
+      <w:r>
+        <w:rPr>
+          <w:lang w:val="ne_NP" w:bidi="ne_NP"/>
+        </w:rPr>
+      </w:r>
+      <w:r>
+        <w:rPr>
+          <w:vertAlign w:val="superscript"/>
+          <w:lang w:val="ne_NP" w:bidi="ne_NP"/>
+        </w:rPr>
+        <w:t>17</w:t>
+      </w:r>
+      <w:r>
+        <w:rPr>
+          <w:lang w:val="ne_NP" w:bidi="ne_NP"/>
+        </w:rPr>
+        <w:t xml:space="preserve"> अनि तिमीहरूले कुरा वा काममा जे-जे गर्दछौ ती सबै, प्रभु येशूद्वारा परमेश्‍वर पितालाई धन्यवाद चढाउँदै प्रभु येशू ख्रीष्‍टको नाममा गर।</w:t>
+      </w:r>
+      <w:r>
+        <w:rPr>
+          <w:lang w:val="ne_NP" w:bidi="ne_NP"/>
+        </w:rPr>
+      </w:r>
+      <w:r>
+        <w:rPr>
+          <w:lang w:val="ne_NP" w:bidi="ne_NP"/>
+        </w:rPr>
+      </w:r>
+    </w:p>
+    <w:p>
+      <w:pPr/>
+      <w:r>
+        <w:rPr>
+          <w:lang w:val="ne_NP" w:bidi="ne_NP"/>
+        </w:rPr>
+      </w:r>
+    </w:p>
+    <w:p>
+      <w:pPr/>
+      <w:r>
+        <w:rPr>
+          <w:lang w:val="ne_NP" w:bidi="ne_NP"/>
+        </w:rPr>
+      </w:r>
+      <w:r>
+        <w:rPr>
+          <w:vertAlign w:val="superscript"/>
+          <w:lang w:val="ne_NP" w:bidi="ne_NP"/>
+        </w:rPr>
+        <w:t>18</w:t>
+      </w:r>
+      <w:r>
+        <w:rPr>
+          <w:lang w:val="ne_NP" w:bidi="ne_NP"/>
+        </w:rPr>
+        <w:t xml:space="preserve"> हे पत्नीहरू हो, प्रभुको दृष्‍टिमा सुहाउँदो गरी तिमीहरू आ-आफ्ना पतिहरूका अधीनमा बस।</w:t>
+      </w:r>
+      <w:r>
+        <w:rPr>
+          <w:lang w:val="ne_NP" w:bidi="ne_NP"/>
+        </w:rPr>
+      </w:r>
+      <w:r>
+        <w:rPr>
+          <w:lang w:val="ne_NP" w:bidi="ne_NP"/>
+        </w:rPr>
+      </w:r>
+    </w:p>
+    <w:p>
+      <w:pPr/>
+      <w:r>
+        <w:rPr>
+          <w:lang w:val="ne_NP" w:bidi="ne_NP"/>
+        </w:rPr>
+      </w:r>
+    </w:p>
+    <w:p>
+      <w:pPr/>
+      <w:r>
+        <w:rPr>
+          <w:lang w:val="ne_NP" w:bidi="ne_NP"/>
+        </w:rPr>
+      </w:r>
+      <w:r>
+        <w:rPr>
+          <w:vertAlign w:val="superscript"/>
+          <w:lang w:val="ne_NP" w:bidi="ne_NP"/>
+        </w:rPr>
+        <w:t>19</w:t>
+      </w:r>
+      <w:r>
+        <w:rPr>
+          <w:lang w:val="ne_NP" w:bidi="ne_NP"/>
+        </w:rPr>
+        <w:t xml:space="preserve"> हे पतिहरू हो, आ-आफ्नी पत्नीहरूलाई प्रेम गर, र तिनीहरूप्रति कठोर नबन।</w:t>
+      </w:r>
+      <w:r>
+        <w:rPr>
+          <w:lang w:val="ne_NP" w:bidi="ne_NP"/>
+        </w:rPr>
+      </w:r>
+      <w:r>
+        <w:rPr>
+          <w:lang w:val="ne_NP" w:bidi="ne_NP"/>
+        </w:rPr>
+      </w:r>
+    </w:p>
+    <w:p>
+      <w:pPr/>
+      <w:r>
+        <w:rPr>
+          <w:lang w:val="ne_NP" w:bidi="ne_NP"/>
+        </w:rPr>
+      </w:r>
+    </w:p>
+    <w:p>
+      <w:pPr/>
+      <w:r>
+        <w:rPr>
+          <w:lang w:val="ne_NP" w:bidi="ne_NP"/>
+        </w:rPr>
+      </w:r>
+      <w:r>
+        <w:rPr>
+          <w:vertAlign w:val="superscript"/>
+          <w:lang w:val="ne_NP" w:bidi="ne_NP"/>
+        </w:rPr>
+        <w:t>20</w:t>
+      </w:r>
+      <w:r>
+        <w:rPr>
+          <w:lang w:val="ne_NP" w:bidi="ne_NP"/>
+        </w:rPr>
+        <w:t xml:space="preserve"> हे छोराछोरीहरू हो, हरेक कुरामा आफ्ना आमाबुबाहरूका आज्ञाहरू पालन गर; किनकि यसले परमेश्‍वरलाई प्रसन्‍न तुल्याउँछ।</w:t>
+      </w:r>
+      <w:r>
+        <w:rPr>
+          <w:lang w:val="ne_NP" w:bidi="ne_NP"/>
+        </w:rPr>
+      </w:r>
+      <w:r>
+        <w:rPr>
+          <w:lang w:val="ne_NP" w:bidi="ne_NP"/>
+        </w:rPr>
+      </w:r>
+    </w:p>
+    <w:p>
+      <w:pPr/>
+      <w:r>
+        <w:rPr>
+          <w:lang w:val="ne_NP" w:bidi="ne_NP"/>
+        </w:rPr>
+      </w:r>
+    </w:p>
+    <w:p>
+      <w:pPr/>
+      <w:r>
+        <w:rPr>
+          <w:lang w:val="ne_NP" w:bidi="ne_NP"/>
+        </w:rPr>
+      </w:r>
+      <w:r>
+        <w:rPr>
+          <w:vertAlign w:val="superscript"/>
+          <w:lang w:val="ne_NP" w:bidi="ne_NP"/>
+        </w:rPr>
+        <w:t>21</w:t>
+      </w:r>
+      <w:r>
+        <w:rPr>
+          <w:lang w:val="ne_NP" w:bidi="ne_NP"/>
+        </w:rPr>
+        <w:t xml:space="preserve"> हे बुबाहरू हो, आफ्ना छोराछोरीहरूलाई रिस नउठाओ, नत्रता तिनीहरू निरुत्साहित होलान्।</w:t>
+      </w:r>
+      <w:r>
+        <w:rPr>
+          <w:lang w:val="ne_NP" w:bidi="ne_NP"/>
+        </w:rPr>
+      </w:r>
+      <w:r>
+        <w:rPr>
+          <w:lang w:val="ne_NP" w:bidi="ne_NP"/>
+        </w:rPr>
+      </w:r>
+    </w:p>
+    <w:p>
+      <w:pPr/>
+      <w:r>
+        <w:rPr>
+          <w:lang w:val="ne_NP" w:bidi="ne_NP"/>
+        </w:rPr>
+      </w:r>
+    </w:p>
+    <w:p>
+      <w:pPr/>
+      <w:r>
+        <w:rPr>
+          <w:lang w:val="ne_NP" w:bidi="ne_NP"/>
+        </w:rPr>
+      </w:r>
+      <w:r>
+        <w:rPr>
+          <w:vertAlign w:val="superscript"/>
+          <w:lang w:val="ne_NP" w:bidi="ne_NP"/>
+        </w:rPr>
+        <w:t>22</w:t>
+      </w:r>
+      <w:r>
+        <w:rPr>
+          <w:lang w:val="ne_NP" w:bidi="ne_NP"/>
+        </w:rPr>
+        <w:t xml:space="preserve"> हे सेवकहरू हो, प्रत्येक कुरामा तिमीहरूका सांसारिक मालिकहरूको आज्ञापालन गर; हरेक कुरामा उनीहरूले देख्दा निगाह पाउनालाई मात्र होइन, तर हृदयको इमानदारीताको साथ परमेश्‍वरलाई श्रद्धा गर्दै हरेक कुरामा तिनीहरूका आज्ञापालन गर।</w:t>
+      </w:r>
+      <w:r>
+        <w:rPr>
+          <w:lang w:val="ne_NP" w:bidi="ne_NP"/>
+        </w:rPr>
+      </w:r>
+      <w:r>
+        <w:rPr>
+          <w:lang w:val="ne_NP" w:bidi="ne_NP"/>
+        </w:rPr>
+      </w:r>
+    </w:p>
+    <w:p>
+      <w:pPr/>
+      <w:r>
+        <w:rPr>
+          <w:lang w:val="ne_NP" w:bidi="ne_NP"/>
+        </w:rPr>
+      </w:r>
+    </w:p>
+    <w:p>
+      <w:pPr/>
+      <w:r>
+        <w:rPr>
+          <w:lang w:val="ne_NP" w:bidi="ne_NP"/>
+        </w:rPr>
+      </w:r>
+      <w:r>
+        <w:rPr>
+          <w:vertAlign w:val="superscript"/>
+          <w:lang w:val="ne_NP" w:bidi="ne_NP"/>
+        </w:rPr>
+        <w:t>23</w:t>
+      </w:r>
+      <w:r>
+        <w:rPr>
+          <w:lang w:val="ne_NP" w:bidi="ne_NP"/>
+        </w:rPr>
+        <w:t xml:space="preserve"> तिमीहरू जे गर्दछौ, त्यो मानिसहरूको निम्ति काम गरेझैँ होइन, तर परमेश्‍वरको निम्ति गरेझैँ सम्पूर्ण हृदयले गर।</w:t>
+      </w:r>
+      <w:r>
+        <w:rPr>
+          <w:lang w:val="ne_NP" w:bidi="ne_NP"/>
+        </w:rPr>
+      </w:r>
+      <w:r>
+        <w:rPr>
+          <w:lang w:val="ne_NP" w:bidi="ne_NP"/>
+        </w:rPr>
+      </w:r>
+    </w:p>
+    <w:p>
+      <w:pPr/>
+      <w:r>
+        <w:rPr>
+          <w:lang w:val="ne_NP" w:bidi="ne_NP"/>
+        </w:rPr>
+      </w:r>
+    </w:p>
+    <w:p>
+      <w:pPr/>
+      <w:r>
+        <w:rPr>
+          <w:lang w:val="ne_NP" w:bidi="ne_NP"/>
+        </w:rPr>
+      </w:r>
+      <w:r>
+        <w:rPr>
+          <w:vertAlign w:val="superscript"/>
+          <w:lang w:val="ne_NP" w:bidi="ne_NP"/>
+        </w:rPr>
+        <w:t>24</w:t>
+      </w:r>
+      <w:r>
+        <w:rPr>
+          <w:lang w:val="ne_NP" w:bidi="ne_NP"/>
+        </w:rPr>
+        <w:t xml:space="preserve"> किनकि तिमीहरू जान्दछौ, कि तिमीहरूले प्रभुबाट पुरस्कारस्वरूप उत्तराधिकार पाउनेछौ। वास्तवमा तिमीहरूले प्रभु ख्रीष्‍टकै सेवा गरिरहेका छौ।</w:t>
+      </w:r>
+      <w:r>
+        <w:rPr>
+          <w:lang w:val="ne_NP" w:bidi="ne_NP"/>
+        </w:rPr>
+      </w:r>
+      <w:r>
+        <w:rPr>
+          <w:lang w:val="ne_NP" w:bidi="ne_NP"/>
+        </w:rPr>
+      </w:r>
+    </w:p>
+    <w:p>
+      <w:pPr/>
+      <w:r>
+        <w:rPr>
+          <w:lang w:val="ne_NP" w:bidi="ne_NP"/>
+        </w:rPr>
+      </w:r>
+    </w:p>
+    <w:p>
+      <w:pPr/>
+      <w:r>
+        <w:rPr>
+          <w:lang w:val="ne_NP" w:bidi="ne_NP"/>
+        </w:rPr>
+      </w:r>
+      <w:r>
+        <w:rPr>
+          <w:vertAlign w:val="superscript"/>
+          <w:lang w:val="ne_NP" w:bidi="ne_NP"/>
+        </w:rPr>
+        <w:t>25</w:t>
+      </w:r>
+      <w:r>
+        <w:rPr>
+          <w:lang w:val="ne_NP" w:bidi="ne_NP"/>
+        </w:rPr>
+        <w:t xml:space="preserve"> जसले खराबी गर्दछ, तिनीहरूले यस खराबीको फल पाउनेछन्; र त्यसमा कुनै पक्षपात हुँदैन।</w:t>
       </w:r>
       <w:r>
         <w:rPr>
@@ -440,8 +3313,125 @@
         <w:rPr>
           <w:lang w:val="ne_NP" w:bidi="ne_NP"/>
         </w:rPr>
-        <w:t>Colossians 1:4</w:t>
-      </w:r>
+        <w:t>Colossians 4:1</w:t>
+      </w:r>
+      <w:r>
+        <w:rPr>
+          <w:lang w:val="ne_NP" w:bidi="ne_NP"/>
+        </w:rPr>
+      </w:r>
+    </w:p>
+    <w:p>
+      <w:pPr/>
+      <w:r>
+        <w:rPr>
+          <w:lang w:val="ne_NP" w:bidi="ne_NP"/>
+        </w:rPr>
+      </w:r>
+      <w:r>
+        <w:rPr>
+          <w:vertAlign w:val="superscript"/>
+          <w:lang w:val="ne_NP" w:bidi="ne_NP"/>
+        </w:rPr>
+        <w:t>1</w:t>
+      </w:r>
+      <w:r>
+        <w:rPr>
+          <w:lang w:val="ne_NP" w:bidi="ne_NP"/>
+        </w:rPr>
+        <w:t xml:space="preserve"> हे मालिकहरू हो, आफ्ना सेवकहरूसँग न्यायसङ्गत र उचित व्यवहार गर; किनकि तिमीहरू जान्दछौ स्वर्गमा तिमीहरूका पनि मालिक हुनुहुन्छ।</w:t>
+      </w:r>
+      <w:r>
+        <w:rPr>
+          <w:lang w:val="ne_NP" w:bidi="ne_NP"/>
+        </w:rPr>
+      </w:r>
+      <w:r>
+        <w:rPr>
+          <w:lang w:val="ne_NP" w:bidi="ne_NP"/>
+        </w:rPr>
+      </w:r>
+    </w:p>
+    <w:p>
+      <w:pPr/>
+      <w:r>
+        <w:rPr>
+          <w:lang w:val="ne_NP" w:bidi="ne_NP"/>
+        </w:rPr>
+      </w:r>
+    </w:p>
+    <w:p>
+      <w:pPr/>
+      <w:r>
+        <w:rPr>
+          <w:lang w:val="ne_NP" w:bidi="ne_NP"/>
+        </w:rPr>
+      </w:r>
+      <w:r>
+        <w:rPr>
+          <w:vertAlign w:val="superscript"/>
+          <w:lang w:val="ne_NP" w:bidi="ne_NP"/>
+        </w:rPr>
+        <w:t>2</w:t>
+      </w:r>
+      <w:r>
+        <w:rPr>
+          <w:lang w:val="ne_NP" w:bidi="ne_NP"/>
+        </w:rPr>
+        <w:t xml:space="preserve"> सतर्क भएर धन्यवादसाथ आफूलाई प्रार्थनामा अर्पण गर।</w:t>
+      </w:r>
+      <w:r>
+        <w:rPr>
+          <w:lang w:val="ne_NP" w:bidi="ne_NP"/>
+        </w:rPr>
+      </w:r>
+      <w:r>
+        <w:rPr>
+          <w:lang w:val="ne_NP" w:bidi="ne_NP"/>
+        </w:rPr>
+      </w:r>
+    </w:p>
+    <w:p>
+      <w:pPr/>
+      <w:r>
+        <w:rPr>
+          <w:lang w:val="ne_NP" w:bidi="ne_NP"/>
+        </w:rPr>
+      </w:r>
+    </w:p>
+    <w:p>
+      <w:pPr/>
+      <w:r>
+        <w:rPr>
+          <w:lang w:val="ne_NP" w:bidi="ne_NP"/>
+        </w:rPr>
+      </w:r>
+      <w:r>
+        <w:rPr>
+          <w:vertAlign w:val="superscript"/>
+          <w:lang w:val="ne_NP" w:bidi="ne_NP"/>
+        </w:rPr>
+        <w:t>3</w:t>
+      </w:r>
+      <w:r>
+        <w:rPr>
+          <w:lang w:val="ne_NP" w:bidi="ne_NP"/>
+        </w:rPr>
+        <w:t xml:space="preserve"> अनि हाम्रो लागि पनि प्रार्थना गर, ताकि परमेश्‍वरले हामीलाई वचनको निम्ति ढोका खोलिदेऊन्; अनि हामीले ख्रीष्‍टको रहस्यको घोषणा गर्न सकौँ, जसको लागि म साङ्लामा बाँधिएको छु।</w:t>
+      </w:r>
+      <w:r>
+        <w:rPr>
+          <w:lang w:val="ne_NP" w:bidi="ne_NP"/>
+        </w:rPr>
+      </w:r>
+      <w:r>
+        <w:rPr>
+          <w:lang w:val="ne_NP" w:bidi="ne_NP"/>
+        </w:rPr>
+      </w:r>
+    </w:p>
+    <w:p>
+      <w:pPr/>
       <w:r>
         <w:rPr>
           <w:lang w:val="ne_NP" w:bidi="ne_NP"/>
@@ -466,37 +3456,21 @@
         <w:rPr>
           <w:lang w:val="ne_NP" w:bidi="ne_NP"/>
         </w:rPr>
-        <w:t xml:space="preserve"> किनकि ख्रीष्‍ट येशूमा तिमीहरूको विश्‍वास र परमेश्‍वरका सबै सन्तहरूप्रति तिमीहरूको प्रेमको विषयमा हामीले सुनेका छौँ।</w:t>
-      </w:r>
-      <w:r>
-        <w:rPr>
-          <w:lang w:val="ne_NP" w:bidi="ne_NP"/>
-        </w:rPr>
-      </w:r>
-      <w:r>
-        <w:rPr>
-          <w:lang w:val="ne_NP" w:bidi="ne_NP"/>
-        </w:rPr>
-      </w:r>
-    </w:p>
-    <w:p>
-      <w:pPr/>
-      <w:r>
-        <w:rPr>
-          <w:lang w:val="ne_NP" w:bidi="ne_NP"/>
-        </w:rPr>
-      </w:r>
-    </w:p>
-    <w:p>
-      <w:pPr>
-        <w:pStyle w:val="Heading2"/>
-      </w:pPr>
-      <w:r>
-        <w:rPr>
-          <w:lang w:val="ne_NP" w:bidi="ne_NP"/>
-        </w:rPr>
-        <w:t>Colossians 1:5</w:t>
-      </w:r>
+        <w:t xml:space="preserve"> जसरी मैले स्पष्‍टसँग घोषणा गर्नुपर्ने हो, त्यसरी नै म घोषणा गर्न सकूँ भनेर प्रार्थना गर;</w:t>
+      </w:r>
+      <w:r>
+        <w:rPr>
+          <w:lang w:val="ne_NP" w:bidi="ne_NP"/>
+        </w:rPr>
+      </w:r>
+      <w:r>
+        <w:rPr>
+          <w:lang w:val="ne_NP" w:bidi="ne_NP"/>
+        </w:rPr>
+      </w:r>
+    </w:p>
+    <w:p>
+      <w:pPr/>
       <w:r>
         <w:rPr>
           <w:lang w:val="ne_NP" w:bidi="ne_NP"/>
@@ -521,37 +3495,21 @@
         <w:rPr>
           <w:lang w:val="ne_NP" w:bidi="ne_NP"/>
         </w:rPr>
-        <w:t xml:space="preserve"> त्यो विश्‍वास र प्रेम जुन आशाबाट पलाएर आउँछ, त्यो तिमीहरूको लागि स्वर्गमा जम्मा गरिएको छ, र यस विषयमा तिमीहरूले अगि नै सुसमाचारको सत्य वचनमा सुनिसकेका छौ।</w:t>
-      </w:r>
-      <w:r>
-        <w:rPr>
-          <w:lang w:val="ne_NP" w:bidi="ne_NP"/>
-        </w:rPr>
-      </w:r>
-      <w:r>
-        <w:rPr>
-          <w:lang w:val="ne_NP" w:bidi="ne_NP"/>
-        </w:rPr>
-      </w:r>
-    </w:p>
-    <w:p>
-      <w:pPr/>
-      <w:r>
-        <w:rPr>
-          <w:lang w:val="ne_NP" w:bidi="ne_NP"/>
-        </w:rPr>
-      </w:r>
-    </w:p>
-    <w:p>
-      <w:pPr>
-        <w:pStyle w:val="Heading2"/>
-      </w:pPr>
-      <w:r>
-        <w:rPr>
-          <w:lang w:val="ne_NP" w:bidi="ne_NP"/>
-        </w:rPr>
-        <w:t>Colossians 1:6</w:t>
-      </w:r>
+        <w:t xml:space="preserve"> बाहिरकाहरूसँग बुद्धिमानीपूर्वक व्यवहार गर; सबै अवसरको पूरा सदुपयोग गर।</w:t>
+      </w:r>
+      <w:r>
+        <w:rPr>
+          <w:lang w:val="ne_NP" w:bidi="ne_NP"/>
+        </w:rPr>
+      </w:r>
+      <w:r>
+        <w:rPr>
+          <w:lang w:val="ne_NP" w:bidi="ne_NP"/>
+        </w:rPr>
+      </w:r>
+    </w:p>
+    <w:p>
+      <w:pPr/>
       <w:r>
         <w:rPr>
           <w:lang w:val="ne_NP" w:bidi="ne_NP"/>
@@ -576,37 +3534,21 @@
         <w:rPr>
           <w:lang w:val="ne_NP" w:bidi="ne_NP"/>
         </w:rPr>
-        <w:t xml:space="preserve"> जसरी सुसमाचार संसारभरि फैलिएको छ, त्यसरी नै तिमीहरूमा आएको छ। तिमीहरूले यो सुसमाचार जुन दिनदेखि सुन्यौ र साँचो रूपमा परमेश्‍वरको अनुग्रहलाई बुझ्यौ, यसले तिमीहरूमा फल फलाइरहेको छ; र वृद्धि भइरहेको छ।</w:t>
-      </w:r>
-      <w:r>
-        <w:rPr>
-          <w:lang w:val="ne_NP" w:bidi="ne_NP"/>
-        </w:rPr>
-      </w:r>
-      <w:r>
-        <w:rPr>
-          <w:lang w:val="ne_NP" w:bidi="ne_NP"/>
-        </w:rPr>
-      </w:r>
-    </w:p>
-    <w:p>
-      <w:pPr/>
-      <w:r>
-        <w:rPr>
-          <w:lang w:val="ne_NP" w:bidi="ne_NP"/>
-        </w:rPr>
-      </w:r>
-    </w:p>
-    <w:p>
-      <w:pPr>
-        <w:pStyle w:val="Heading2"/>
-      </w:pPr>
-      <w:r>
-        <w:rPr>
-          <w:lang w:val="ne_NP" w:bidi="ne_NP"/>
-        </w:rPr>
-        <w:t>Colossians 1:7</w:t>
-      </w:r>
+        <w:t xml:space="preserve"> तिमीहरूको बोलीवचन सधैँ नुनजस्तो स्वादिलो र अनुग्रहपूर्ण होस्, ताकि सबैलाई कस्तो जवाफ दिनुपर्छ भनी तिमीहरूले जान्‍न सक।</w:t>
+      </w:r>
+      <w:r>
+        <w:rPr>
+          <w:lang w:val="ne_NP" w:bidi="ne_NP"/>
+        </w:rPr>
+      </w:r>
+      <w:r>
+        <w:rPr>
+          <w:lang w:val="ne_NP" w:bidi="ne_NP"/>
+        </w:rPr>
+      </w:r>
+    </w:p>
+    <w:p>
+      <w:pPr/>
       <w:r>
         <w:rPr>
           <w:lang w:val="ne_NP" w:bidi="ne_NP"/>
@@ -631,37 +3573,21 @@
         <w:rPr>
           <w:lang w:val="ne_NP" w:bidi="ne_NP"/>
         </w:rPr>
-        <w:t xml:space="preserve"> तिमीहरूले जुन सुसमाचार इपाफ्रासबाट सिकेका छौ; तिनी हाम्रा प्रिय सहकर्मी हुन्, जो हाम्रा तर्फबाट ख्रीष्‍टका विश्‍वासयोग्य सेवक हुन्।</w:t>
-      </w:r>
-      <w:r>
-        <w:rPr>
-          <w:lang w:val="ne_NP" w:bidi="ne_NP"/>
-        </w:rPr>
-      </w:r>
-      <w:r>
-        <w:rPr>
-          <w:lang w:val="ne_NP" w:bidi="ne_NP"/>
-        </w:rPr>
-      </w:r>
-    </w:p>
-    <w:p>
-      <w:pPr/>
-      <w:r>
-        <w:rPr>
-          <w:lang w:val="ne_NP" w:bidi="ne_NP"/>
-        </w:rPr>
-      </w:r>
-    </w:p>
-    <w:p>
-      <w:pPr>
-        <w:pStyle w:val="Heading2"/>
-      </w:pPr>
-      <w:r>
-        <w:rPr>
-          <w:lang w:val="ne_NP" w:bidi="ne_NP"/>
-        </w:rPr>
-        <w:t>Colossians 1:8</w:t>
-      </w:r>
+        <w:t xml:space="preserve"> तुखिकसले तिमीहरूलाई मेरो बारेमा सबै जानकारी दिनेछन्। तिनी प्रभुमा एक प्रिय भाइ, एक विश्‍वासयोग्य सेवक र सङ्गी-सेवक हुन्।</w:t>
+      </w:r>
+      <w:r>
+        <w:rPr>
+          <w:lang w:val="ne_NP" w:bidi="ne_NP"/>
+        </w:rPr>
+      </w:r>
+      <w:r>
+        <w:rPr>
+          <w:lang w:val="ne_NP" w:bidi="ne_NP"/>
+        </w:rPr>
+      </w:r>
+    </w:p>
+    <w:p>
+      <w:pPr/>
       <w:r>
         <w:rPr>
           <w:lang w:val="ne_NP" w:bidi="ne_NP"/>
@@ -686,37 +3612,21 @@
         <w:rPr>
           <w:lang w:val="ne_NP" w:bidi="ne_NP"/>
         </w:rPr>
-        <w:t xml:space="preserve"> तिनले पवित्र आत्मामा भएको तिमीहरूको प्रेमको बारेमा पनि हामीलाई बताएका छन्।</w:t>
-      </w:r>
-      <w:r>
-        <w:rPr>
-          <w:lang w:val="ne_NP" w:bidi="ne_NP"/>
-        </w:rPr>
-      </w:r>
-      <w:r>
-        <w:rPr>
-          <w:lang w:val="ne_NP" w:bidi="ne_NP"/>
-        </w:rPr>
-      </w:r>
-    </w:p>
-    <w:p>
-      <w:pPr/>
-      <w:r>
-        <w:rPr>
-          <w:lang w:val="ne_NP" w:bidi="ne_NP"/>
-        </w:rPr>
-      </w:r>
-    </w:p>
-    <w:p>
-      <w:pPr>
-        <w:pStyle w:val="Heading2"/>
-      </w:pPr>
-      <w:r>
-        <w:rPr>
-          <w:lang w:val="ne_NP" w:bidi="ne_NP"/>
-        </w:rPr>
-        <w:t>Colossians 1:9</w:t>
-      </w:r>
+        <w:t xml:space="preserve"> मैले तिनलाई यस उद्देश्यले तिमीहरूकहाँ पठाउँदैछु, कि तिमीहरूले हाम्रो परिस्थितिहरूबारे जान्‍न सक र तिनले तिमीहरूको हृदयलाई उत्साहित गराऊन्।</w:t>
+      </w:r>
+      <w:r>
+        <w:rPr>
+          <w:lang w:val="ne_NP" w:bidi="ne_NP"/>
+        </w:rPr>
+      </w:r>
+      <w:r>
+        <w:rPr>
+          <w:lang w:val="ne_NP" w:bidi="ne_NP"/>
+        </w:rPr>
+      </w:r>
+    </w:p>
+    <w:p>
+      <w:pPr/>
       <w:r>
         <w:rPr>
           <w:lang w:val="ne_NP" w:bidi="ne_NP"/>
@@ -741,37 +3651,21 @@
         <w:rPr>
           <w:lang w:val="ne_NP" w:bidi="ne_NP"/>
         </w:rPr>
-        <w:t xml:space="preserve"> यसकारण हामीले तिमीहरूको विषयमा सुनेको दिनदेखि तिमीहरूको निम्ति प्रार्थना गर्न छोडेका छैनौँ। हामी निरन्तर बिन्ती गरिरहेका छौँ, कि परमेश्‍वरले तिमीहरूलाई आत्माले दिइने समझशक्ति र सारा बुद्धिद्वारा उहाँको इच्छाको ज्ञानले भरिदिनुभएको होस्,</w:t>
-      </w:r>
-      <w:r>
-        <w:rPr>
-          <w:lang w:val="ne_NP" w:bidi="ne_NP"/>
-        </w:rPr>
-      </w:r>
-      <w:r>
-        <w:rPr>
-          <w:lang w:val="ne_NP" w:bidi="ne_NP"/>
-        </w:rPr>
-      </w:r>
-    </w:p>
-    <w:p>
-      <w:pPr/>
-      <w:r>
-        <w:rPr>
-          <w:lang w:val="ne_NP" w:bidi="ne_NP"/>
-        </w:rPr>
-      </w:r>
-    </w:p>
-    <w:p>
-      <w:pPr>
-        <w:pStyle w:val="Heading2"/>
-      </w:pPr>
-      <w:r>
-        <w:rPr>
-          <w:lang w:val="ne_NP" w:bidi="ne_NP"/>
-        </w:rPr>
-        <w:t>Colossians 1:10</w:t>
-      </w:r>
+        <w:t xml:space="preserve"> तिनी ओनेसिमससँग आइरहेका छन्, जो तिमीहरूमध्येका एक हुन्, र जो हाम्रा विश्‍वासयोग्य प्रिय भाइ हुन्। तिनीहरूले यहाँको सबै हालखबर तिमीहरूलाई भनिदिनेछन्।</w:t>
+      </w:r>
+      <w:r>
+        <w:rPr>
+          <w:lang w:val="ne_NP" w:bidi="ne_NP"/>
+        </w:rPr>
+      </w:r>
+      <w:r>
+        <w:rPr>
+          <w:lang w:val="ne_NP" w:bidi="ne_NP"/>
+        </w:rPr>
+      </w:r>
+    </w:p>
+    <w:p>
+      <w:pPr/>
       <w:r>
         <w:rPr>
           <w:lang w:val="ne_NP" w:bidi="ne_NP"/>
@@ -796,37 +3690,21 @@
         <w:rPr>
           <w:lang w:val="ne_NP" w:bidi="ne_NP"/>
         </w:rPr>
-        <w:t xml:space="preserve"> ताकि तिमीहरू प्रभुको योग्य जीवन बिताउन र उहाँलाई हरेक किसिमले प्रसन्‍न पार्न, हरेक असल कामको फल फलाउन परमेश्‍वरको ज्ञानमा बढ्दै जाओ।</w:t>
-      </w:r>
-      <w:r>
-        <w:rPr>
-          <w:lang w:val="ne_NP" w:bidi="ne_NP"/>
-        </w:rPr>
-      </w:r>
-      <w:r>
-        <w:rPr>
-          <w:lang w:val="ne_NP" w:bidi="ne_NP"/>
-        </w:rPr>
-      </w:r>
-    </w:p>
-    <w:p>
-      <w:pPr/>
-      <w:r>
-        <w:rPr>
-          <w:lang w:val="ne_NP" w:bidi="ne_NP"/>
-        </w:rPr>
-      </w:r>
-    </w:p>
-    <w:p>
-      <w:pPr>
-        <w:pStyle w:val="Heading2"/>
-      </w:pPr>
-      <w:r>
-        <w:rPr>
-          <w:lang w:val="ne_NP" w:bidi="ne_NP"/>
-        </w:rPr>
-        <w:t>Colossians 1:11</w:t>
-      </w:r>
+        <w:t xml:space="preserve"> मेरा सङ्गी-कैदी अरिस्तार्खसले तिमीहरूलाई अभिवादन पठाएका छन्, र मर्कूसले पनि, जो बारनाबासका भाइ पर्छन्। (तिमीहरूले तिनको विषयमा आदेश पाएका छौ, यदि तिनी तिमीहरूकहाँ आए भने तिनलाई स्वागत गर।)</w:t>
+      </w:r>
+      <w:r>
+        <w:rPr>
+          <w:lang w:val="ne_NP" w:bidi="ne_NP"/>
+        </w:rPr>
+      </w:r>
+      <w:r>
+        <w:rPr>
+          <w:lang w:val="ne_NP" w:bidi="ne_NP"/>
+        </w:rPr>
+      </w:r>
+    </w:p>
+    <w:p>
+      <w:pPr/>
       <w:r>
         <w:rPr>
           <w:lang w:val="ne_NP" w:bidi="ne_NP"/>
@@ -851,37 +3729,21 @@
         <w:rPr>
           <w:lang w:val="ne_NP" w:bidi="ne_NP"/>
         </w:rPr>
-        <w:t xml:space="preserve"> तिमीहरू उहाँको महिमित शक्तिअनुसार पूर्ण सामर्थ्यले बलिया होओ, ताकि तिमीहरूमा धेरै सहनशीलता र धैर्यता होस्।</w:t>
-      </w:r>
-      <w:r>
-        <w:rPr>
-          <w:lang w:val="ne_NP" w:bidi="ne_NP"/>
-        </w:rPr>
-      </w:r>
-      <w:r>
-        <w:rPr>
-          <w:lang w:val="ne_NP" w:bidi="ne_NP"/>
-        </w:rPr>
-      </w:r>
-    </w:p>
-    <w:p>
-      <w:pPr/>
-      <w:r>
-        <w:rPr>
-          <w:lang w:val="ne_NP" w:bidi="ne_NP"/>
-        </w:rPr>
-      </w:r>
-    </w:p>
-    <w:p>
-      <w:pPr>
-        <w:pStyle w:val="Heading2"/>
-      </w:pPr>
-      <w:r>
-        <w:rPr>
-          <w:lang w:val="ne_NP" w:bidi="ne_NP"/>
-        </w:rPr>
-        <w:t>Colossians 1:12</w:t>
-      </w:r>
+        <w:t xml:space="preserve"> युस्तस भनिने येशूले पनि अभिवादन पठाएका छन्। परमेश्‍वरको राज्यको निम्ति मेरा सहकर्मीहरूमध्ये यहूदीहरूबाट यिनीहरू मात्र हुन्, र यिनीहरू मेरो लागि ठूलो सहयोग भएका छन्।</w:t>
+      </w:r>
+      <w:r>
+        <w:rPr>
+          <w:lang w:val="ne_NP" w:bidi="ne_NP"/>
+        </w:rPr>
+      </w:r>
+      <w:r>
+        <w:rPr>
+          <w:lang w:val="ne_NP" w:bidi="ne_NP"/>
+        </w:rPr>
+      </w:r>
+    </w:p>
+    <w:p>
+      <w:pPr/>
       <w:r>
         <w:rPr>
           <w:lang w:val="ne_NP" w:bidi="ne_NP"/>
@@ -906,37 +3768,21 @@
         <w:rPr>
           <w:lang w:val="ne_NP" w:bidi="ne_NP"/>
         </w:rPr>
-        <w:t xml:space="preserve"> ज्योतिको राज्यमा उहाँका पवित्र सन्तहरूको पैतृक-अधिकारमा तिमीहरूलाई सहभागीको योग्य तुल्याउनुहुने पितालाई आनन्दसाथ धन्यवाद चढाओ।</w:t>
-      </w:r>
-      <w:r>
-        <w:rPr>
-          <w:lang w:val="ne_NP" w:bidi="ne_NP"/>
-        </w:rPr>
-      </w:r>
-      <w:r>
-        <w:rPr>
-          <w:lang w:val="ne_NP" w:bidi="ne_NP"/>
-        </w:rPr>
-      </w:r>
-    </w:p>
-    <w:p>
-      <w:pPr/>
-      <w:r>
-        <w:rPr>
-          <w:lang w:val="ne_NP" w:bidi="ne_NP"/>
-        </w:rPr>
-      </w:r>
-    </w:p>
-    <w:p>
-      <w:pPr>
-        <w:pStyle w:val="Heading2"/>
-      </w:pPr>
-      <w:r>
-        <w:rPr>
-          <w:lang w:val="ne_NP" w:bidi="ne_NP"/>
-        </w:rPr>
-        <w:t>Colossians 1:13</w:t>
-      </w:r>
+        <w:t xml:space="preserve"> तिमीहरूमध्येका एक जना र ख्रीष्‍ट येशूका सेवक इपाफ्रासले अभिवादन पठाएका छन्। तिमीहरूका निम्ति तिनले जागा रहेर निरन्तर प्रार्थना गरिरहेका छन्, ताकि तिमीहरू सम्पूर्ण रूपले निश्‍चित र परिपक्व भई परमेश्‍वरको सारा इच्छामा स्थिर भई लागिरहन सक।</w:t>
+      </w:r>
+      <w:r>
+        <w:rPr>
+          <w:lang w:val="ne_NP" w:bidi="ne_NP"/>
+        </w:rPr>
+      </w:r>
+      <w:r>
+        <w:rPr>
+          <w:lang w:val="ne_NP" w:bidi="ne_NP"/>
+        </w:rPr>
+      </w:r>
+    </w:p>
+    <w:p>
+      <w:pPr/>
       <w:r>
         <w:rPr>
           <w:lang w:val="ne_NP" w:bidi="ne_NP"/>
@@ -961,37 +3807,21 @@
         <w:rPr>
           <w:lang w:val="ne_NP" w:bidi="ne_NP"/>
         </w:rPr>
-        <w:t xml:space="preserve"> किनकि उहाँले हामीलाई अन्धकारको राज्यबाट छुटाउनुभयो र उहाँले आफ्नो प्यारो पुत्रको राज्यमा ल्याउनुभयो,</w:t>
-      </w:r>
-      <w:r>
-        <w:rPr>
-          <w:lang w:val="ne_NP" w:bidi="ne_NP"/>
-        </w:rPr>
-      </w:r>
-      <w:r>
-        <w:rPr>
-          <w:lang w:val="ne_NP" w:bidi="ne_NP"/>
-        </w:rPr>
-      </w:r>
-    </w:p>
-    <w:p>
-      <w:pPr/>
-      <w:r>
-        <w:rPr>
-          <w:lang w:val="ne_NP" w:bidi="ne_NP"/>
-        </w:rPr>
-      </w:r>
-    </w:p>
-    <w:p>
-      <w:pPr>
-        <w:pStyle w:val="Heading2"/>
-      </w:pPr>
-      <w:r>
-        <w:rPr>
-          <w:lang w:val="ne_NP" w:bidi="ne_NP"/>
-        </w:rPr>
-        <w:t>Colossians 1:14</w:t>
-      </w:r>
+        <w:t xml:space="preserve"> म तिनको निम्ति साक्षी दिन्छु: तिनले तिमीहरूका निम्ति, लाउडिकियामा र हिरापोलिसमा हुनेहरूका निम्ति कठोर परिश्रम गरिरहेका छन्।</w:t>
+      </w:r>
+      <w:r>
+        <w:rPr>
+          <w:lang w:val="ne_NP" w:bidi="ne_NP"/>
+        </w:rPr>
+      </w:r>
+      <w:r>
+        <w:rPr>
+          <w:lang w:val="ne_NP" w:bidi="ne_NP"/>
+        </w:rPr>
+      </w:r>
+    </w:p>
+    <w:p>
+      <w:pPr/>
       <w:r>
         <w:rPr>
           <w:lang w:val="ne_NP" w:bidi="ne_NP"/>
@@ -1016,37 +3846,21 @@
         <w:rPr>
           <w:lang w:val="ne_NP" w:bidi="ne_NP"/>
         </w:rPr>
-        <w:t xml:space="preserve"> जसमा हाम्रो उद्धार छ, पापहरूको क्षमा छ।</w:t>
-      </w:r>
-      <w:r>
-        <w:rPr>
-          <w:lang w:val="ne_NP" w:bidi="ne_NP"/>
-        </w:rPr>
-      </w:r>
-      <w:r>
-        <w:rPr>
-          <w:lang w:val="ne_NP" w:bidi="ne_NP"/>
-        </w:rPr>
-      </w:r>
-    </w:p>
-    <w:p>
-      <w:pPr/>
-      <w:r>
-        <w:rPr>
-          <w:lang w:val="ne_NP" w:bidi="ne_NP"/>
-        </w:rPr>
-      </w:r>
-    </w:p>
-    <w:p>
-      <w:pPr>
-        <w:pStyle w:val="Heading2"/>
-      </w:pPr>
-      <w:r>
-        <w:rPr>
-          <w:lang w:val="ne_NP" w:bidi="ne_NP"/>
-        </w:rPr>
-        <w:t>Colossians 1:15</w:t>
-      </w:r>
+        <w:t xml:space="preserve"> हाम्रा प्रिय मित्र वैद्य लूका र डेमासले पनि अभिवादन पठाएका छन्।</w:t>
+      </w:r>
+      <w:r>
+        <w:rPr>
+          <w:lang w:val="ne_NP" w:bidi="ne_NP"/>
+        </w:rPr>
+      </w:r>
+      <w:r>
+        <w:rPr>
+          <w:lang w:val="ne_NP" w:bidi="ne_NP"/>
+        </w:rPr>
+      </w:r>
+    </w:p>
+    <w:p>
+      <w:pPr/>
       <w:r>
         <w:rPr>
           <w:lang w:val="ne_NP" w:bidi="ne_NP"/>
@@ -1071,37 +3885,21 @@
         <w:rPr>
           <w:lang w:val="ne_NP" w:bidi="ne_NP"/>
         </w:rPr>
-        <w:t xml:space="preserve"> ख्रीष्‍ट अदृश्य परमेश्‍वरका प्रतिरूप, सारा सृष्‍टिमा ज्येष्‍ठ हुनुहुन्छ।</w:t>
-      </w:r>
-      <w:r>
-        <w:rPr>
-          <w:lang w:val="ne_NP" w:bidi="ne_NP"/>
-        </w:rPr>
-      </w:r>
-      <w:r>
-        <w:rPr>
-          <w:lang w:val="ne_NP" w:bidi="ne_NP"/>
-        </w:rPr>
-      </w:r>
-    </w:p>
-    <w:p>
-      <w:pPr/>
-      <w:r>
-        <w:rPr>
-          <w:lang w:val="ne_NP" w:bidi="ne_NP"/>
-        </w:rPr>
-      </w:r>
-    </w:p>
-    <w:p>
-      <w:pPr>
-        <w:pStyle w:val="Heading2"/>
-      </w:pPr>
-      <w:r>
-        <w:rPr>
-          <w:lang w:val="ne_NP" w:bidi="ne_NP"/>
-        </w:rPr>
-        <w:t>Colossians 1:16</w:t>
-      </w:r>
+        <w:t xml:space="preserve"> लाउडिकियामा भएका मेरा दाजुभाइ-दिदीबहिनीहरूलाई, निम्फा र तिनका घरमा भएका मण्डलीलाई मेरो अभिवादन भनिदेओ।</w:t>
+      </w:r>
+      <w:r>
+        <w:rPr>
+          <w:lang w:val="ne_NP" w:bidi="ne_NP"/>
+        </w:rPr>
+      </w:r>
+      <w:r>
+        <w:rPr>
+          <w:lang w:val="ne_NP" w:bidi="ne_NP"/>
+        </w:rPr>
+      </w:r>
+    </w:p>
+    <w:p>
+      <w:pPr/>
       <w:r>
         <w:rPr>
           <w:lang w:val="ne_NP" w:bidi="ne_NP"/>
@@ -1126,37 +3924,21 @@
         <w:rPr>
           <w:lang w:val="ne_NP" w:bidi="ne_NP"/>
         </w:rPr>
-        <w:t xml:space="preserve"> किनकि उहाँमा नै सबै थोकहरू सृष्‍टि भएका थिए: स्वर्गमा र पृथ्वीमा भएका थोकहरू, देखिने र नदेखिने, सिंहासनहरू होस् वा शक्तिहरू वा शासकहरू वा अधिकारीहरू; सबै उहाँद्वारा र उहाँकै निम्ति सृष्‍टि गरिएका हुन्।</w:t>
-      </w:r>
-      <w:r>
-        <w:rPr>
-          <w:lang w:val="ne_NP" w:bidi="ne_NP"/>
-        </w:rPr>
-      </w:r>
-      <w:r>
-        <w:rPr>
-          <w:lang w:val="ne_NP" w:bidi="ne_NP"/>
-        </w:rPr>
-      </w:r>
-    </w:p>
-    <w:p>
-      <w:pPr/>
-      <w:r>
-        <w:rPr>
-          <w:lang w:val="ne_NP" w:bidi="ne_NP"/>
-        </w:rPr>
-      </w:r>
-    </w:p>
-    <w:p>
-      <w:pPr>
-        <w:pStyle w:val="Heading2"/>
-      </w:pPr>
-      <w:r>
-        <w:rPr>
-          <w:lang w:val="ne_NP" w:bidi="ne_NP"/>
-        </w:rPr>
-        <w:t>Colossians 1:17</w:t>
-      </w:r>
+        <w:t xml:space="preserve"> तिमीहरूलाई यो पत्र पढेर सुनाइसकेपछि यसलाई लाउडिकियाको मण्डलीमा पनि पढ्न लगाओ र तिमीहरूले फेरि लाउडिकियाबाट आएको पत्र पनि पढ।</w:t>
+      </w:r>
+      <w:r>
+        <w:rPr>
+          <w:lang w:val="ne_NP" w:bidi="ne_NP"/>
+        </w:rPr>
+      </w:r>
+      <w:r>
+        <w:rPr>
+          <w:lang w:val="ne_NP" w:bidi="ne_NP"/>
+        </w:rPr>
+      </w:r>
+    </w:p>
+    <w:p>
+      <w:pPr/>
       <w:r>
         <w:rPr>
           <w:lang w:val="ne_NP" w:bidi="ne_NP"/>
@@ -1181,4241 +3963,6 @@
         <w:rPr>
           <w:lang w:val="ne_NP" w:bidi="ne_NP"/>
         </w:rPr>
-        <w:t xml:space="preserve"> उहाँ सबै थोकभन्दा अगाडि हुनुहुन्छ, र सबै थोक उहाँमा नै एकसाथ मिलेर रहेका छन्।</w:t>
-      </w:r>
-      <w:r>
-        <w:rPr>
-          <w:lang w:val="ne_NP" w:bidi="ne_NP"/>
-        </w:rPr>
-      </w:r>
-      <w:r>
-        <w:rPr>
-          <w:lang w:val="ne_NP" w:bidi="ne_NP"/>
-        </w:rPr>
-      </w:r>
-    </w:p>
-    <w:p>
-      <w:pPr/>
-      <w:r>
-        <w:rPr>
-          <w:lang w:val="ne_NP" w:bidi="ne_NP"/>
-        </w:rPr>
-      </w:r>
-    </w:p>
-    <w:p>
-      <w:pPr>
-        <w:pStyle w:val="Heading2"/>
-      </w:pPr>
-      <w:r>
-        <w:rPr>
-          <w:lang w:val="ne_NP" w:bidi="ne_NP"/>
-        </w:rPr>
-        <w:t>Colossians 1:18</w:t>
-      </w:r>
-      <w:r>
-        <w:rPr>
-          <w:lang w:val="ne_NP" w:bidi="ne_NP"/>
-        </w:rPr>
-      </w:r>
-    </w:p>
-    <w:p>
-      <w:pPr/>
-      <w:r>
-        <w:rPr>
-          <w:lang w:val="ne_NP" w:bidi="ne_NP"/>
-        </w:rPr>
-      </w:r>
-      <w:r>
-        <w:rPr>
-          <w:vertAlign w:val="superscript"/>
-          <w:lang w:val="ne_NP" w:bidi="ne_NP"/>
-        </w:rPr>
-        <w:t>18</w:t>
-      </w:r>
-      <w:r>
-        <w:rPr>
-          <w:lang w:val="ne_NP" w:bidi="ne_NP"/>
-        </w:rPr>
-        <w:t xml:space="preserve"> उहाँ मण्डलीका शिर हुनुहुन्छ, र मण्डलीचाहिँ उहाँको शरीर हो। हरेक थोकमा उहाँको सर्वश्रेष्‍ठता होस् भनेर उहाँ नै आदि हुनुहुन्छ; मरेकाहरूबाट जीवित हुनेहरूमा ज्येष्‍ठ हुनुहुन्छ।</w:t>
-      </w:r>
-      <w:r>
-        <w:rPr>
-          <w:lang w:val="ne_NP" w:bidi="ne_NP"/>
-        </w:rPr>
-      </w:r>
-      <w:r>
-        <w:rPr>
-          <w:lang w:val="ne_NP" w:bidi="ne_NP"/>
-        </w:rPr>
-      </w:r>
-    </w:p>
-    <w:p>
-      <w:pPr/>
-      <w:r>
-        <w:rPr>
-          <w:lang w:val="ne_NP" w:bidi="ne_NP"/>
-        </w:rPr>
-      </w:r>
-    </w:p>
-    <w:p>
-      <w:pPr>
-        <w:pStyle w:val="Heading2"/>
-      </w:pPr>
-      <w:r>
-        <w:rPr>
-          <w:lang w:val="ne_NP" w:bidi="ne_NP"/>
-        </w:rPr>
-        <w:t>Colossians 1:19</w:t>
-      </w:r>
-      <w:r>
-        <w:rPr>
-          <w:lang w:val="ne_NP" w:bidi="ne_NP"/>
-        </w:rPr>
-      </w:r>
-    </w:p>
-    <w:p>
-      <w:pPr/>
-      <w:r>
-        <w:rPr>
-          <w:lang w:val="ne_NP" w:bidi="ne_NP"/>
-        </w:rPr>
-      </w:r>
-      <w:r>
-        <w:rPr>
-          <w:vertAlign w:val="superscript"/>
-          <w:lang w:val="ne_NP" w:bidi="ne_NP"/>
-        </w:rPr>
-        <w:t>19</w:t>
-      </w:r>
-      <w:r>
-        <w:rPr>
-          <w:lang w:val="ne_NP" w:bidi="ne_NP"/>
-        </w:rPr>
-        <w:t xml:space="preserve"> किनकि उहाँको सारा परिपूर्णता ख्रीष्‍टमा बास भएकोमा परमेश्‍वर प्रसन्‍न हुनुभयो।</w:t>
-      </w:r>
-      <w:r>
-        <w:rPr>
-          <w:lang w:val="ne_NP" w:bidi="ne_NP"/>
-        </w:rPr>
-      </w:r>
-      <w:r>
-        <w:rPr>
-          <w:lang w:val="ne_NP" w:bidi="ne_NP"/>
-        </w:rPr>
-      </w:r>
-    </w:p>
-    <w:p>
-      <w:pPr/>
-      <w:r>
-        <w:rPr>
-          <w:lang w:val="ne_NP" w:bidi="ne_NP"/>
-        </w:rPr>
-      </w:r>
-    </w:p>
-    <w:p>
-      <w:pPr>
-        <w:pStyle w:val="Heading2"/>
-      </w:pPr>
-      <w:r>
-        <w:rPr>
-          <w:lang w:val="ne_NP" w:bidi="ne_NP"/>
-        </w:rPr>
-        <w:t>Colossians 1:20</w:t>
-      </w:r>
-      <w:r>
-        <w:rPr>
-          <w:lang w:val="ne_NP" w:bidi="ne_NP"/>
-        </w:rPr>
-      </w:r>
-    </w:p>
-    <w:p>
-      <w:pPr/>
-      <w:r>
-        <w:rPr>
-          <w:lang w:val="ne_NP" w:bidi="ne_NP"/>
-        </w:rPr>
-      </w:r>
-      <w:r>
-        <w:rPr>
-          <w:vertAlign w:val="superscript"/>
-          <w:lang w:val="ne_NP" w:bidi="ne_NP"/>
-        </w:rPr>
-        <w:t>20</w:t>
-      </w:r>
-      <w:r>
-        <w:rPr>
-          <w:lang w:val="ne_NP" w:bidi="ne_NP"/>
-        </w:rPr>
-        <w:t xml:space="preserve"> अनि उहाँद्वारा परमेश्‍वरले सबै थोकलाई आफूसँग मिलापमा ल्याउनुभयो। उहाँले क्रूसमा बगाउनुभएको ख्रीष्‍टको रगतको माध्यमद्वारा स्वर्गमा र पृथ्वीमा भएका सबै थोकहरूमा शान्ति गराउनुभयो।</w:t>
-      </w:r>
-      <w:r>
-        <w:rPr>
-          <w:lang w:val="ne_NP" w:bidi="ne_NP"/>
-        </w:rPr>
-      </w:r>
-      <w:r>
-        <w:rPr>
-          <w:lang w:val="ne_NP" w:bidi="ne_NP"/>
-        </w:rPr>
-      </w:r>
-    </w:p>
-    <w:p>
-      <w:pPr/>
-      <w:r>
-        <w:rPr>
-          <w:lang w:val="ne_NP" w:bidi="ne_NP"/>
-        </w:rPr>
-      </w:r>
-    </w:p>
-    <w:p>
-      <w:pPr>
-        <w:pStyle w:val="Heading2"/>
-      </w:pPr>
-      <w:r>
-        <w:rPr>
-          <w:lang w:val="ne_NP" w:bidi="ne_NP"/>
-        </w:rPr>
-        <w:t>Colossians 1:21</w:t>
-      </w:r>
-      <w:r>
-        <w:rPr>
-          <w:lang w:val="ne_NP" w:bidi="ne_NP"/>
-        </w:rPr>
-      </w:r>
-    </w:p>
-    <w:p>
-      <w:pPr/>
-      <w:r>
-        <w:rPr>
-          <w:lang w:val="ne_NP" w:bidi="ne_NP"/>
-        </w:rPr>
-      </w:r>
-      <w:r>
-        <w:rPr>
-          <w:vertAlign w:val="superscript"/>
-          <w:lang w:val="ne_NP" w:bidi="ne_NP"/>
-        </w:rPr>
-        <w:t>21</w:t>
-      </w:r>
-      <w:r>
-        <w:rPr>
-          <w:lang w:val="ne_NP" w:bidi="ne_NP"/>
-        </w:rPr>
-        <w:t xml:space="preserve"> विगतमा तिमीहरू आफ्नो दुष्‍ट चालको कारण परमेश्‍वरदेखि बिराना भएका थियौ र आफ्ना मनमा शत्रुहरू भएका थियौ।</w:t>
-      </w:r>
-      <w:r>
-        <w:rPr>
-          <w:lang w:val="ne_NP" w:bidi="ne_NP"/>
-        </w:rPr>
-      </w:r>
-      <w:r>
-        <w:rPr>
-          <w:lang w:val="ne_NP" w:bidi="ne_NP"/>
-        </w:rPr>
-      </w:r>
-    </w:p>
-    <w:p>
-      <w:pPr/>
-      <w:r>
-        <w:rPr>
-          <w:lang w:val="ne_NP" w:bidi="ne_NP"/>
-        </w:rPr>
-      </w:r>
-    </w:p>
-    <w:p>
-      <w:pPr>
-        <w:pStyle w:val="Heading2"/>
-      </w:pPr>
-      <w:r>
-        <w:rPr>
-          <w:lang w:val="ne_NP" w:bidi="ne_NP"/>
-        </w:rPr>
-        <w:t>Colossians 1:22</w:t>
-      </w:r>
-      <w:r>
-        <w:rPr>
-          <w:lang w:val="ne_NP" w:bidi="ne_NP"/>
-        </w:rPr>
-      </w:r>
-    </w:p>
-    <w:p>
-      <w:pPr/>
-      <w:r>
-        <w:rPr>
-          <w:lang w:val="ne_NP" w:bidi="ne_NP"/>
-        </w:rPr>
-      </w:r>
-      <w:r>
-        <w:rPr>
-          <w:vertAlign w:val="superscript"/>
-          <w:lang w:val="ne_NP" w:bidi="ne_NP"/>
-        </w:rPr>
-        <w:t>22</w:t>
-      </w:r>
-      <w:r>
-        <w:rPr>
-          <w:lang w:val="ne_NP" w:bidi="ne_NP"/>
-        </w:rPr>
-        <w:t xml:space="preserve"> तर अब तिमीहरूलाई उहाँको दृष्‍टिमा पवित्र, निष्खोट र निर्दोष उपस्थित गराउन, उहाँले तिमीहरूलाई आफ्नो भौतिक शरीरको मृत्युद्वारा मिलापमा ल्याउनुभएको छ।</w:t>
-      </w:r>
-      <w:r>
-        <w:rPr>
-          <w:lang w:val="ne_NP" w:bidi="ne_NP"/>
-        </w:rPr>
-      </w:r>
-      <w:r>
-        <w:rPr>
-          <w:lang w:val="ne_NP" w:bidi="ne_NP"/>
-        </w:rPr>
-      </w:r>
-    </w:p>
-    <w:p>
-      <w:pPr/>
-      <w:r>
-        <w:rPr>
-          <w:lang w:val="ne_NP" w:bidi="ne_NP"/>
-        </w:rPr>
-      </w:r>
-    </w:p>
-    <w:p>
-      <w:pPr>
-        <w:pStyle w:val="Heading2"/>
-      </w:pPr>
-      <w:r>
-        <w:rPr>
-          <w:lang w:val="ne_NP" w:bidi="ne_NP"/>
-        </w:rPr>
-        <w:t>Colossians 1:23</w:t>
-      </w:r>
-      <w:r>
-        <w:rPr>
-          <w:lang w:val="ne_NP" w:bidi="ne_NP"/>
-        </w:rPr>
-      </w:r>
-    </w:p>
-    <w:p>
-      <w:pPr/>
-      <w:r>
-        <w:rPr>
-          <w:lang w:val="ne_NP" w:bidi="ne_NP"/>
-        </w:rPr>
-      </w:r>
-      <w:r>
-        <w:rPr>
-          <w:vertAlign w:val="superscript"/>
-          <w:lang w:val="ne_NP" w:bidi="ne_NP"/>
-        </w:rPr>
-        <w:t>23</w:t>
-      </w:r>
-      <w:r>
-        <w:rPr>
-          <w:lang w:val="ne_NP" w:bidi="ne_NP"/>
-        </w:rPr>
-        <w:t xml:space="preserve"> यदि तिमीहरू आफ्नो विश्‍वासमा अटल र स्थिर भई रह्‍यौ भने; अनि तिमीहरूले आशा राखेका सुसमाचारबाट पछि हटेनौ भने यो त्यही सुसमाचार हो, जुनचाहिँ तिमीहरूले सुनेका छौ, जुन सुसमाचार स्वर्गमुनि भएका हरेक प्राणीका लागि घोषणा गरिएको छ, र म पावल त्यसैको सेवक नियुक्त भएको छु।</w:t>
-      </w:r>
-      <w:r>
-        <w:rPr>
-          <w:lang w:val="ne_NP" w:bidi="ne_NP"/>
-        </w:rPr>
-      </w:r>
-      <w:r>
-        <w:rPr>
-          <w:lang w:val="ne_NP" w:bidi="ne_NP"/>
-        </w:rPr>
-      </w:r>
-    </w:p>
-    <w:p>
-      <w:pPr/>
-      <w:r>
-        <w:rPr>
-          <w:lang w:val="ne_NP" w:bidi="ne_NP"/>
-        </w:rPr>
-      </w:r>
-    </w:p>
-    <w:p>
-      <w:pPr>
-        <w:pStyle w:val="Heading2"/>
-      </w:pPr>
-      <w:r>
-        <w:rPr>
-          <w:lang w:val="ne_NP" w:bidi="ne_NP"/>
-        </w:rPr>
-        <w:t>Colossians 1:24</w:t>
-      </w:r>
-      <w:r>
-        <w:rPr>
-          <w:lang w:val="ne_NP" w:bidi="ne_NP"/>
-        </w:rPr>
-      </w:r>
-    </w:p>
-    <w:p>
-      <w:pPr/>
-      <w:r>
-        <w:rPr>
-          <w:lang w:val="ne_NP" w:bidi="ne_NP"/>
-        </w:rPr>
-      </w:r>
-      <w:r>
-        <w:rPr>
-          <w:vertAlign w:val="superscript"/>
-          <w:lang w:val="ne_NP" w:bidi="ne_NP"/>
-        </w:rPr>
-        <w:t>24</w:t>
-      </w:r>
-      <w:r>
-        <w:rPr>
-          <w:lang w:val="ne_NP" w:bidi="ne_NP"/>
-        </w:rPr>
-        <w:t xml:space="preserve"> अब तिमीहरूका निम्ति कष्‍ट भोगिरहेकोमा म आनन्दित छु; अनि उहाँको शरीर, जुनचाहिँ मण्डली हो, यसको निम्ति ख्रीष्‍टका कष्‍टहरूको कमीमा म आफ्नो शरीरमा त्यो पूरा गर्दछु।</w:t>
-      </w:r>
-      <w:r>
-        <w:rPr>
-          <w:lang w:val="ne_NP" w:bidi="ne_NP"/>
-        </w:rPr>
-      </w:r>
-      <w:r>
-        <w:rPr>
-          <w:lang w:val="ne_NP" w:bidi="ne_NP"/>
-        </w:rPr>
-      </w:r>
-    </w:p>
-    <w:p>
-      <w:pPr/>
-      <w:r>
-        <w:rPr>
-          <w:lang w:val="ne_NP" w:bidi="ne_NP"/>
-        </w:rPr>
-      </w:r>
-    </w:p>
-    <w:p>
-      <w:pPr>
-        <w:pStyle w:val="Heading2"/>
-      </w:pPr>
-      <w:r>
-        <w:rPr>
-          <w:lang w:val="ne_NP" w:bidi="ne_NP"/>
-        </w:rPr>
-        <w:t>Colossians 1:25</w:t>
-      </w:r>
-      <w:r>
-        <w:rPr>
-          <w:lang w:val="ne_NP" w:bidi="ne_NP"/>
-        </w:rPr>
-      </w:r>
-    </w:p>
-    <w:p>
-      <w:pPr/>
-      <w:r>
-        <w:rPr>
-          <w:lang w:val="ne_NP" w:bidi="ne_NP"/>
-        </w:rPr>
-      </w:r>
-      <w:r>
-        <w:rPr>
-          <w:vertAlign w:val="superscript"/>
-          <w:lang w:val="ne_NP" w:bidi="ne_NP"/>
-        </w:rPr>
-        <w:t>25</w:t>
-      </w:r>
-      <w:r>
-        <w:rPr>
-          <w:lang w:val="ne_NP" w:bidi="ne_NP"/>
-        </w:rPr>
-        <w:t xml:space="preserve"> परमेश्‍वरले मलाई तिमीहरूकहाँ सम्पूर्ण रूपमा वचन प्रस्तुत गर्न भनेर, उहाँको आज्ञाअनुसार म त्यस मण्डलीको सेवक बनाइएको छु—</w:t>
-      </w:r>
-      <w:r>
-        <w:rPr>
-          <w:lang w:val="ne_NP" w:bidi="ne_NP"/>
-        </w:rPr>
-      </w:r>
-      <w:r>
-        <w:rPr>
-          <w:lang w:val="ne_NP" w:bidi="ne_NP"/>
-        </w:rPr>
-      </w:r>
-    </w:p>
-    <w:p>
-      <w:pPr/>
-      <w:r>
-        <w:rPr>
-          <w:lang w:val="ne_NP" w:bidi="ne_NP"/>
-        </w:rPr>
-      </w:r>
-    </w:p>
-    <w:p>
-      <w:pPr>
-        <w:pStyle w:val="Heading2"/>
-      </w:pPr>
-      <w:r>
-        <w:rPr>
-          <w:lang w:val="ne_NP" w:bidi="ne_NP"/>
-        </w:rPr>
-        <w:t>Colossians 1:26</w:t>
-      </w:r>
-      <w:r>
-        <w:rPr>
-          <w:lang w:val="ne_NP" w:bidi="ne_NP"/>
-        </w:rPr>
-      </w:r>
-    </w:p>
-    <w:p>
-      <w:pPr/>
-      <w:r>
-        <w:rPr>
-          <w:lang w:val="ne_NP" w:bidi="ne_NP"/>
-        </w:rPr>
-      </w:r>
-      <w:r>
-        <w:rPr>
-          <w:vertAlign w:val="superscript"/>
-          <w:lang w:val="ne_NP" w:bidi="ne_NP"/>
-        </w:rPr>
-        <w:t>26</w:t>
-      </w:r>
-      <w:r>
-        <w:rPr>
-          <w:lang w:val="ne_NP" w:bidi="ne_NP"/>
-        </w:rPr>
-        <w:t xml:space="preserve"> अर्थात् त्यो रहस्यमय कुरा, जो युगौँयुग र पुस्तौँदेखि गुप्‍त राखिएको थियो, तर अब त्यो प्रभुका जनहरूलाई प्रकट गरिएको छ।</w:t>
-      </w:r>
-      <w:r>
-        <w:rPr>
-          <w:lang w:val="ne_NP" w:bidi="ne_NP"/>
-        </w:rPr>
-      </w:r>
-      <w:r>
-        <w:rPr>
-          <w:lang w:val="ne_NP" w:bidi="ne_NP"/>
-        </w:rPr>
-      </w:r>
-    </w:p>
-    <w:p>
-      <w:pPr/>
-      <w:r>
-        <w:rPr>
-          <w:lang w:val="ne_NP" w:bidi="ne_NP"/>
-        </w:rPr>
-      </w:r>
-    </w:p>
-    <w:p>
-      <w:pPr>
-        <w:pStyle w:val="Heading2"/>
-      </w:pPr>
-      <w:r>
-        <w:rPr>
-          <w:lang w:val="ne_NP" w:bidi="ne_NP"/>
-        </w:rPr>
-        <w:t>Colossians 1:27</w:t>
-      </w:r>
-      <w:r>
-        <w:rPr>
-          <w:lang w:val="ne_NP" w:bidi="ne_NP"/>
-        </w:rPr>
-      </w:r>
-    </w:p>
-    <w:p>
-      <w:pPr/>
-      <w:r>
-        <w:rPr>
-          <w:lang w:val="ne_NP" w:bidi="ne_NP"/>
-        </w:rPr>
-      </w:r>
-      <w:r>
-        <w:rPr>
-          <w:vertAlign w:val="superscript"/>
-          <w:lang w:val="ne_NP" w:bidi="ne_NP"/>
-        </w:rPr>
-        <w:t>27</w:t>
-      </w:r>
-      <w:r>
-        <w:rPr>
-          <w:lang w:val="ne_NP" w:bidi="ne_NP"/>
-        </w:rPr>
-        <w:t xml:space="preserve"> यस महिमामय सम्पत्तिको रहस्यचाहिँ ख्रीष्‍ट तिमीहरूमा हुनुहुन्छ अर्थात् महिमाको आशा, त्यो कुरा गैरयहूदीहरूलाई थाहा गराउनको लागि परमेश्‍वरले तिनीहरूलाई चुन्‍नुभएको छ।</w:t>
-      </w:r>
-      <w:r>
-        <w:rPr>
-          <w:lang w:val="ne_NP" w:bidi="ne_NP"/>
-        </w:rPr>
-      </w:r>
-      <w:r>
-        <w:rPr>
-          <w:lang w:val="ne_NP" w:bidi="ne_NP"/>
-        </w:rPr>
-      </w:r>
-    </w:p>
-    <w:p>
-      <w:pPr/>
-      <w:r>
-        <w:rPr>
-          <w:lang w:val="ne_NP" w:bidi="ne_NP"/>
-        </w:rPr>
-      </w:r>
-    </w:p>
-    <w:p>
-      <w:pPr>
-        <w:pStyle w:val="Heading2"/>
-      </w:pPr>
-      <w:r>
-        <w:rPr>
-          <w:lang w:val="ne_NP" w:bidi="ne_NP"/>
-        </w:rPr>
-        <w:t>Colossians 1:28</w:t>
-      </w:r>
-      <w:r>
-        <w:rPr>
-          <w:lang w:val="ne_NP" w:bidi="ne_NP"/>
-        </w:rPr>
-      </w:r>
-    </w:p>
-    <w:p>
-      <w:pPr/>
-      <w:r>
-        <w:rPr>
-          <w:lang w:val="ne_NP" w:bidi="ne_NP"/>
-        </w:rPr>
-      </w:r>
-      <w:r>
-        <w:rPr>
-          <w:vertAlign w:val="superscript"/>
-          <w:lang w:val="ne_NP" w:bidi="ne_NP"/>
-        </w:rPr>
-        <w:t>28</w:t>
-      </w:r>
-      <w:r>
-        <w:rPr>
-          <w:lang w:val="ne_NP" w:bidi="ne_NP"/>
-        </w:rPr>
-        <w:t xml:space="preserve"> ख्रीष्‍टलाई नै हामी घोषणा गर्दछौँ, सारा बुद्धिसाथ हरेकलाई सल्‍लाह र शिक्षा दिन्छौँ, ताकि हामीले हरेकलाई ख्रीष्‍टमा परिपक्व प्रस्तुत गराउन सकौँ।</w:t>
-      </w:r>
-      <w:r>
-        <w:rPr>
-          <w:lang w:val="ne_NP" w:bidi="ne_NP"/>
-        </w:rPr>
-      </w:r>
-      <w:r>
-        <w:rPr>
-          <w:lang w:val="ne_NP" w:bidi="ne_NP"/>
-        </w:rPr>
-      </w:r>
-    </w:p>
-    <w:p>
-      <w:pPr/>
-      <w:r>
-        <w:rPr>
-          <w:lang w:val="ne_NP" w:bidi="ne_NP"/>
-        </w:rPr>
-      </w:r>
-    </w:p>
-    <w:p>
-      <w:pPr>
-        <w:pStyle w:val="Heading2"/>
-      </w:pPr>
-      <w:r>
-        <w:rPr>
-          <w:lang w:val="ne_NP" w:bidi="ne_NP"/>
-        </w:rPr>
-        <w:t>Colossians 1:29</w:t>
-      </w:r>
-      <w:r>
-        <w:rPr>
-          <w:lang w:val="ne_NP" w:bidi="ne_NP"/>
-        </w:rPr>
-      </w:r>
-    </w:p>
-    <w:p>
-      <w:pPr/>
-      <w:r>
-        <w:rPr>
-          <w:lang w:val="ne_NP" w:bidi="ne_NP"/>
-        </w:rPr>
-      </w:r>
-      <w:r>
-        <w:rPr>
-          <w:vertAlign w:val="superscript"/>
-          <w:lang w:val="ne_NP" w:bidi="ne_NP"/>
-        </w:rPr>
-        <w:t>29</w:t>
-      </w:r>
-      <w:r>
-        <w:rPr>
-          <w:lang w:val="ne_NP" w:bidi="ne_NP"/>
-        </w:rPr>
-        <w:t xml:space="preserve"> यसैको लागि ममा काम गर्ने ख्रीष्‍टको शक्तिशाली सामर्थ्यमा भर पर्दै, म काम गर्दछु र कडा सङ्घर्ष गर्दछु।</w:t>
-      </w:r>
-      <w:r>
-        <w:rPr>
-          <w:lang w:val="ne_NP" w:bidi="ne_NP"/>
-        </w:rPr>
-      </w:r>
-      <w:r>
-        <w:rPr>
-          <w:lang w:val="ne_NP" w:bidi="ne_NP"/>
-        </w:rPr>
-      </w:r>
-    </w:p>
-    <w:p>
-      <w:pPr/>
-      <w:r>
-        <w:rPr>
-          <w:lang w:val="ne_NP" w:bidi="ne_NP"/>
-        </w:rPr>
-      </w:r>
-    </w:p>
-    <w:p>
-      <w:pPr>
-        <w:pStyle w:val="Heading2"/>
-      </w:pPr>
-      <w:r>
-        <w:rPr>
-          <w:lang w:val="ne_NP" w:bidi="ne_NP"/>
-        </w:rPr>
-        <w:t>Colossians 2:1</w:t>
-      </w:r>
-      <w:r>
-        <w:rPr>
-          <w:lang w:val="ne_NP" w:bidi="ne_NP"/>
-        </w:rPr>
-      </w:r>
-    </w:p>
-    <w:p>
-      <w:pPr/>
-      <w:r>
-        <w:rPr>
-          <w:lang w:val="ne_NP" w:bidi="ne_NP"/>
-        </w:rPr>
-      </w:r>
-      <w:r>
-        <w:rPr>
-          <w:vertAlign w:val="superscript"/>
-          <w:lang w:val="ne_NP" w:bidi="ne_NP"/>
-        </w:rPr>
-        <w:t>1</w:t>
-      </w:r>
-      <w:r>
-        <w:rPr>
-          <w:lang w:val="ne_NP" w:bidi="ne_NP"/>
-        </w:rPr>
-        <w:t xml:space="preserve"> तिमीहरूले यो कुरा जान भनी म चाहन्छु, कि तिमीहरूका निम्ति, लाउडिकियामा हुनेहरूका निम्ति र मलाई व्यक्तिगत रूपमा नचिन्‍नेहरू सबैको निम्ति मैले कति कठोर परिश्रम गरिरहेको छु।</w:t>
-      </w:r>
-      <w:r>
-        <w:rPr>
-          <w:lang w:val="ne_NP" w:bidi="ne_NP"/>
-        </w:rPr>
-      </w:r>
-      <w:r>
-        <w:rPr>
-          <w:lang w:val="ne_NP" w:bidi="ne_NP"/>
-        </w:rPr>
-      </w:r>
-    </w:p>
-    <w:p>
-      <w:pPr/>
-      <w:r>
-        <w:rPr>
-          <w:lang w:val="ne_NP" w:bidi="ne_NP"/>
-        </w:rPr>
-      </w:r>
-    </w:p>
-    <w:p>
-      <w:pPr>
-        <w:pStyle w:val="Heading2"/>
-      </w:pPr>
-      <w:r>
-        <w:rPr>
-          <w:lang w:val="ne_NP" w:bidi="ne_NP"/>
-        </w:rPr>
-        <w:t>Colossians 2:2</w:t>
-      </w:r>
-      <w:r>
-        <w:rPr>
-          <w:lang w:val="ne_NP" w:bidi="ne_NP"/>
-        </w:rPr>
-      </w:r>
-    </w:p>
-    <w:p>
-      <w:pPr/>
-      <w:r>
-        <w:rPr>
-          <w:lang w:val="ne_NP" w:bidi="ne_NP"/>
-        </w:rPr>
-      </w:r>
-      <w:r>
-        <w:rPr>
-          <w:vertAlign w:val="superscript"/>
-          <w:lang w:val="ne_NP" w:bidi="ne_NP"/>
-        </w:rPr>
-        <w:t>2</w:t>
-      </w:r>
-      <w:r>
-        <w:rPr>
-          <w:lang w:val="ne_NP" w:bidi="ne_NP"/>
-        </w:rPr>
-        <w:t xml:space="preserve"> मेरो उद्देश्य हो, कि तिनीहरू हृदयमा उत्साहित भई प्रेममा एक होऊन्, अर्थात् तिनीहरूसित पूर्ण समझको पूरा सम्पत्ति हुन सकोस्, ताकि परमेश्‍वरको रहस्य, जो ख्रीष्‍ट हुनुहुन्छ; उहाँलाई जान्‍न सकून्।</w:t>
-      </w:r>
-      <w:r>
-        <w:rPr>
-          <w:lang w:val="ne_NP" w:bidi="ne_NP"/>
-        </w:rPr>
-      </w:r>
-      <w:r>
-        <w:rPr>
-          <w:lang w:val="ne_NP" w:bidi="ne_NP"/>
-        </w:rPr>
-      </w:r>
-    </w:p>
-    <w:p>
-      <w:pPr/>
-      <w:r>
-        <w:rPr>
-          <w:lang w:val="ne_NP" w:bidi="ne_NP"/>
-        </w:rPr>
-      </w:r>
-    </w:p>
-    <w:p>
-      <w:pPr>
-        <w:pStyle w:val="Heading2"/>
-      </w:pPr>
-      <w:r>
-        <w:rPr>
-          <w:lang w:val="ne_NP" w:bidi="ne_NP"/>
-        </w:rPr>
-        <w:t>Colossians 2:3</w:t>
-      </w:r>
-      <w:r>
-        <w:rPr>
-          <w:lang w:val="ne_NP" w:bidi="ne_NP"/>
-        </w:rPr>
-      </w:r>
-    </w:p>
-    <w:p>
-      <w:pPr/>
-      <w:r>
-        <w:rPr>
-          <w:lang w:val="ne_NP" w:bidi="ne_NP"/>
-        </w:rPr>
-      </w:r>
-      <w:r>
-        <w:rPr>
-          <w:vertAlign w:val="superscript"/>
-          <w:lang w:val="ne_NP" w:bidi="ne_NP"/>
-        </w:rPr>
-        <w:t>3</w:t>
-      </w:r>
-      <w:r>
-        <w:rPr>
-          <w:lang w:val="ne_NP" w:bidi="ne_NP"/>
-        </w:rPr>
-        <w:t xml:space="preserve"> उहाँमा नै बुद्धि र ज्ञानको सारा धनसम्पत्ति लुकेर रहेका छन्।</w:t>
-      </w:r>
-      <w:r>
-        <w:rPr>
-          <w:lang w:val="ne_NP" w:bidi="ne_NP"/>
-        </w:rPr>
-      </w:r>
-      <w:r>
-        <w:rPr>
-          <w:lang w:val="ne_NP" w:bidi="ne_NP"/>
-        </w:rPr>
-      </w:r>
-    </w:p>
-    <w:p>
-      <w:pPr/>
-      <w:r>
-        <w:rPr>
-          <w:lang w:val="ne_NP" w:bidi="ne_NP"/>
-        </w:rPr>
-      </w:r>
-    </w:p>
-    <w:p>
-      <w:pPr>
-        <w:pStyle w:val="Heading2"/>
-      </w:pPr>
-      <w:r>
-        <w:rPr>
-          <w:lang w:val="ne_NP" w:bidi="ne_NP"/>
-        </w:rPr>
-        <w:t>Colossians 2:4</w:t>
-      </w:r>
-      <w:r>
-        <w:rPr>
-          <w:lang w:val="ne_NP" w:bidi="ne_NP"/>
-        </w:rPr>
-      </w:r>
-    </w:p>
-    <w:p>
-      <w:pPr/>
-      <w:r>
-        <w:rPr>
-          <w:lang w:val="ne_NP" w:bidi="ne_NP"/>
-        </w:rPr>
-      </w:r>
-      <w:r>
-        <w:rPr>
-          <w:vertAlign w:val="superscript"/>
-          <w:lang w:val="ne_NP" w:bidi="ne_NP"/>
-        </w:rPr>
-        <w:t>4</w:t>
-      </w:r>
-      <w:r>
-        <w:rPr>
-          <w:lang w:val="ne_NP" w:bidi="ne_NP"/>
-        </w:rPr>
-        <w:t xml:space="preserve"> म यो कुरा तिमीहरूलाई भन्दछु, कि कसैले तिमीहरूलाई मिठो बोलीमा झूटा सिद्धान्तका तर्कहरूले धोकामा नपारोस्।</w:t>
-      </w:r>
-      <w:r>
-        <w:rPr>
-          <w:lang w:val="ne_NP" w:bidi="ne_NP"/>
-        </w:rPr>
-      </w:r>
-      <w:r>
-        <w:rPr>
-          <w:lang w:val="ne_NP" w:bidi="ne_NP"/>
-        </w:rPr>
-      </w:r>
-    </w:p>
-    <w:p>
-      <w:pPr/>
-      <w:r>
-        <w:rPr>
-          <w:lang w:val="ne_NP" w:bidi="ne_NP"/>
-        </w:rPr>
-      </w:r>
-    </w:p>
-    <w:p>
-      <w:pPr>
-        <w:pStyle w:val="Heading2"/>
-      </w:pPr>
-      <w:r>
-        <w:rPr>
-          <w:lang w:val="ne_NP" w:bidi="ne_NP"/>
-        </w:rPr>
-        <w:t>Colossians 2:5</w:t>
-      </w:r>
-      <w:r>
-        <w:rPr>
-          <w:lang w:val="ne_NP" w:bidi="ne_NP"/>
-        </w:rPr>
-      </w:r>
-    </w:p>
-    <w:p>
-      <w:pPr/>
-      <w:r>
-        <w:rPr>
-          <w:lang w:val="ne_NP" w:bidi="ne_NP"/>
-        </w:rPr>
-      </w:r>
-      <w:r>
-        <w:rPr>
-          <w:vertAlign w:val="superscript"/>
-          <w:lang w:val="ne_NP" w:bidi="ne_NP"/>
-        </w:rPr>
-        <w:t>5</w:t>
-      </w:r>
-      <w:r>
-        <w:rPr>
-          <w:lang w:val="ne_NP" w:bidi="ne_NP"/>
-        </w:rPr>
-        <w:t xml:space="preserve"> किनकि म तिमीहरूका बीचमा शरीरमा अनुपस्थित छु, तापनि आत्मामा चाहिँ तिमीहरूसँगै छु; अनि तिमीहरू कति अनुशासित छौ र ख्रीष्‍टमा तिमीहरूको विश्‍वास कति दह्रिलो छ भन्‍ने कुरामा म रमाउँछु।</w:t>
-      </w:r>
-      <w:r>
-        <w:rPr>
-          <w:lang w:val="ne_NP" w:bidi="ne_NP"/>
-        </w:rPr>
-      </w:r>
-      <w:r>
-        <w:rPr>
-          <w:lang w:val="ne_NP" w:bidi="ne_NP"/>
-        </w:rPr>
-      </w:r>
-    </w:p>
-    <w:p>
-      <w:pPr/>
-      <w:r>
-        <w:rPr>
-          <w:lang w:val="ne_NP" w:bidi="ne_NP"/>
-        </w:rPr>
-      </w:r>
-    </w:p>
-    <w:p>
-      <w:pPr>
-        <w:pStyle w:val="Heading2"/>
-      </w:pPr>
-      <w:r>
-        <w:rPr>
-          <w:lang w:val="ne_NP" w:bidi="ne_NP"/>
-        </w:rPr>
-        <w:t>Colossians 2:6</w:t>
-      </w:r>
-      <w:r>
-        <w:rPr>
-          <w:lang w:val="ne_NP" w:bidi="ne_NP"/>
-        </w:rPr>
-      </w:r>
-    </w:p>
-    <w:p>
-      <w:pPr/>
-      <w:r>
-        <w:rPr>
-          <w:lang w:val="ne_NP" w:bidi="ne_NP"/>
-        </w:rPr>
-      </w:r>
-      <w:r>
-        <w:rPr>
-          <w:vertAlign w:val="superscript"/>
-          <w:lang w:val="ne_NP" w:bidi="ne_NP"/>
-        </w:rPr>
-        <w:t>6</w:t>
-      </w:r>
-      <w:r>
-        <w:rPr>
-          <w:lang w:val="ne_NP" w:bidi="ne_NP"/>
-        </w:rPr>
-        <w:t xml:space="preserve"> जसरी तिमीहरूले ख्रीष्‍ट येशूलाई प्रभु भनी ग्रहण गर्‍यौ, त्यसरी नै उहाँमा आफ्नो जीवन बिताओ।</w:t>
-      </w:r>
-      <w:r>
-        <w:rPr>
-          <w:lang w:val="ne_NP" w:bidi="ne_NP"/>
-        </w:rPr>
-      </w:r>
-      <w:r>
-        <w:rPr>
-          <w:lang w:val="ne_NP" w:bidi="ne_NP"/>
-        </w:rPr>
-      </w:r>
-    </w:p>
-    <w:p>
-      <w:pPr/>
-      <w:r>
-        <w:rPr>
-          <w:lang w:val="ne_NP" w:bidi="ne_NP"/>
-        </w:rPr>
-      </w:r>
-    </w:p>
-    <w:p>
-      <w:pPr>
-        <w:pStyle w:val="Heading2"/>
-      </w:pPr>
-      <w:r>
-        <w:rPr>
-          <w:lang w:val="ne_NP" w:bidi="ne_NP"/>
-        </w:rPr>
-        <w:t>Colossians 2:7</w:t>
-      </w:r>
-      <w:r>
-        <w:rPr>
-          <w:lang w:val="ne_NP" w:bidi="ne_NP"/>
-        </w:rPr>
-      </w:r>
-    </w:p>
-    <w:p>
-      <w:pPr/>
-      <w:r>
-        <w:rPr>
-          <w:lang w:val="ne_NP" w:bidi="ne_NP"/>
-        </w:rPr>
-      </w:r>
-      <w:r>
-        <w:rPr>
-          <w:vertAlign w:val="superscript"/>
-          <w:lang w:val="ne_NP" w:bidi="ne_NP"/>
-        </w:rPr>
-        <w:t>7</w:t>
-      </w:r>
-      <w:r>
-        <w:rPr>
-          <w:lang w:val="ne_NP" w:bidi="ne_NP"/>
-        </w:rPr>
-        <w:t xml:space="preserve"> उहाँमा जरा हाल्दै र निर्माण हुँदै तिमीहरूलाई सिकाएबमोजिम विश्‍वासमा दह्रिलो हुँदै र धन्यवाद दिनमा प्रशस्त हुँदैजाओ।</w:t>
-      </w:r>
-      <w:r>
-        <w:rPr>
-          <w:lang w:val="ne_NP" w:bidi="ne_NP"/>
-        </w:rPr>
-      </w:r>
-      <w:r>
-        <w:rPr>
-          <w:lang w:val="ne_NP" w:bidi="ne_NP"/>
-        </w:rPr>
-      </w:r>
-    </w:p>
-    <w:p>
-      <w:pPr/>
-      <w:r>
-        <w:rPr>
-          <w:lang w:val="ne_NP" w:bidi="ne_NP"/>
-        </w:rPr>
-      </w:r>
-    </w:p>
-    <w:p>
-      <w:pPr>
-        <w:pStyle w:val="Heading2"/>
-      </w:pPr>
-      <w:r>
-        <w:rPr>
-          <w:lang w:val="ne_NP" w:bidi="ne_NP"/>
-        </w:rPr>
-        <w:t>Colossians 2:8</w:t>
-      </w:r>
-      <w:r>
-        <w:rPr>
-          <w:lang w:val="ne_NP" w:bidi="ne_NP"/>
-        </w:rPr>
-      </w:r>
-    </w:p>
-    <w:p>
-      <w:pPr/>
-      <w:r>
-        <w:rPr>
-          <w:lang w:val="ne_NP" w:bidi="ne_NP"/>
-        </w:rPr>
-      </w:r>
-      <w:r>
-        <w:rPr>
-          <w:vertAlign w:val="superscript"/>
-          <w:lang w:val="ne_NP" w:bidi="ne_NP"/>
-        </w:rPr>
-        <w:t>8</w:t>
-      </w:r>
-      <w:r>
-        <w:rPr>
-          <w:lang w:val="ne_NP" w:bidi="ne_NP"/>
-        </w:rPr>
-        <w:t xml:space="preserve"> होसियार होओ, कि कसैले तिमीहरूलाई खोक्रो र छलपूर्ण दर्शनशास्त्रद्वारा शिकार नबनाओस्, जुनचाहिँ ख्रीष्‍टअनुसार होइन, तर मानवीय परम्परा र यस संसारका आधारभूत सिद्धान्तहरूमा आधारित हुन्छन्।</w:t>
-      </w:r>
-      <w:r>
-        <w:rPr>
-          <w:lang w:val="ne_NP" w:bidi="ne_NP"/>
-        </w:rPr>
-      </w:r>
-      <w:r>
-        <w:rPr>
-          <w:lang w:val="ne_NP" w:bidi="ne_NP"/>
-        </w:rPr>
-      </w:r>
-    </w:p>
-    <w:p>
-      <w:pPr/>
-      <w:r>
-        <w:rPr>
-          <w:lang w:val="ne_NP" w:bidi="ne_NP"/>
-        </w:rPr>
-      </w:r>
-    </w:p>
-    <w:p>
-      <w:pPr>
-        <w:pStyle w:val="Heading2"/>
-      </w:pPr>
-      <w:r>
-        <w:rPr>
-          <w:lang w:val="ne_NP" w:bidi="ne_NP"/>
-        </w:rPr>
-        <w:t>Colossians 2:9</w:t>
-      </w:r>
-      <w:r>
-        <w:rPr>
-          <w:lang w:val="ne_NP" w:bidi="ne_NP"/>
-        </w:rPr>
-      </w:r>
-    </w:p>
-    <w:p>
-      <w:pPr/>
-      <w:r>
-        <w:rPr>
-          <w:lang w:val="ne_NP" w:bidi="ne_NP"/>
-        </w:rPr>
-      </w:r>
-      <w:r>
-        <w:rPr>
-          <w:vertAlign w:val="superscript"/>
-          <w:lang w:val="ne_NP" w:bidi="ne_NP"/>
-        </w:rPr>
-        <w:t>9</w:t>
-      </w:r>
-      <w:r>
-        <w:rPr>
-          <w:lang w:val="ne_NP" w:bidi="ne_NP"/>
-        </w:rPr>
-        <w:t xml:space="preserve"> किनकि ईश्‍वरत्वको सारा परिपूर्णता ख्रीष्‍टको शरीरमा बास गर्दछ।</w:t>
-      </w:r>
-      <w:r>
-        <w:rPr>
-          <w:lang w:val="ne_NP" w:bidi="ne_NP"/>
-        </w:rPr>
-      </w:r>
-      <w:r>
-        <w:rPr>
-          <w:lang w:val="ne_NP" w:bidi="ne_NP"/>
-        </w:rPr>
-      </w:r>
-    </w:p>
-    <w:p>
-      <w:pPr/>
-      <w:r>
-        <w:rPr>
-          <w:lang w:val="ne_NP" w:bidi="ne_NP"/>
-        </w:rPr>
-      </w:r>
-    </w:p>
-    <w:p>
-      <w:pPr>
-        <w:pStyle w:val="Heading2"/>
-      </w:pPr>
-      <w:r>
-        <w:rPr>
-          <w:lang w:val="ne_NP" w:bidi="ne_NP"/>
-        </w:rPr>
-        <w:t>Colossians 2:10</w:t>
-      </w:r>
-      <w:r>
-        <w:rPr>
-          <w:lang w:val="ne_NP" w:bidi="ne_NP"/>
-        </w:rPr>
-      </w:r>
-    </w:p>
-    <w:p>
-      <w:pPr/>
-      <w:r>
-        <w:rPr>
-          <w:lang w:val="ne_NP" w:bidi="ne_NP"/>
-        </w:rPr>
-      </w:r>
-      <w:r>
-        <w:rPr>
-          <w:vertAlign w:val="superscript"/>
-          <w:lang w:val="ne_NP" w:bidi="ne_NP"/>
-        </w:rPr>
-        <w:t>10</w:t>
-      </w:r>
-      <w:r>
-        <w:rPr>
-          <w:lang w:val="ne_NP" w:bidi="ne_NP"/>
-        </w:rPr>
-        <w:t xml:space="preserve"> अनि उहाँमा तिमीहरू पूर्णतामा ल्याइएका छौ। उहाँ हरेक शक्ति र अधिकारमाथि शिर हुनुहुन्छ।</w:t>
-      </w:r>
-      <w:r>
-        <w:rPr>
-          <w:lang w:val="ne_NP" w:bidi="ne_NP"/>
-        </w:rPr>
-      </w:r>
-      <w:r>
-        <w:rPr>
-          <w:lang w:val="ne_NP" w:bidi="ne_NP"/>
-        </w:rPr>
-      </w:r>
-    </w:p>
-    <w:p>
-      <w:pPr/>
-      <w:r>
-        <w:rPr>
-          <w:lang w:val="ne_NP" w:bidi="ne_NP"/>
-        </w:rPr>
-      </w:r>
-    </w:p>
-    <w:p>
-      <w:pPr>
-        <w:pStyle w:val="Heading2"/>
-      </w:pPr>
-      <w:r>
-        <w:rPr>
-          <w:lang w:val="ne_NP" w:bidi="ne_NP"/>
-        </w:rPr>
-        <w:t>Colossians 2:11</w:t>
-      </w:r>
-      <w:r>
-        <w:rPr>
-          <w:lang w:val="ne_NP" w:bidi="ne_NP"/>
-        </w:rPr>
-      </w:r>
-    </w:p>
-    <w:p>
-      <w:pPr/>
-      <w:r>
-        <w:rPr>
-          <w:lang w:val="ne_NP" w:bidi="ne_NP"/>
-        </w:rPr>
-      </w:r>
-      <w:r>
-        <w:rPr>
-          <w:vertAlign w:val="superscript"/>
-          <w:lang w:val="ne_NP" w:bidi="ne_NP"/>
-        </w:rPr>
-        <w:t>11</w:t>
-      </w:r>
-      <w:r>
-        <w:rPr>
-          <w:lang w:val="ne_NP" w:bidi="ne_NP"/>
-        </w:rPr>
-        <w:t xml:space="preserve"> उहाँमा तिमीहरूको पनि खतना भयो, जुन मानिसका हातहरूद्वारा गरिएको खतना होइन। तिमीहरूका शरीरले शासन गरेको सम्पूर्ण पापमय स्वभावलाई ख्रीष्‍टको आत्मिकी खतनाद्वारा हटाइएको छ।</w:t>
-      </w:r>
-      <w:r>
-        <w:rPr>
-          <w:lang w:val="ne_NP" w:bidi="ne_NP"/>
-        </w:rPr>
-      </w:r>
-      <w:r>
-        <w:rPr>
-          <w:lang w:val="ne_NP" w:bidi="ne_NP"/>
-        </w:rPr>
-      </w:r>
-    </w:p>
-    <w:p>
-      <w:pPr/>
-      <w:r>
-        <w:rPr>
-          <w:lang w:val="ne_NP" w:bidi="ne_NP"/>
-        </w:rPr>
-      </w:r>
-    </w:p>
-    <w:p>
-      <w:pPr>
-        <w:pStyle w:val="Heading2"/>
-      </w:pPr>
-      <w:r>
-        <w:rPr>
-          <w:lang w:val="ne_NP" w:bidi="ne_NP"/>
-        </w:rPr>
-        <w:t>Colossians 2:12</w:t>
-      </w:r>
-      <w:r>
-        <w:rPr>
-          <w:lang w:val="ne_NP" w:bidi="ne_NP"/>
-        </w:rPr>
-      </w:r>
-    </w:p>
-    <w:p>
-      <w:pPr/>
-      <w:r>
-        <w:rPr>
-          <w:lang w:val="ne_NP" w:bidi="ne_NP"/>
-        </w:rPr>
-      </w:r>
-      <w:r>
-        <w:rPr>
-          <w:vertAlign w:val="superscript"/>
-          <w:lang w:val="ne_NP" w:bidi="ne_NP"/>
-        </w:rPr>
-        <w:t>12</w:t>
-      </w:r>
-      <w:r>
-        <w:rPr>
-          <w:lang w:val="ne_NP" w:bidi="ne_NP"/>
-        </w:rPr>
-        <w:t xml:space="preserve"> किनकि जब तिमीहरूको बप्‍तिस्मा भयो तिमीहरू ख्रीष्‍टसँगै गाडियौ, र उहाँसँगै नयाँ जीवनको लागि जीवित पारियौ; किनकि तिमीहरूले ख्रीष्‍टलाई मृत्युबाट बौरी उठाउने परमेश्‍वरको शक्तिशाली सामर्थ्यमा विश्‍वास गर्‍यौ।</w:t>
-      </w:r>
-      <w:r>
-        <w:rPr>
-          <w:lang w:val="ne_NP" w:bidi="ne_NP"/>
-        </w:rPr>
-      </w:r>
-      <w:r>
-        <w:rPr>
-          <w:lang w:val="ne_NP" w:bidi="ne_NP"/>
-        </w:rPr>
-      </w:r>
-    </w:p>
-    <w:p>
-      <w:pPr/>
-      <w:r>
-        <w:rPr>
-          <w:lang w:val="ne_NP" w:bidi="ne_NP"/>
-        </w:rPr>
-      </w:r>
-    </w:p>
-    <w:p>
-      <w:pPr>
-        <w:pStyle w:val="Heading2"/>
-      </w:pPr>
-      <w:r>
-        <w:rPr>
-          <w:lang w:val="ne_NP" w:bidi="ne_NP"/>
-        </w:rPr>
-        <w:t>Colossians 2:13</w:t>
-      </w:r>
-      <w:r>
-        <w:rPr>
-          <w:lang w:val="ne_NP" w:bidi="ne_NP"/>
-        </w:rPr>
-      </w:r>
-    </w:p>
-    <w:p>
-      <w:pPr/>
-      <w:r>
-        <w:rPr>
-          <w:lang w:val="ne_NP" w:bidi="ne_NP"/>
-        </w:rPr>
-      </w:r>
-      <w:r>
-        <w:rPr>
-          <w:vertAlign w:val="superscript"/>
-          <w:lang w:val="ne_NP" w:bidi="ne_NP"/>
-        </w:rPr>
-        <w:t>13</w:t>
-      </w:r>
-      <w:r>
-        <w:rPr>
-          <w:lang w:val="ne_NP" w:bidi="ne_NP"/>
-        </w:rPr>
-        <w:t xml:space="preserve"> जब तिमीहरू आफ्ना पापहरूमा र आफ्ना शारीरिक स्वभावको बेखतनामा मरेका थियौ, परमेश्‍वरले तिमीहरूलाई ख्रीष्‍टसँग जीवित पार्नुभयो। उहाँले हाम्रा सबै पापहरूलाई क्षमा गरिदिनुभयो।</w:t>
-      </w:r>
-      <w:r>
-        <w:rPr>
-          <w:lang w:val="ne_NP" w:bidi="ne_NP"/>
-        </w:rPr>
-      </w:r>
-      <w:r>
-        <w:rPr>
-          <w:lang w:val="ne_NP" w:bidi="ne_NP"/>
-        </w:rPr>
-      </w:r>
-    </w:p>
-    <w:p>
-      <w:pPr/>
-      <w:r>
-        <w:rPr>
-          <w:lang w:val="ne_NP" w:bidi="ne_NP"/>
-        </w:rPr>
-      </w:r>
-    </w:p>
-    <w:p>
-      <w:pPr>
-        <w:pStyle w:val="Heading2"/>
-      </w:pPr>
-      <w:r>
-        <w:rPr>
-          <w:lang w:val="ne_NP" w:bidi="ne_NP"/>
-        </w:rPr>
-        <w:t>Colossians 2:14</w:t>
-      </w:r>
-      <w:r>
-        <w:rPr>
-          <w:lang w:val="ne_NP" w:bidi="ne_NP"/>
-        </w:rPr>
-      </w:r>
-    </w:p>
-    <w:p>
-      <w:pPr/>
-      <w:r>
-        <w:rPr>
-          <w:lang w:val="ne_NP" w:bidi="ne_NP"/>
-        </w:rPr>
-      </w:r>
-      <w:r>
-        <w:rPr>
-          <w:vertAlign w:val="superscript"/>
-          <w:lang w:val="ne_NP" w:bidi="ne_NP"/>
-        </w:rPr>
-        <w:t>14</w:t>
-      </w:r>
-      <w:r>
-        <w:rPr>
-          <w:lang w:val="ne_NP" w:bidi="ne_NP"/>
-        </w:rPr>
-        <w:t xml:space="preserve"> उहाँले हाम्रा विरुद्धमा भएका दोषपत्रलाई रद्द गरिदिनुभयो र क्रूसमा काँटी ठोकेर यसलाई हटाइदिनुभयो।</w:t>
-      </w:r>
-      <w:r>
-        <w:rPr>
-          <w:lang w:val="ne_NP" w:bidi="ne_NP"/>
-        </w:rPr>
-      </w:r>
-      <w:r>
-        <w:rPr>
-          <w:lang w:val="ne_NP" w:bidi="ne_NP"/>
-        </w:rPr>
-      </w:r>
-    </w:p>
-    <w:p>
-      <w:pPr/>
-      <w:r>
-        <w:rPr>
-          <w:lang w:val="ne_NP" w:bidi="ne_NP"/>
-        </w:rPr>
-      </w:r>
-    </w:p>
-    <w:p>
-      <w:pPr>
-        <w:pStyle w:val="Heading2"/>
-      </w:pPr>
-      <w:r>
-        <w:rPr>
-          <w:lang w:val="ne_NP" w:bidi="ne_NP"/>
-        </w:rPr>
-        <w:t>Colossians 2:15</w:t>
-      </w:r>
-      <w:r>
-        <w:rPr>
-          <w:lang w:val="ne_NP" w:bidi="ne_NP"/>
-        </w:rPr>
-      </w:r>
-    </w:p>
-    <w:p>
-      <w:pPr/>
-      <w:r>
-        <w:rPr>
-          <w:lang w:val="ne_NP" w:bidi="ne_NP"/>
-        </w:rPr>
-      </w:r>
-      <w:r>
-        <w:rPr>
-          <w:vertAlign w:val="superscript"/>
-          <w:lang w:val="ne_NP" w:bidi="ne_NP"/>
-        </w:rPr>
-        <w:t>15</w:t>
-      </w:r>
-      <w:r>
-        <w:rPr>
-          <w:lang w:val="ne_NP" w:bidi="ne_NP"/>
-        </w:rPr>
-        <w:t xml:space="preserve"> यसरी उहाँले आत्मिकी शासकहरू र अधिकारहरूलाई निःशस्त्र पार्नुभयो। उहाँले क्रूसको विजयद्वारा तिनीहरूलाई सार्वजनिक रूपमा लज्जित बनाइदिनुभयो।</w:t>
-      </w:r>
-      <w:r>
-        <w:rPr>
-          <w:lang w:val="ne_NP" w:bidi="ne_NP"/>
-        </w:rPr>
-      </w:r>
-      <w:r>
-        <w:rPr>
-          <w:lang w:val="ne_NP" w:bidi="ne_NP"/>
-        </w:rPr>
-      </w:r>
-    </w:p>
-    <w:p>
-      <w:pPr/>
-      <w:r>
-        <w:rPr>
-          <w:lang w:val="ne_NP" w:bidi="ne_NP"/>
-        </w:rPr>
-      </w:r>
-    </w:p>
-    <w:p>
-      <w:pPr>
-        <w:pStyle w:val="Heading2"/>
-      </w:pPr>
-      <w:r>
-        <w:rPr>
-          <w:lang w:val="ne_NP" w:bidi="ne_NP"/>
-        </w:rPr>
-        <w:t>Colossians 2:16</w:t>
-      </w:r>
-      <w:r>
-        <w:rPr>
-          <w:lang w:val="ne_NP" w:bidi="ne_NP"/>
-        </w:rPr>
-      </w:r>
-    </w:p>
-    <w:p>
-      <w:pPr/>
-      <w:r>
-        <w:rPr>
-          <w:lang w:val="ne_NP" w:bidi="ne_NP"/>
-        </w:rPr>
-      </w:r>
-      <w:r>
-        <w:rPr>
-          <w:vertAlign w:val="superscript"/>
-          <w:lang w:val="ne_NP" w:bidi="ne_NP"/>
-        </w:rPr>
-        <w:t>16</w:t>
-      </w:r>
-      <w:r>
-        <w:rPr>
-          <w:lang w:val="ne_NP" w:bidi="ne_NP"/>
-        </w:rPr>
-        <w:t xml:space="preserve"> यसकारण तिमीहरूलाई कसैले खाने वा पिउने वा धार्मिक उत्सवको विषयमा, औँसी वा शब्बाथ मनाउने कुरामा दोष नदियोस्।</w:t>
-      </w:r>
-      <w:r>
-        <w:rPr>
-          <w:lang w:val="ne_NP" w:bidi="ne_NP"/>
-        </w:rPr>
-      </w:r>
-      <w:r>
-        <w:rPr>
-          <w:lang w:val="ne_NP" w:bidi="ne_NP"/>
-        </w:rPr>
-      </w:r>
-    </w:p>
-    <w:p>
-      <w:pPr/>
-      <w:r>
-        <w:rPr>
-          <w:lang w:val="ne_NP" w:bidi="ne_NP"/>
-        </w:rPr>
-      </w:r>
-    </w:p>
-    <w:p>
-      <w:pPr>
-        <w:pStyle w:val="Heading2"/>
-      </w:pPr>
-      <w:r>
-        <w:rPr>
-          <w:lang w:val="ne_NP" w:bidi="ne_NP"/>
-        </w:rPr>
-        <w:t>Colossians 2:17</w:t>
-      </w:r>
-      <w:r>
-        <w:rPr>
-          <w:lang w:val="ne_NP" w:bidi="ne_NP"/>
-        </w:rPr>
-      </w:r>
-    </w:p>
-    <w:p>
-      <w:pPr/>
-      <w:r>
-        <w:rPr>
-          <w:lang w:val="ne_NP" w:bidi="ne_NP"/>
-        </w:rPr>
-      </w:r>
-      <w:r>
-        <w:rPr>
-          <w:vertAlign w:val="superscript"/>
-          <w:lang w:val="ne_NP" w:bidi="ne_NP"/>
-        </w:rPr>
-        <w:t>17</w:t>
-      </w:r>
-      <w:r>
-        <w:rPr>
-          <w:lang w:val="ne_NP" w:bidi="ne_NP"/>
-        </w:rPr>
-        <w:t xml:space="preserve"> यिनीहरू त आउनेवाला कुराहरूका छाया मात्र हुन्, तर वास्तविकता चाहिँ ख्रीष्‍टमा पाइन्छ।</w:t>
-      </w:r>
-      <w:r>
-        <w:rPr>
-          <w:lang w:val="ne_NP" w:bidi="ne_NP"/>
-        </w:rPr>
-      </w:r>
-      <w:r>
-        <w:rPr>
-          <w:lang w:val="ne_NP" w:bidi="ne_NP"/>
-        </w:rPr>
-      </w:r>
-    </w:p>
-    <w:p>
-      <w:pPr/>
-      <w:r>
-        <w:rPr>
-          <w:lang w:val="ne_NP" w:bidi="ne_NP"/>
-        </w:rPr>
-      </w:r>
-    </w:p>
-    <w:p>
-      <w:pPr>
-        <w:pStyle w:val="Heading2"/>
-      </w:pPr>
-      <w:r>
-        <w:rPr>
-          <w:lang w:val="ne_NP" w:bidi="ne_NP"/>
-        </w:rPr>
-        <w:t>Colossians 2:18</w:t>
-      </w:r>
-      <w:r>
-        <w:rPr>
-          <w:lang w:val="ne_NP" w:bidi="ne_NP"/>
-        </w:rPr>
-      </w:r>
-    </w:p>
-    <w:p>
-      <w:pPr/>
-      <w:r>
-        <w:rPr>
-          <w:lang w:val="ne_NP" w:bidi="ne_NP"/>
-        </w:rPr>
-      </w:r>
-      <w:r>
-        <w:rPr>
-          <w:vertAlign w:val="superscript"/>
-          <w:lang w:val="ne_NP" w:bidi="ne_NP"/>
-        </w:rPr>
-        <w:t>18</w:t>
-      </w:r>
-      <w:r>
-        <w:rPr>
-          <w:lang w:val="ne_NP" w:bidi="ne_NP"/>
-        </w:rPr>
-        <w:t xml:space="preserve"> झूटा नम्रता र स्वर्गदूतहरूको आराधना गर्न मन पराउनेहरूले तिमीहरूलाई अयोग्य नतुल्याऊन्; यस्ता मानिसहरू तिनीहरूका आफ्नै दर्शनहरूमा भर पर्छन् र उनीहरूका सांसारिक मनले उनीहरूलाई घमण्डले फुलाएको हुन्छ।</w:t>
-      </w:r>
-      <w:r>
-        <w:rPr>
-          <w:lang w:val="ne_NP" w:bidi="ne_NP"/>
-        </w:rPr>
-      </w:r>
-      <w:r>
-        <w:rPr>
-          <w:lang w:val="ne_NP" w:bidi="ne_NP"/>
-        </w:rPr>
-      </w:r>
-    </w:p>
-    <w:p>
-      <w:pPr/>
-      <w:r>
-        <w:rPr>
-          <w:lang w:val="ne_NP" w:bidi="ne_NP"/>
-        </w:rPr>
-      </w:r>
-    </w:p>
-    <w:p>
-      <w:pPr>
-        <w:pStyle w:val="Heading2"/>
-      </w:pPr>
-      <w:r>
-        <w:rPr>
-          <w:lang w:val="ne_NP" w:bidi="ne_NP"/>
-        </w:rPr>
-        <w:t>Colossians 2:19</w:t>
-      </w:r>
-      <w:r>
-        <w:rPr>
-          <w:lang w:val="ne_NP" w:bidi="ne_NP"/>
-        </w:rPr>
-      </w:r>
-    </w:p>
-    <w:p>
-      <w:pPr/>
-      <w:r>
-        <w:rPr>
-          <w:lang w:val="ne_NP" w:bidi="ne_NP"/>
-        </w:rPr>
-      </w:r>
-      <w:r>
-        <w:rPr>
-          <w:vertAlign w:val="superscript"/>
-          <w:lang w:val="ne_NP" w:bidi="ne_NP"/>
-        </w:rPr>
-        <w:t>19</w:t>
-      </w:r>
-      <w:r>
-        <w:rPr>
-          <w:lang w:val="ne_NP" w:bidi="ne_NP"/>
-        </w:rPr>
-        <w:t xml:space="preserve"> शिरसँग तिनीहरूका सम्बन्ध-विच्छेद भएको हुन्छ, जसद्वारा सारा शरीरले पोषण पाएको हुन्छ, जोर्नीहरू र मांसपेशीहरूलाई एकसाथ गाँसिएर सारा शरीरलाई परमेश्‍वरले वृद्धि गराउनु भएअनुसार बढ्दैजान्छ।</w:t>
-      </w:r>
-      <w:r>
-        <w:rPr>
-          <w:lang w:val="ne_NP" w:bidi="ne_NP"/>
-        </w:rPr>
-      </w:r>
-      <w:r>
-        <w:rPr>
-          <w:lang w:val="ne_NP" w:bidi="ne_NP"/>
-        </w:rPr>
-      </w:r>
-    </w:p>
-    <w:p>
-      <w:pPr/>
-      <w:r>
-        <w:rPr>
-          <w:lang w:val="ne_NP" w:bidi="ne_NP"/>
-        </w:rPr>
-      </w:r>
-    </w:p>
-    <w:p>
-      <w:pPr>
-        <w:pStyle w:val="Heading2"/>
-      </w:pPr>
-      <w:r>
-        <w:rPr>
-          <w:lang w:val="ne_NP" w:bidi="ne_NP"/>
-        </w:rPr>
-        <w:t>Colossians 2:20</w:t>
-      </w:r>
-      <w:r>
-        <w:rPr>
-          <w:lang w:val="ne_NP" w:bidi="ne_NP"/>
-        </w:rPr>
-      </w:r>
-    </w:p>
-    <w:p>
-      <w:pPr/>
-      <w:r>
-        <w:rPr>
-          <w:lang w:val="ne_NP" w:bidi="ne_NP"/>
-        </w:rPr>
-      </w:r>
-      <w:r>
-        <w:rPr>
-          <w:vertAlign w:val="superscript"/>
-          <w:lang w:val="ne_NP" w:bidi="ne_NP"/>
-        </w:rPr>
-        <w:t>20</w:t>
-      </w:r>
-      <w:r>
-        <w:rPr>
-          <w:lang w:val="ne_NP" w:bidi="ne_NP"/>
-        </w:rPr>
-        <w:t xml:space="preserve"> तिमीहरू यस संसारका आधारभूत सिद्धान्तहरूका लागि ख्रीष्‍टसँग मारिएका छौ भने अझै तिमीहरू संसारसँग सम्बन्ध भएझैँ त्यसका नियमहरूको अधीनमा किन रहन्छौ?</w:t>
-      </w:r>
-      <w:r>
-        <w:rPr>
-          <w:lang w:val="ne_NP" w:bidi="ne_NP"/>
-        </w:rPr>
-      </w:r>
-      <w:r>
-        <w:rPr>
-          <w:lang w:val="ne_NP" w:bidi="ne_NP"/>
-        </w:rPr>
-      </w:r>
-    </w:p>
-    <w:p>
-      <w:pPr/>
-      <w:r>
-        <w:rPr>
-          <w:lang w:val="ne_NP" w:bidi="ne_NP"/>
-        </w:rPr>
-      </w:r>
-    </w:p>
-    <w:p>
-      <w:pPr>
-        <w:pStyle w:val="Heading2"/>
-      </w:pPr>
-      <w:r>
-        <w:rPr>
-          <w:lang w:val="ne_NP" w:bidi="ne_NP"/>
-        </w:rPr>
-        <w:t>Colossians 2:21</w:t>
-      </w:r>
-      <w:r>
-        <w:rPr>
-          <w:lang w:val="ne_NP" w:bidi="ne_NP"/>
-        </w:rPr>
-      </w:r>
-    </w:p>
-    <w:p>
-      <w:pPr/>
-      <w:r>
-        <w:rPr>
-          <w:lang w:val="ne_NP" w:bidi="ne_NP"/>
-        </w:rPr>
-      </w:r>
-      <w:r>
-        <w:rPr>
-          <w:vertAlign w:val="superscript"/>
-          <w:lang w:val="ne_NP" w:bidi="ne_NP"/>
-        </w:rPr>
-        <w:t>21</w:t>
-      </w:r>
-      <w:r>
-        <w:rPr>
-          <w:lang w:val="ne_NP" w:bidi="ne_NP"/>
-        </w:rPr>
-        <w:t xml:space="preserve"> “नसमात! नचाख! नछोओ!”</w:t>
-      </w:r>
-      <w:r>
-        <w:rPr>
-          <w:lang w:val="ne_NP" w:bidi="ne_NP"/>
-        </w:rPr>
-      </w:r>
-      <w:r>
-        <w:rPr>
-          <w:lang w:val="ne_NP" w:bidi="ne_NP"/>
-        </w:rPr>
-      </w:r>
-    </w:p>
-    <w:p>
-      <w:pPr/>
-      <w:r>
-        <w:rPr>
-          <w:lang w:val="ne_NP" w:bidi="ne_NP"/>
-        </w:rPr>
-      </w:r>
-    </w:p>
-    <w:p>
-      <w:pPr>
-        <w:pStyle w:val="Heading2"/>
-      </w:pPr>
-      <w:r>
-        <w:rPr>
-          <w:lang w:val="ne_NP" w:bidi="ne_NP"/>
-        </w:rPr>
-        <w:t>Colossians 2:22</w:t>
-      </w:r>
-      <w:r>
-        <w:rPr>
-          <w:lang w:val="ne_NP" w:bidi="ne_NP"/>
-        </w:rPr>
-      </w:r>
-    </w:p>
-    <w:p>
-      <w:pPr/>
-      <w:r>
-        <w:rPr>
-          <w:lang w:val="ne_NP" w:bidi="ne_NP"/>
-        </w:rPr>
-      </w:r>
-      <w:r>
-        <w:rPr>
-          <w:vertAlign w:val="superscript"/>
-          <w:lang w:val="ne_NP" w:bidi="ne_NP"/>
-        </w:rPr>
-        <w:t>22</w:t>
-      </w:r>
-      <w:r>
-        <w:rPr>
-          <w:lang w:val="ne_NP" w:bidi="ne_NP"/>
-        </w:rPr>
-        <w:t xml:space="preserve"> यी कुराहरू चलाएपछि नष्‍ट भएर जान्छन्; किनकि यिनीहरू मानवीय नियमहरू र शिक्षाहरूमा आधारित हुन्छन्।</w:t>
-      </w:r>
-      <w:r>
-        <w:rPr>
-          <w:lang w:val="ne_NP" w:bidi="ne_NP"/>
-        </w:rPr>
-      </w:r>
-      <w:r>
-        <w:rPr>
-          <w:lang w:val="ne_NP" w:bidi="ne_NP"/>
-        </w:rPr>
-      </w:r>
-    </w:p>
-    <w:p>
-      <w:pPr/>
-      <w:r>
-        <w:rPr>
-          <w:lang w:val="ne_NP" w:bidi="ne_NP"/>
-        </w:rPr>
-      </w:r>
-    </w:p>
-    <w:p>
-      <w:pPr>
-        <w:pStyle w:val="Heading2"/>
-      </w:pPr>
-      <w:r>
-        <w:rPr>
-          <w:lang w:val="ne_NP" w:bidi="ne_NP"/>
-        </w:rPr>
-        <w:t>Colossians 2:23</w:t>
-      </w:r>
-      <w:r>
-        <w:rPr>
-          <w:lang w:val="ne_NP" w:bidi="ne_NP"/>
-        </w:rPr>
-      </w:r>
-    </w:p>
-    <w:p>
-      <w:pPr/>
-      <w:r>
-        <w:rPr>
-          <w:lang w:val="ne_NP" w:bidi="ne_NP"/>
-        </w:rPr>
-      </w:r>
-      <w:r>
-        <w:rPr>
-          <w:vertAlign w:val="superscript"/>
-          <w:lang w:val="ne_NP" w:bidi="ne_NP"/>
-        </w:rPr>
-        <w:t>23</w:t>
-      </w:r>
-      <w:r>
-        <w:rPr>
-          <w:lang w:val="ne_NP" w:bidi="ne_NP"/>
-        </w:rPr>
-        <w:t xml:space="preserve"> तिनीहरू आफैँले आराधना स्थापित गरेर, तिनीहरूका झूटा नम्रता देखाएर र आफ्ना शरीरलाई कष्‍टदायी व्यवहार गरेर, यी नियमहरू साँच्‍चै बुद्धिपूर्ण देखा पर्छन्, तर शारीरिक वासनालाई काबूमा ल्याउन यी कुराहरू केही मूल्यका हुँदैनन्।</w:t>
-      </w:r>
-      <w:r>
-        <w:rPr>
-          <w:lang w:val="ne_NP" w:bidi="ne_NP"/>
-        </w:rPr>
-      </w:r>
-      <w:r>
-        <w:rPr>
-          <w:lang w:val="ne_NP" w:bidi="ne_NP"/>
-        </w:rPr>
-      </w:r>
-    </w:p>
-    <w:p>
-      <w:pPr/>
-      <w:r>
-        <w:rPr>
-          <w:lang w:val="ne_NP" w:bidi="ne_NP"/>
-        </w:rPr>
-      </w:r>
-    </w:p>
-    <w:p>
-      <w:pPr>
-        <w:pStyle w:val="Heading2"/>
-      </w:pPr>
-      <w:r>
-        <w:rPr>
-          <w:lang w:val="ne_NP" w:bidi="ne_NP"/>
-        </w:rPr>
-        <w:t>Colossians 3:1</w:t>
-      </w:r>
-      <w:r>
-        <w:rPr>
-          <w:lang w:val="ne_NP" w:bidi="ne_NP"/>
-        </w:rPr>
-      </w:r>
-    </w:p>
-    <w:p>
-      <w:pPr/>
-      <w:r>
-        <w:rPr>
-          <w:lang w:val="ne_NP" w:bidi="ne_NP"/>
-        </w:rPr>
-      </w:r>
-      <w:r>
-        <w:rPr>
-          <w:vertAlign w:val="superscript"/>
-          <w:lang w:val="ne_NP" w:bidi="ne_NP"/>
-        </w:rPr>
-        <w:t>1</w:t>
-      </w:r>
-      <w:r>
-        <w:rPr>
-          <w:lang w:val="ne_NP" w:bidi="ne_NP"/>
-        </w:rPr>
-        <w:t xml:space="preserve"> यसैले तिमीहरू ख्रीष्‍टसित जिइउठाइएका हौ भने तिमीहरूका हृदय माथिका कुराहरूमा लगाओ, जहाँ ख्रीष्‍ट परमेश्‍वरको दाहिने हातपट्टि विराजमान हुनुभएको छ।</w:t>
-      </w:r>
-      <w:r>
-        <w:rPr>
-          <w:lang w:val="ne_NP" w:bidi="ne_NP"/>
-        </w:rPr>
-      </w:r>
-      <w:r>
-        <w:rPr>
-          <w:lang w:val="ne_NP" w:bidi="ne_NP"/>
-        </w:rPr>
-      </w:r>
-    </w:p>
-    <w:p>
-      <w:pPr/>
-      <w:r>
-        <w:rPr>
-          <w:lang w:val="ne_NP" w:bidi="ne_NP"/>
-        </w:rPr>
-      </w:r>
-    </w:p>
-    <w:p>
-      <w:pPr>
-        <w:pStyle w:val="Heading2"/>
-      </w:pPr>
-      <w:r>
-        <w:rPr>
-          <w:lang w:val="ne_NP" w:bidi="ne_NP"/>
-        </w:rPr>
-        <w:t>Colossians 3:2</w:t>
-      </w:r>
-      <w:r>
-        <w:rPr>
-          <w:lang w:val="ne_NP" w:bidi="ne_NP"/>
-        </w:rPr>
-      </w:r>
-    </w:p>
-    <w:p>
-      <w:pPr/>
-      <w:r>
-        <w:rPr>
-          <w:lang w:val="ne_NP" w:bidi="ne_NP"/>
-        </w:rPr>
-      </w:r>
-      <w:r>
-        <w:rPr>
-          <w:vertAlign w:val="superscript"/>
-          <w:lang w:val="ne_NP" w:bidi="ne_NP"/>
-        </w:rPr>
-        <w:t>2</w:t>
-      </w:r>
-      <w:r>
-        <w:rPr>
-          <w:lang w:val="ne_NP" w:bidi="ne_NP"/>
-        </w:rPr>
-        <w:t xml:space="preserve"> तिमीहरूका मन माथिका कुराहरूमा लगाओ, सांसारिक कुराहरूमा होइन।</w:t>
-      </w:r>
-      <w:r>
-        <w:rPr>
-          <w:lang w:val="ne_NP" w:bidi="ne_NP"/>
-        </w:rPr>
-      </w:r>
-      <w:r>
-        <w:rPr>
-          <w:lang w:val="ne_NP" w:bidi="ne_NP"/>
-        </w:rPr>
-      </w:r>
-    </w:p>
-    <w:p>
-      <w:pPr/>
-      <w:r>
-        <w:rPr>
-          <w:lang w:val="ne_NP" w:bidi="ne_NP"/>
-        </w:rPr>
-      </w:r>
-    </w:p>
-    <w:p>
-      <w:pPr>
-        <w:pStyle w:val="Heading2"/>
-      </w:pPr>
-      <w:r>
-        <w:rPr>
-          <w:lang w:val="ne_NP" w:bidi="ne_NP"/>
-        </w:rPr>
-        <w:t>Colossians 3:3</w:t>
-      </w:r>
-      <w:r>
-        <w:rPr>
-          <w:lang w:val="ne_NP" w:bidi="ne_NP"/>
-        </w:rPr>
-      </w:r>
-    </w:p>
-    <w:p>
-      <w:pPr/>
-      <w:r>
-        <w:rPr>
-          <w:lang w:val="ne_NP" w:bidi="ne_NP"/>
-        </w:rPr>
-      </w:r>
-      <w:r>
-        <w:rPr>
-          <w:vertAlign w:val="superscript"/>
-          <w:lang w:val="ne_NP" w:bidi="ne_NP"/>
-        </w:rPr>
-        <w:t>3</w:t>
-      </w:r>
-      <w:r>
-        <w:rPr>
-          <w:lang w:val="ne_NP" w:bidi="ne_NP"/>
-        </w:rPr>
-        <w:t xml:space="preserve"> किनकि तिमीहरू मरेका थियौ, तर अहिले तिमीहरूको जीवन परमेश्‍वरमा ख्रीष्‍टसँग लुकेको छ।</w:t>
-      </w:r>
-      <w:r>
-        <w:rPr>
-          <w:lang w:val="ne_NP" w:bidi="ne_NP"/>
-        </w:rPr>
-      </w:r>
-      <w:r>
-        <w:rPr>
-          <w:lang w:val="ne_NP" w:bidi="ne_NP"/>
-        </w:rPr>
-      </w:r>
-    </w:p>
-    <w:p>
-      <w:pPr/>
-      <w:r>
-        <w:rPr>
-          <w:lang w:val="ne_NP" w:bidi="ne_NP"/>
-        </w:rPr>
-      </w:r>
-    </w:p>
-    <w:p>
-      <w:pPr>
-        <w:pStyle w:val="Heading2"/>
-      </w:pPr>
-      <w:r>
-        <w:rPr>
-          <w:lang w:val="ne_NP" w:bidi="ne_NP"/>
-        </w:rPr>
-        <w:t>Colossians 3:4</w:t>
-      </w:r>
-      <w:r>
-        <w:rPr>
-          <w:lang w:val="ne_NP" w:bidi="ne_NP"/>
-        </w:rPr>
-      </w:r>
-    </w:p>
-    <w:p>
-      <w:pPr/>
-      <w:r>
-        <w:rPr>
-          <w:lang w:val="ne_NP" w:bidi="ne_NP"/>
-        </w:rPr>
-      </w:r>
-      <w:r>
-        <w:rPr>
-          <w:vertAlign w:val="superscript"/>
-          <w:lang w:val="ne_NP" w:bidi="ne_NP"/>
-        </w:rPr>
-        <w:t>4</w:t>
-      </w:r>
-      <w:r>
-        <w:rPr>
-          <w:lang w:val="ne_NP" w:bidi="ne_NP"/>
-        </w:rPr>
-        <w:t xml:space="preserve"> जब ख्रीष्‍ट, जो तिमीहरूको जीवन हुनुहुन्छ, देखा पर्नुहुन्छ, तब तिमीहरू पनि उहाँसँगै महिमामा देखा पर्नेछौ।</w:t>
-      </w:r>
-      <w:r>
-        <w:rPr>
-          <w:lang w:val="ne_NP" w:bidi="ne_NP"/>
-        </w:rPr>
-      </w:r>
-      <w:r>
-        <w:rPr>
-          <w:lang w:val="ne_NP" w:bidi="ne_NP"/>
-        </w:rPr>
-      </w:r>
-    </w:p>
-    <w:p>
-      <w:pPr/>
-      <w:r>
-        <w:rPr>
-          <w:lang w:val="ne_NP" w:bidi="ne_NP"/>
-        </w:rPr>
-      </w:r>
-    </w:p>
-    <w:p>
-      <w:pPr>
-        <w:pStyle w:val="Heading2"/>
-      </w:pPr>
-      <w:r>
-        <w:rPr>
-          <w:lang w:val="ne_NP" w:bidi="ne_NP"/>
-        </w:rPr>
-        <w:t>Colossians 3:5</w:t>
-      </w:r>
-      <w:r>
-        <w:rPr>
-          <w:lang w:val="ne_NP" w:bidi="ne_NP"/>
-        </w:rPr>
-      </w:r>
-    </w:p>
-    <w:p>
-      <w:pPr/>
-      <w:r>
-        <w:rPr>
-          <w:lang w:val="ne_NP" w:bidi="ne_NP"/>
-        </w:rPr>
-      </w:r>
-      <w:r>
-        <w:rPr>
-          <w:vertAlign w:val="superscript"/>
-          <w:lang w:val="ne_NP" w:bidi="ne_NP"/>
-        </w:rPr>
-        <w:t>5</w:t>
-      </w:r>
-      <w:r>
-        <w:rPr>
-          <w:lang w:val="ne_NP" w:bidi="ne_NP"/>
-        </w:rPr>
-        <w:t xml:space="preserve"> यसकारण तिमीहरूका सांसारिक स्वभावलाई मार: यौन अनैतिकता, अशुद्धता, कामुकता, दुष्‍ट इच्छाहरू र लोभ, जो मूर्तिपूजा हो।</w:t>
-      </w:r>
-      <w:r>
-        <w:rPr>
-          <w:lang w:val="ne_NP" w:bidi="ne_NP"/>
-        </w:rPr>
-      </w:r>
-      <w:r>
-        <w:rPr>
-          <w:lang w:val="ne_NP" w:bidi="ne_NP"/>
-        </w:rPr>
-      </w:r>
-    </w:p>
-    <w:p>
-      <w:pPr/>
-      <w:r>
-        <w:rPr>
-          <w:lang w:val="ne_NP" w:bidi="ne_NP"/>
-        </w:rPr>
-      </w:r>
-    </w:p>
-    <w:p>
-      <w:pPr>
-        <w:pStyle w:val="Heading2"/>
-      </w:pPr>
-      <w:r>
-        <w:rPr>
-          <w:lang w:val="ne_NP" w:bidi="ne_NP"/>
-        </w:rPr>
-        <w:t>Colossians 3:6</w:t>
-      </w:r>
-      <w:r>
-        <w:rPr>
-          <w:lang w:val="ne_NP" w:bidi="ne_NP"/>
-        </w:rPr>
-      </w:r>
-    </w:p>
-    <w:p>
-      <w:pPr/>
-      <w:r>
-        <w:rPr>
-          <w:lang w:val="ne_NP" w:bidi="ne_NP"/>
-        </w:rPr>
-      </w:r>
-      <w:r>
-        <w:rPr>
-          <w:vertAlign w:val="superscript"/>
-          <w:lang w:val="ne_NP" w:bidi="ne_NP"/>
-        </w:rPr>
-        <w:t>6</w:t>
-      </w:r>
-      <w:r>
-        <w:rPr>
-          <w:lang w:val="ne_NP" w:bidi="ne_NP"/>
-        </w:rPr>
-        <w:t xml:space="preserve"> यस्तै पापहरूका कारणले परमेश्‍वरको क्रोध आइरहेछ।</w:t>
-      </w:r>
-      <w:r>
-        <w:rPr>
-          <w:lang w:val="ne_NP" w:bidi="ne_NP"/>
-        </w:rPr>
-      </w:r>
-      <w:r>
-        <w:rPr>
-          <w:lang w:val="ne_NP" w:bidi="ne_NP"/>
-        </w:rPr>
-      </w:r>
-    </w:p>
-    <w:p>
-      <w:pPr/>
-      <w:r>
-        <w:rPr>
-          <w:lang w:val="ne_NP" w:bidi="ne_NP"/>
-        </w:rPr>
-      </w:r>
-    </w:p>
-    <w:p>
-      <w:pPr>
-        <w:pStyle w:val="Heading2"/>
-      </w:pPr>
-      <w:r>
-        <w:rPr>
-          <w:lang w:val="ne_NP" w:bidi="ne_NP"/>
-        </w:rPr>
-        <w:t>Colossians 3:7</w:t>
-      </w:r>
-      <w:r>
-        <w:rPr>
-          <w:lang w:val="ne_NP" w:bidi="ne_NP"/>
-        </w:rPr>
-      </w:r>
-    </w:p>
-    <w:p>
-      <w:pPr/>
-      <w:r>
-        <w:rPr>
-          <w:lang w:val="ne_NP" w:bidi="ne_NP"/>
-        </w:rPr>
-      </w:r>
-      <w:r>
-        <w:rPr>
-          <w:vertAlign w:val="superscript"/>
-          <w:lang w:val="ne_NP" w:bidi="ne_NP"/>
-        </w:rPr>
-        <w:t>7</w:t>
-      </w:r>
-      <w:r>
-        <w:rPr>
-          <w:lang w:val="ne_NP" w:bidi="ne_NP"/>
-        </w:rPr>
-        <w:t xml:space="preserve"> तिमीहरू पनि एक पल्ट यस्तै जीवन जिइरहेका थियौ, र तिमीहरू यी मार्गहरूमा हिँड्ने गर्दथ्यौ।</w:t>
-      </w:r>
-      <w:r>
-        <w:rPr>
-          <w:lang w:val="ne_NP" w:bidi="ne_NP"/>
-        </w:rPr>
-      </w:r>
-      <w:r>
-        <w:rPr>
-          <w:lang w:val="ne_NP" w:bidi="ne_NP"/>
-        </w:rPr>
-      </w:r>
-    </w:p>
-    <w:p>
-      <w:pPr/>
-      <w:r>
-        <w:rPr>
-          <w:lang w:val="ne_NP" w:bidi="ne_NP"/>
-        </w:rPr>
-      </w:r>
-    </w:p>
-    <w:p>
-      <w:pPr>
-        <w:pStyle w:val="Heading2"/>
-      </w:pPr>
-      <w:r>
-        <w:rPr>
-          <w:lang w:val="ne_NP" w:bidi="ne_NP"/>
-        </w:rPr>
-        <w:t>Colossians 3:8</w:t>
-      </w:r>
-      <w:r>
-        <w:rPr>
-          <w:lang w:val="ne_NP" w:bidi="ne_NP"/>
-        </w:rPr>
-      </w:r>
-    </w:p>
-    <w:p>
-      <w:pPr/>
-      <w:r>
-        <w:rPr>
-          <w:lang w:val="ne_NP" w:bidi="ne_NP"/>
-        </w:rPr>
-      </w:r>
-      <w:r>
-        <w:rPr>
-          <w:vertAlign w:val="superscript"/>
-          <w:lang w:val="ne_NP" w:bidi="ne_NP"/>
-        </w:rPr>
-        <w:t>8</w:t>
-      </w:r>
-      <w:r>
-        <w:rPr>
-          <w:lang w:val="ne_NP" w:bidi="ne_NP"/>
-        </w:rPr>
-        <w:t xml:space="preserve"> तर अब तिमीहरूले यी कुराहरू त्याग्नुपर्छ: रिस, क्रोध, डाह, निन्दा र ओठबाट निस्कने फोहोर बोली।</w:t>
-      </w:r>
-      <w:r>
-        <w:rPr>
-          <w:lang w:val="ne_NP" w:bidi="ne_NP"/>
-        </w:rPr>
-      </w:r>
-      <w:r>
-        <w:rPr>
-          <w:lang w:val="ne_NP" w:bidi="ne_NP"/>
-        </w:rPr>
-      </w:r>
-    </w:p>
-    <w:p>
-      <w:pPr/>
-      <w:r>
-        <w:rPr>
-          <w:lang w:val="ne_NP" w:bidi="ne_NP"/>
-        </w:rPr>
-      </w:r>
-    </w:p>
-    <w:p>
-      <w:pPr>
-        <w:pStyle w:val="Heading2"/>
-      </w:pPr>
-      <w:r>
-        <w:rPr>
-          <w:lang w:val="ne_NP" w:bidi="ne_NP"/>
-        </w:rPr>
-        <w:t>Colossians 3:9</w:t>
-      </w:r>
-      <w:r>
-        <w:rPr>
-          <w:lang w:val="ne_NP" w:bidi="ne_NP"/>
-        </w:rPr>
-      </w:r>
-    </w:p>
-    <w:p>
-      <w:pPr/>
-      <w:r>
-        <w:rPr>
-          <w:lang w:val="ne_NP" w:bidi="ne_NP"/>
-        </w:rPr>
-      </w:r>
-      <w:r>
-        <w:rPr>
-          <w:vertAlign w:val="superscript"/>
-          <w:lang w:val="ne_NP" w:bidi="ne_NP"/>
-        </w:rPr>
-        <w:t>9</w:t>
-      </w:r>
-      <w:r>
-        <w:rPr>
-          <w:lang w:val="ne_NP" w:bidi="ne_NP"/>
-        </w:rPr>
-        <w:t xml:space="preserve"> एक-आपसमा झूट नबोल; किनकि तिमीहरूले आफ्नो पुरानो स्वभावलाई त्यसका अभ्यासहरूसमेत त्यागिदिएका छौ।</w:t>
-      </w:r>
-      <w:r>
-        <w:rPr>
-          <w:lang w:val="ne_NP" w:bidi="ne_NP"/>
-        </w:rPr>
-      </w:r>
-      <w:r>
-        <w:rPr>
-          <w:lang w:val="ne_NP" w:bidi="ne_NP"/>
-        </w:rPr>
-      </w:r>
-    </w:p>
-    <w:p>
-      <w:pPr/>
-      <w:r>
-        <w:rPr>
-          <w:lang w:val="ne_NP" w:bidi="ne_NP"/>
-        </w:rPr>
-      </w:r>
-    </w:p>
-    <w:p>
-      <w:pPr>
-        <w:pStyle w:val="Heading2"/>
-      </w:pPr>
-      <w:r>
-        <w:rPr>
-          <w:lang w:val="ne_NP" w:bidi="ne_NP"/>
-        </w:rPr>
-        <w:t>Colossians 3:10</w:t>
-      </w:r>
-      <w:r>
-        <w:rPr>
-          <w:lang w:val="ne_NP" w:bidi="ne_NP"/>
-        </w:rPr>
-      </w:r>
-    </w:p>
-    <w:p>
-      <w:pPr/>
-      <w:r>
-        <w:rPr>
-          <w:lang w:val="ne_NP" w:bidi="ne_NP"/>
-        </w:rPr>
-      </w:r>
-      <w:r>
-        <w:rPr>
-          <w:vertAlign w:val="superscript"/>
-          <w:lang w:val="ne_NP" w:bidi="ne_NP"/>
-        </w:rPr>
-        <w:t>10</w:t>
-      </w:r>
-      <w:r>
-        <w:rPr>
-          <w:lang w:val="ne_NP" w:bidi="ne_NP"/>
-        </w:rPr>
-        <w:t xml:space="preserve"> अनि नयाँ स्वभावलाई धारण गरेका छौ, जुनचाहिँ सृष्‍टिकर्ताको रूपमा भएको ज्ञानमा नवीकरण हुँदै गइरहेको छ।</w:t>
-      </w:r>
-      <w:r>
-        <w:rPr>
-          <w:lang w:val="ne_NP" w:bidi="ne_NP"/>
-        </w:rPr>
-      </w:r>
-      <w:r>
-        <w:rPr>
-          <w:lang w:val="ne_NP" w:bidi="ne_NP"/>
-        </w:rPr>
-      </w:r>
-    </w:p>
-    <w:p>
-      <w:pPr/>
-      <w:r>
-        <w:rPr>
-          <w:lang w:val="ne_NP" w:bidi="ne_NP"/>
-        </w:rPr>
-      </w:r>
-    </w:p>
-    <w:p>
-      <w:pPr>
-        <w:pStyle w:val="Heading2"/>
-      </w:pPr>
-      <w:r>
-        <w:rPr>
-          <w:lang w:val="ne_NP" w:bidi="ne_NP"/>
-        </w:rPr>
-        <w:t>Colossians 3:11</w:t>
-      </w:r>
-      <w:r>
-        <w:rPr>
-          <w:lang w:val="ne_NP" w:bidi="ne_NP"/>
-        </w:rPr>
-      </w:r>
-    </w:p>
-    <w:p>
-      <w:pPr/>
-      <w:r>
-        <w:rPr>
-          <w:lang w:val="ne_NP" w:bidi="ne_NP"/>
-        </w:rPr>
-      </w:r>
-      <w:r>
-        <w:rPr>
-          <w:vertAlign w:val="superscript"/>
-          <w:lang w:val="ne_NP" w:bidi="ne_NP"/>
-        </w:rPr>
-        <w:t>11</w:t>
-      </w:r>
-      <w:r>
-        <w:rPr>
-          <w:lang w:val="ne_NP" w:bidi="ne_NP"/>
-        </w:rPr>
-        <w:t xml:space="preserve"> यहाँ ग्रीक वा यहूदी, खतनाका वा बेखतनाका, असभ्य, सिथिएन्स सेवक वा फुक्‍का, केही भिन्‍नता छैन, तर ख्रीष्‍ट नै सबै थोक र सबैमा मुख्य हुनुहुन्छ।</w:t>
-      </w:r>
-      <w:r>
-        <w:rPr>
-          <w:lang w:val="ne_NP" w:bidi="ne_NP"/>
-        </w:rPr>
-      </w:r>
-      <w:r>
-        <w:rPr>
-          <w:lang w:val="ne_NP" w:bidi="ne_NP"/>
-        </w:rPr>
-      </w:r>
-    </w:p>
-    <w:p>
-      <w:pPr/>
-      <w:r>
-        <w:rPr>
-          <w:lang w:val="ne_NP" w:bidi="ne_NP"/>
-        </w:rPr>
-      </w:r>
-    </w:p>
-    <w:p>
-      <w:pPr>
-        <w:pStyle w:val="Heading2"/>
-      </w:pPr>
-      <w:r>
-        <w:rPr>
-          <w:lang w:val="ne_NP" w:bidi="ne_NP"/>
-        </w:rPr>
-        <w:t>Colossians 3:12</w:t>
-      </w:r>
-      <w:r>
-        <w:rPr>
-          <w:lang w:val="ne_NP" w:bidi="ne_NP"/>
-        </w:rPr>
-      </w:r>
-    </w:p>
-    <w:p>
-      <w:pPr/>
-      <w:r>
-        <w:rPr>
-          <w:lang w:val="ne_NP" w:bidi="ne_NP"/>
-        </w:rPr>
-      </w:r>
-      <w:r>
-        <w:rPr>
-          <w:vertAlign w:val="superscript"/>
-          <w:lang w:val="ne_NP" w:bidi="ne_NP"/>
-        </w:rPr>
-        <w:t>12</w:t>
-      </w:r>
-      <w:r>
-        <w:rPr>
-          <w:lang w:val="ne_NP" w:bidi="ne_NP"/>
-        </w:rPr>
-        <w:t xml:space="preserve"> यसकारण परमेश्‍वरका चुनिएका, पवित्र र प्रिय जनहरूझैँ तिमीहरू आफूले करुणा, दया, नम्रता, कोमलता र धैर्य धारण गर।</w:t>
-      </w:r>
-      <w:r>
-        <w:rPr>
-          <w:lang w:val="ne_NP" w:bidi="ne_NP"/>
-        </w:rPr>
-      </w:r>
-      <w:r>
-        <w:rPr>
-          <w:lang w:val="ne_NP" w:bidi="ne_NP"/>
-        </w:rPr>
-      </w:r>
-    </w:p>
-    <w:p>
-      <w:pPr/>
-      <w:r>
-        <w:rPr>
-          <w:lang w:val="ne_NP" w:bidi="ne_NP"/>
-        </w:rPr>
-      </w:r>
-    </w:p>
-    <w:p>
-      <w:pPr>
-        <w:pStyle w:val="Heading2"/>
-      </w:pPr>
-      <w:r>
-        <w:rPr>
-          <w:lang w:val="ne_NP" w:bidi="ne_NP"/>
-        </w:rPr>
-        <w:t>Colossians 3:13</w:t>
-      </w:r>
-      <w:r>
-        <w:rPr>
-          <w:lang w:val="ne_NP" w:bidi="ne_NP"/>
-        </w:rPr>
-      </w:r>
-    </w:p>
-    <w:p>
-      <w:pPr/>
-      <w:r>
-        <w:rPr>
-          <w:lang w:val="ne_NP" w:bidi="ne_NP"/>
-        </w:rPr>
-      </w:r>
-      <w:r>
-        <w:rPr>
-          <w:vertAlign w:val="superscript"/>
-          <w:lang w:val="ne_NP" w:bidi="ne_NP"/>
-        </w:rPr>
-        <w:t>13</w:t>
-      </w:r>
-      <w:r>
-        <w:rPr>
-          <w:lang w:val="ne_NP" w:bidi="ne_NP"/>
-        </w:rPr>
-        <w:t xml:space="preserve"> एक-अर्कालाई सहने गर; यदि तिमीहरूमध्ये कसैको कुनै मानिस विरुद्ध गुनासाहरू छन् भने क्षमा गर; जसरी परमेश्‍वरले तिमीहरूलाई क्षमा गर्नुभयो, त्यसरी नै तिमीहरूले पनि क्षमा गर।</w:t>
-      </w:r>
-      <w:r>
-        <w:rPr>
-          <w:lang w:val="ne_NP" w:bidi="ne_NP"/>
-        </w:rPr>
-      </w:r>
-      <w:r>
-        <w:rPr>
-          <w:lang w:val="ne_NP" w:bidi="ne_NP"/>
-        </w:rPr>
-      </w:r>
-    </w:p>
-    <w:p>
-      <w:pPr/>
-      <w:r>
-        <w:rPr>
-          <w:lang w:val="ne_NP" w:bidi="ne_NP"/>
-        </w:rPr>
-      </w:r>
-    </w:p>
-    <w:p>
-      <w:pPr>
-        <w:pStyle w:val="Heading2"/>
-      </w:pPr>
-      <w:r>
-        <w:rPr>
-          <w:lang w:val="ne_NP" w:bidi="ne_NP"/>
-        </w:rPr>
-        <w:t>Colossians 3:14</w:t>
-      </w:r>
-      <w:r>
-        <w:rPr>
-          <w:lang w:val="ne_NP" w:bidi="ne_NP"/>
-        </w:rPr>
-      </w:r>
-    </w:p>
-    <w:p>
-      <w:pPr/>
-      <w:r>
-        <w:rPr>
-          <w:lang w:val="ne_NP" w:bidi="ne_NP"/>
-        </w:rPr>
-      </w:r>
-      <w:r>
-        <w:rPr>
-          <w:vertAlign w:val="superscript"/>
-          <w:lang w:val="ne_NP" w:bidi="ne_NP"/>
-        </w:rPr>
-        <w:t>14</w:t>
-      </w:r>
-      <w:r>
-        <w:rPr>
-          <w:lang w:val="ne_NP" w:bidi="ne_NP"/>
-        </w:rPr>
-        <w:t xml:space="preserve"> अनि यी सबै गुणहरूभन्दा पनि बढी प्रेम धारण गर, जसले सबैलाई सिद्ध एकतामा बाँधेर राख्दछ।</w:t>
-      </w:r>
-      <w:r>
-        <w:rPr>
-          <w:lang w:val="ne_NP" w:bidi="ne_NP"/>
-        </w:rPr>
-      </w:r>
-      <w:r>
-        <w:rPr>
-          <w:lang w:val="ne_NP" w:bidi="ne_NP"/>
-        </w:rPr>
-      </w:r>
-    </w:p>
-    <w:p>
-      <w:pPr/>
-      <w:r>
-        <w:rPr>
-          <w:lang w:val="ne_NP" w:bidi="ne_NP"/>
-        </w:rPr>
-      </w:r>
-    </w:p>
-    <w:p>
-      <w:pPr>
-        <w:pStyle w:val="Heading2"/>
-      </w:pPr>
-      <w:r>
-        <w:rPr>
-          <w:lang w:val="ne_NP" w:bidi="ne_NP"/>
-        </w:rPr>
-        <w:t>Colossians 3:15</w:t>
-      </w:r>
-      <w:r>
-        <w:rPr>
-          <w:lang w:val="ne_NP" w:bidi="ne_NP"/>
-        </w:rPr>
-      </w:r>
-    </w:p>
-    <w:p>
-      <w:pPr/>
-      <w:r>
-        <w:rPr>
-          <w:lang w:val="ne_NP" w:bidi="ne_NP"/>
-        </w:rPr>
-      </w:r>
-      <w:r>
-        <w:rPr>
-          <w:vertAlign w:val="superscript"/>
-          <w:lang w:val="ne_NP" w:bidi="ne_NP"/>
-        </w:rPr>
-        <w:t>15</w:t>
-      </w:r>
-      <w:r>
-        <w:rPr>
-          <w:lang w:val="ne_NP" w:bidi="ne_NP"/>
-        </w:rPr>
-        <w:t xml:space="preserve"> तिमीहरू एउटै शरीरका अङ्गहरूझैँ मिलापको निम्ति बोलाइएका हुनाले ख्रीष्‍टको शान्तिले तिमीहरूका हृदयमा राज्य गरोस्। तिमीहरू धन्यवादी होओ।</w:t>
-      </w:r>
-      <w:r>
-        <w:rPr>
-          <w:lang w:val="ne_NP" w:bidi="ne_NP"/>
-        </w:rPr>
-      </w:r>
-      <w:r>
-        <w:rPr>
-          <w:lang w:val="ne_NP" w:bidi="ne_NP"/>
-        </w:rPr>
-      </w:r>
-    </w:p>
-    <w:p>
-      <w:pPr/>
-      <w:r>
-        <w:rPr>
-          <w:lang w:val="ne_NP" w:bidi="ne_NP"/>
-        </w:rPr>
-      </w:r>
-    </w:p>
-    <w:p>
-      <w:pPr>
-        <w:pStyle w:val="Heading2"/>
-      </w:pPr>
-      <w:r>
-        <w:rPr>
-          <w:lang w:val="ne_NP" w:bidi="ne_NP"/>
-        </w:rPr>
-        <w:t>Colossians 3:16</w:t>
-      </w:r>
-      <w:r>
-        <w:rPr>
-          <w:lang w:val="ne_NP" w:bidi="ne_NP"/>
-        </w:rPr>
-      </w:r>
-    </w:p>
-    <w:p>
-      <w:pPr/>
-      <w:r>
-        <w:rPr>
-          <w:lang w:val="ne_NP" w:bidi="ne_NP"/>
-        </w:rPr>
-      </w:r>
-      <w:r>
-        <w:rPr>
-          <w:vertAlign w:val="superscript"/>
-          <w:lang w:val="ne_NP" w:bidi="ne_NP"/>
-        </w:rPr>
-        <w:t>16</w:t>
-      </w:r>
-      <w:r>
-        <w:rPr>
-          <w:lang w:val="ne_NP" w:bidi="ne_NP"/>
-        </w:rPr>
-        <w:t xml:space="preserve"> तिमीहरूले पूरा बुद्धिसाथ एक-अर्कालाई सिकाउँदा र हप्काउँदा, ख्रीष्‍टको वचन तिमीहरूसँग प्रशस्त गरी बास गरोस्। आफ्ना हृदयमा भएका कृतज्ञतासाथ परमेश्‍वरको निम्ति भजन, स्तुतिगान र आत्मिकी गीतहरू गाओ।</w:t>
-      </w:r>
-      <w:r>
-        <w:rPr>
-          <w:lang w:val="ne_NP" w:bidi="ne_NP"/>
-        </w:rPr>
-      </w:r>
-      <w:r>
-        <w:rPr>
-          <w:lang w:val="ne_NP" w:bidi="ne_NP"/>
-        </w:rPr>
-      </w:r>
-    </w:p>
-    <w:p>
-      <w:pPr/>
-      <w:r>
-        <w:rPr>
-          <w:lang w:val="ne_NP" w:bidi="ne_NP"/>
-        </w:rPr>
-      </w:r>
-    </w:p>
-    <w:p>
-      <w:pPr>
-        <w:pStyle w:val="Heading2"/>
-      </w:pPr>
-      <w:r>
-        <w:rPr>
-          <w:lang w:val="ne_NP" w:bidi="ne_NP"/>
-        </w:rPr>
-        <w:t>Colossians 3:17</w:t>
-      </w:r>
-      <w:r>
-        <w:rPr>
-          <w:lang w:val="ne_NP" w:bidi="ne_NP"/>
-        </w:rPr>
-      </w:r>
-    </w:p>
-    <w:p>
-      <w:pPr/>
-      <w:r>
-        <w:rPr>
-          <w:lang w:val="ne_NP" w:bidi="ne_NP"/>
-        </w:rPr>
-      </w:r>
-      <w:r>
-        <w:rPr>
-          <w:vertAlign w:val="superscript"/>
-          <w:lang w:val="ne_NP" w:bidi="ne_NP"/>
-        </w:rPr>
-        <w:t>17</w:t>
-      </w:r>
-      <w:r>
-        <w:rPr>
-          <w:lang w:val="ne_NP" w:bidi="ne_NP"/>
-        </w:rPr>
-        <w:t xml:space="preserve"> अनि तिमीहरूले कुरा वा काममा जे-जे गर्दछौ ती सबै, प्रभु येशूद्वारा परमेश्‍वर पितालाई धन्यवाद चढाउँदै प्रभु येशू ख्रीष्‍टको नाममा गर।</w:t>
-      </w:r>
-      <w:r>
-        <w:rPr>
-          <w:lang w:val="ne_NP" w:bidi="ne_NP"/>
-        </w:rPr>
-      </w:r>
-      <w:r>
-        <w:rPr>
-          <w:lang w:val="ne_NP" w:bidi="ne_NP"/>
-        </w:rPr>
-      </w:r>
-    </w:p>
-    <w:p>
-      <w:pPr/>
-      <w:r>
-        <w:rPr>
-          <w:lang w:val="ne_NP" w:bidi="ne_NP"/>
-        </w:rPr>
-      </w:r>
-    </w:p>
-    <w:p>
-      <w:pPr>
-        <w:pStyle w:val="Heading2"/>
-      </w:pPr>
-      <w:r>
-        <w:rPr>
-          <w:lang w:val="ne_NP" w:bidi="ne_NP"/>
-        </w:rPr>
-        <w:t>Colossians 3:18</w:t>
-      </w:r>
-      <w:r>
-        <w:rPr>
-          <w:lang w:val="ne_NP" w:bidi="ne_NP"/>
-        </w:rPr>
-      </w:r>
-    </w:p>
-    <w:p>
-      <w:pPr/>
-      <w:r>
-        <w:rPr>
-          <w:lang w:val="ne_NP" w:bidi="ne_NP"/>
-        </w:rPr>
-      </w:r>
-      <w:r>
-        <w:rPr>
-          <w:vertAlign w:val="superscript"/>
-          <w:lang w:val="ne_NP" w:bidi="ne_NP"/>
-        </w:rPr>
-        <w:t>18</w:t>
-      </w:r>
-      <w:r>
-        <w:rPr>
-          <w:lang w:val="ne_NP" w:bidi="ne_NP"/>
-        </w:rPr>
-        <w:t xml:space="preserve"> हे पत्नीहरू हो, प्रभुको दृष्‍टिमा सुहाउँदो गरी तिमीहरू आ-आफ्ना पतिहरूका अधीनमा बस।</w:t>
-      </w:r>
-      <w:r>
-        <w:rPr>
-          <w:lang w:val="ne_NP" w:bidi="ne_NP"/>
-        </w:rPr>
-      </w:r>
-      <w:r>
-        <w:rPr>
-          <w:lang w:val="ne_NP" w:bidi="ne_NP"/>
-        </w:rPr>
-      </w:r>
-    </w:p>
-    <w:p>
-      <w:pPr/>
-      <w:r>
-        <w:rPr>
-          <w:lang w:val="ne_NP" w:bidi="ne_NP"/>
-        </w:rPr>
-      </w:r>
-    </w:p>
-    <w:p>
-      <w:pPr>
-        <w:pStyle w:val="Heading2"/>
-      </w:pPr>
-      <w:r>
-        <w:rPr>
-          <w:lang w:val="ne_NP" w:bidi="ne_NP"/>
-        </w:rPr>
-        <w:t>Colossians 3:19</w:t>
-      </w:r>
-      <w:r>
-        <w:rPr>
-          <w:lang w:val="ne_NP" w:bidi="ne_NP"/>
-        </w:rPr>
-      </w:r>
-    </w:p>
-    <w:p>
-      <w:pPr/>
-      <w:r>
-        <w:rPr>
-          <w:lang w:val="ne_NP" w:bidi="ne_NP"/>
-        </w:rPr>
-      </w:r>
-      <w:r>
-        <w:rPr>
-          <w:vertAlign w:val="superscript"/>
-          <w:lang w:val="ne_NP" w:bidi="ne_NP"/>
-        </w:rPr>
-        <w:t>19</w:t>
-      </w:r>
-      <w:r>
-        <w:rPr>
-          <w:lang w:val="ne_NP" w:bidi="ne_NP"/>
-        </w:rPr>
-        <w:t xml:space="preserve"> हे पतिहरू हो, आ-आफ्नी पत्नीहरूलाई प्रेम गर, र तिनीहरूप्रति कठोर नबन।</w:t>
-      </w:r>
-      <w:r>
-        <w:rPr>
-          <w:lang w:val="ne_NP" w:bidi="ne_NP"/>
-        </w:rPr>
-      </w:r>
-      <w:r>
-        <w:rPr>
-          <w:lang w:val="ne_NP" w:bidi="ne_NP"/>
-        </w:rPr>
-      </w:r>
-    </w:p>
-    <w:p>
-      <w:pPr/>
-      <w:r>
-        <w:rPr>
-          <w:lang w:val="ne_NP" w:bidi="ne_NP"/>
-        </w:rPr>
-      </w:r>
-    </w:p>
-    <w:p>
-      <w:pPr>
-        <w:pStyle w:val="Heading2"/>
-      </w:pPr>
-      <w:r>
-        <w:rPr>
-          <w:lang w:val="ne_NP" w:bidi="ne_NP"/>
-        </w:rPr>
-        <w:t>Colossians 3:20</w:t>
-      </w:r>
-      <w:r>
-        <w:rPr>
-          <w:lang w:val="ne_NP" w:bidi="ne_NP"/>
-        </w:rPr>
-      </w:r>
-    </w:p>
-    <w:p>
-      <w:pPr/>
-      <w:r>
-        <w:rPr>
-          <w:lang w:val="ne_NP" w:bidi="ne_NP"/>
-        </w:rPr>
-      </w:r>
-      <w:r>
-        <w:rPr>
-          <w:vertAlign w:val="superscript"/>
-          <w:lang w:val="ne_NP" w:bidi="ne_NP"/>
-        </w:rPr>
-        <w:t>20</w:t>
-      </w:r>
-      <w:r>
-        <w:rPr>
-          <w:lang w:val="ne_NP" w:bidi="ne_NP"/>
-        </w:rPr>
-        <w:t xml:space="preserve"> हे छोराछोरीहरू हो, हरेक कुरामा आफ्ना आमाबुबाहरूका आज्ञाहरू पालन गर; किनकि यसले परमेश्‍वरलाई प्रसन्‍न तुल्याउँछ।</w:t>
-      </w:r>
-      <w:r>
-        <w:rPr>
-          <w:lang w:val="ne_NP" w:bidi="ne_NP"/>
-        </w:rPr>
-      </w:r>
-      <w:r>
-        <w:rPr>
-          <w:lang w:val="ne_NP" w:bidi="ne_NP"/>
-        </w:rPr>
-      </w:r>
-    </w:p>
-    <w:p>
-      <w:pPr/>
-      <w:r>
-        <w:rPr>
-          <w:lang w:val="ne_NP" w:bidi="ne_NP"/>
-        </w:rPr>
-      </w:r>
-    </w:p>
-    <w:p>
-      <w:pPr>
-        <w:pStyle w:val="Heading2"/>
-      </w:pPr>
-      <w:r>
-        <w:rPr>
-          <w:lang w:val="ne_NP" w:bidi="ne_NP"/>
-        </w:rPr>
-        <w:t>Colossians 3:21</w:t>
-      </w:r>
-      <w:r>
-        <w:rPr>
-          <w:lang w:val="ne_NP" w:bidi="ne_NP"/>
-        </w:rPr>
-      </w:r>
-    </w:p>
-    <w:p>
-      <w:pPr/>
-      <w:r>
-        <w:rPr>
-          <w:lang w:val="ne_NP" w:bidi="ne_NP"/>
-        </w:rPr>
-      </w:r>
-      <w:r>
-        <w:rPr>
-          <w:vertAlign w:val="superscript"/>
-          <w:lang w:val="ne_NP" w:bidi="ne_NP"/>
-        </w:rPr>
-        <w:t>21</w:t>
-      </w:r>
-      <w:r>
-        <w:rPr>
-          <w:lang w:val="ne_NP" w:bidi="ne_NP"/>
-        </w:rPr>
-        <w:t xml:space="preserve"> हे बुबाहरू हो, आफ्ना छोराछोरीहरूलाई रिस नउठाओ, नत्रता तिनीहरू निरुत्साहित होलान्।</w:t>
-      </w:r>
-      <w:r>
-        <w:rPr>
-          <w:lang w:val="ne_NP" w:bidi="ne_NP"/>
-        </w:rPr>
-      </w:r>
-      <w:r>
-        <w:rPr>
-          <w:lang w:val="ne_NP" w:bidi="ne_NP"/>
-        </w:rPr>
-      </w:r>
-    </w:p>
-    <w:p>
-      <w:pPr/>
-      <w:r>
-        <w:rPr>
-          <w:lang w:val="ne_NP" w:bidi="ne_NP"/>
-        </w:rPr>
-      </w:r>
-    </w:p>
-    <w:p>
-      <w:pPr>
-        <w:pStyle w:val="Heading2"/>
-      </w:pPr>
-      <w:r>
-        <w:rPr>
-          <w:lang w:val="ne_NP" w:bidi="ne_NP"/>
-        </w:rPr>
-        <w:t>Colossians 3:22</w:t>
-      </w:r>
-      <w:r>
-        <w:rPr>
-          <w:lang w:val="ne_NP" w:bidi="ne_NP"/>
-        </w:rPr>
-      </w:r>
-    </w:p>
-    <w:p>
-      <w:pPr/>
-      <w:r>
-        <w:rPr>
-          <w:lang w:val="ne_NP" w:bidi="ne_NP"/>
-        </w:rPr>
-      </w:r>
-      <w:r>
-        <w:rPr>
-          <w:vertAlign w:val="superscript"/>
-          <w:lang w:val="ne_NP" w:bidi="ne_NP"/>
-        </w:rPr>
-        <w:t>22</w:t>
-      </w:r>
-      <w:r>
-        <w:rPr>
-          <w:lang w:val="ne_NP" w:bidi="ne_NP"/>
-        </w:rPr>
-        <w:t xml:space="preserve"> हे सेवकहरू हो, प्रत्येक कुरामा तिमीहरूका सांसारिक मालिकहरूको आज्ञापालन गर; हरेक कुरामा उनीहरूले देख्दा निगाह पाउनालाई मात्र होइन, तर हृदयको इमानदारीताको साथ परमेश्‍वरलाई श्रद्धा गर्दै हरेक कुरामा तिनीहरूका आज्ञापालन गर।</w:t>
-      </w:r>
-      <w:r>
-        <w:rPr>
-          <w:lang w:val="ne_NP" w:bidi="ne_NP"/>
-        </w:rPr>
-      </w:r>
-      <w:r>
-        <w:rPr>
-          <w:lang w:val="ne_NP" w:bidi="ne_NP"/>
-        </w:rPr>
-      </w:r>
-    </w:p>
-    <w:p>
-      <w:pPr/>
-      <w:r>
-        <w:rPr>
-          <w:lang w:val="ne_NP" w:bidi="ne_NP"/>
-        </w:rPr>
-      </w:r>
-    </w:p>
-    <w:p>
-      <w:pPr>
-        <w:pStyle w:val="Heading2"/>
-      </w:pPr>
-      <w:r>
-        <w:rPr>
-          <w:lang w:val="ne_NP" w:bidi="ne_NP"/>
-        </w:rPr>
-        <w:t>Colossians 3:23</w:t>
-      </w:r>
-      <w:r>
-        <w:rPr>
-          <w:lang w:val="ne_NP" w:bidi="ne_NP"/>
-        </w:rPr>
-      </w:r>
-    </w:p>
-    <w:p>
-      <w:pPr/>
-      <w:r>
-        <w:rPr>
-          <w:lang w:val="ne_NP" w:bidi="ne_NP"/>
-        </w:rPr>
-      </w:r>
-      <w:r>
-        <w:rPr>
-          <w:vertAlign w:val="superscript"/>
-          <w:lang w:val="ne_NP" w:bidi="ne_NP"/>
-        </w:rPr>
-        <w:t>23</w:t>
-      </w:r>
-      <w:r>
-        <w:rPr>
-          <w:lang w:val="ne_NP" w:bidi="ne_NP"/>
-        </w:rPr>
-        <w:t xml:space="preserve"> तिमीहरू जे गर्दछौ, त्यो मानिसहरूको निम्ति काम गरेझैँ होइन, तर परमेश्‍वरको निम्ति गरेझैँ सम्पूर्ण हृदयले गर।</w:t>
-      </w:r>
-      <w:r>
-        <w:rPr>
-          <w:lang w:val="ne_NP" w:bidi="ne_NP"/>
-        </w:rPr>
-      </w:r>
-      <w:r>
-        <w:rPr>
-          <w:lang w:val="ne_NP" w:bidi="ne_NP"/>
-        </w:rPr>
-      </w:r>
-    </w:p>
-    <w:p>
-      <w:pPr/>
-      <w:r>
-        <w:rPr>
-          <w:lang w:val="ne_NP" w:bidi="ne_NP"/>
-        </w:rPr>
-      </w:r>
-    </w:p>
-    <w:p>
-      <w:pPr>
-        <w:pStyle w:val="Heading2"/>
-      </w:pPr>
-      <w:r>
-        <w:rPr>
-          <w:lang w:val="ne_NP" w:bidi="ne_NP"/>
-        </w:rPr>
-        <w:t>Colossians 3:24</w:t>
-      </w:r>
-      <w:r>
-        <w:rPr>
-          <w:lang w:val="ne_NP" w:bidi="ne_NP"/>
-        </w:rPr>
-      </w:r>
-    </w:p>
-    <w:p>
-      <w:pPr/>
-      <w:r>
-        <w:rPr>
-          <w:lang w:val="ne_NP" w:bidi="ne_NP"/>
-        </w:rPr>
-      </w:r>
-      <w:r>
-        <w:rPr>
-          <w:vertAlign w:val="superscript"/>
-          <w:lang w:val="ne_NP" w:bidi="ne_NP"/>
-        </w:rPr>
-        <w:t>24</w:t>
-      </w:r>
-      <w:r>
-        <w:rPr>
-          <w:lang w:val="ne_NP" w:bidi="ne_NP"/>
-        </w:rPr>
-        <w:t xml:space="preserve"> किनकि तिमीहरू जान्दछौ, कि तिमीहरूले प्रभुबाट पुरस्कारस्वरूप उत्तराधिकार पाउनेछौ। वास्तवमा तिमीहरूले प्रभु ख्रीष्‍टकै सेवा गरिरहेका छौ।</w:t>
-      </w:r>
-      <w:r>
-        <w:rPr>
-          <w:lang w:val="ne_NP" w:bidi="ne_NP"/>
-        </w:rPr>
-      </w:r>
-      <w:r>
-        <w:rPr>
-          <w:lang w:val="ne_NP" w:bidi="ne_NP"/>
-        </w:rPr>
-      </w:r>
-    </w:p>
-    <w:p>
-      <w:pPr/>
-      <w:r>
-        <w:rPr>
-          <w:lang w:val="ne_NP" w:bidi="ne_NP"/>
-        </w:rPr>
-      </w:r>
-    </w:p>
-    <w:p>
-      <w:pPr>
-        <w:pStyle w:val="Heading2"/>
-      </w:pPr>
-      <w:r>
-        <w:rPr>
-          <w:lang w:val="ne_NP" w:bidi="ne_NP"/>
-        </w:rPr>
-        <w:t>Colossians 3:25</w:t>
-      </w:r>
-      <w:r>
-        <w:rPr>
-          <w:lang w:val="ne_NP" w:bidi="ne_NP"/>
-        </w:rPr>
-      </w:r>
-    </w:p>
-    <w:p>
-      <w:pPr/>
-      <w:r>
-        <w:rPr>
-          <w:lang w:val="ne_NP" w:bidi="ne_NP"/>
-        </w:rPr>
-      </w:r>
-      <w:r>
-        <w:rPr>
-          <w:vertAlign w:val="superscript"/>
-          <w:lang w:val="ne_NP" w:bidi="ne_NP"/>
-        </w:rPr>
-        <w:t>25</w:t>
-      </w:r>
-      <w:r>
-        <w:rPr>
-          <w:lang w:val="ne_NP" w:bidi="ne_NP"/>
-        </w:rPr>
-        <w:t xml:space="preserve"> जसले खराबी गर्दछ, तिनीहरूले यस खराबीको फल पाउनेछन्; र त्यसमा कुनै पक्षपात हुँदैन।</w:t>
-      </w:r>
-      <w:r>
-        <w:rPr>
-          <w:lang w:val="ne_NP" w:bidi="ne_NP"/>
-        </w:rPr>
-      </w:r>
-      <w:r>
-        <w:rPr>
-          <w:lang w:val="ne_NP" w:bidi="ne_NP"/>
-        </w:rPr>
-      </w:r>
-    </w:p>
-    <w:p>
-      <w:pPr/>
-      <w:r>
-        <w:rPr>
-          <w:lang w:val="ne_NP" w:bidi="ne_NP"/>
-        </w:rPr>
-      </w:r>
-    </w:p>
-    <w:p>
-      <w:pPr>
-        <w:pStyle w:val="Heading2"/>
-      </w:pPr>
-      <w:r>
-        <w:rPr>
-          <w:lang w:val="ne_NP" w:bidi="ne_NP"/>
-        </w:rPr>
-        <w:t>Colossians 4:1</w:t>
-      </w:r>
-      <w:r>
-        <w:rPr>
-          <w:lang w:val="ne_NP" w:bidi="ne_NP"/>
-        </w:rPr>
-      </w:r>
-    </w:p>
-    <w:p>
-      <w:pPr/>
-      <w:r>
-        <w:rPr>
-          <w:lang w:val="ne_NP" w:bidi="ne_NP"/>
-        </w:rPr>
-      </w:r>
-      <w:r>
-        <w:rPr>
-          <w:vertAlign w:val="superscript"/>
-          <w:lang w:val="ne_NP" w:bidi="ne_NP"/>
-        </w:rPr>
-        <w:t>1</w:t>
-      </w:r>
-      <w:r>
-        <w:rPr>
-          <w:lang w:val="ne_NP" w:bidi="ne_NP"/>
-        </w:rPr>
-        <w:t xml:space="preserve"> हे मालिकहरू हो, आफ्ना सेवकहरूसँग न्यायसङ्गत र उचित व्यवहार गर; किनकि तिमीहरू जान्दछौ स्वर्गमा तिमीहरूका पनि मालिक हुनुहुन्छ।</w:t>
-      </w:r>
-      <w:r>
-        <w:rPr>
-          <w:lang w:val="ne_NP" w:bidi="ne_NP"/>
-        </w:rPr>
-      </w:r>
-      <w:r>
-        <w:rPr>
-          <w:lang w:val="ne_NP" w:bidi="ne_NP"/>
-        </w:rPr>
-      </w:r>
-    </w:p>
-    <w:p>
-      <w:pPr/>
-      <w:r>
-        <w:rPr>
-          <w:lang w:val="ne_NP" w:bidi="ne_NP"/>
-        </w:rPr>
-      </w:r>
-    </w:p>
-    <w:p>
-      <w:pPr>
-        <w:pStyle w:val="Heading2"/>
-      </w:pPr>
-      <w:r>
-        <w:rPr>
-          <w:lang w:val="ne_NP" w:bidi="ne_NP"/>
-        </w:rPr>
-        <w:t>Colossians 4:2</w:t>
-      </w:r>
-      <w:r>
-        <w:rPr>
-          <w:lang w:val="ne_NP" w:bidi="ne_NP"/>
-        </w:rPr>
-      </w:r>
-    </w:p>
-    <w:p>
-      <w:pPr/>
-      <w:r>
-        <w:rPr>
-          <w:lang w:val="ne_NP" w:bidi="ne_NP"/>
-        </w:rPr>
-      </w:r>
-      <w:r>
-        <w:rPr>
-          <w:vertAlign w:val="superscript"/>
-          <w:lang w:val="ne_NP" w:bidi="ne_NP"/>
-        </w:rPr>
-        <w:t>2</w:t>
-      </w:r>
-      <w:r>
-        <w:rPr>
-          <w:lang w:val="ne_NP" w:bidi="ne_NP"/>
-        </w:rPr>
-        <w:t xml:space="preserve"> सतर्क भएर धन्यवादसाथ आफूलाई प्रार्थनामा अर्पण गर।</w:t>
-      </w:r>
-      <w:r>
-        <w:rPr>
-          <w:lang w:val="ne_NP" w:bidi="ne_NP"/>
-        </w:rPr>
-      </w:r>
-      <w:r>
-        <w:rPr>
-          <w:lang w:val="ne_NP" w:bidi="ne_NP"/>
-        </w:rPr>
-      </w:r>
-    </w:p>
-    <w:p>
-      <w:pPr/>
-      <w:r>
-        <w:rPr>
-          <w:lang w:val="ne_NP" w:bidi="ne_NP"/>
-        </w:rPr>
-      </w:r>
-    </w:p>
-    <w:p>
-      <w:pPr>
-        <w:pStyle w:val="Heading2"/>
-      </w:pPr>
-      <w:r>
-        <w:rPr>
-          <w:lang w:val="ne_NP" w:bidi="ne_NP"/>
-        </w:rPr>
-        <w:t>Colossians 4:3</w:t>
-      </w:r>
-      <w:r>
-        <w:rPr>
-          <w:lang w:val="ne_NP" w:bidi="ne_NP"/>
-        </w:rPr>
-      </w:r>
-    </w:p>
-    <w:p>
-      <w:pPr/>
-      <w:r>
-        <w:rPr>
-          <w:lang w:val="ne_NP" w:bidi="ne_NP"/>
-        </w:rPr>
-      </w:r>
-      <w:r>
-        <w:rPr>
-          <w:vertAlign w:val="superscript"/>
-          <w:lang w:val="ne_NP" w:bidi="ne_NP"/>
-        </w:rPr>
-        <w:t>3</w:t>
-      </w:r>
-      <w:r>
-        <w:rPr>
-          <w:lang w:val="ne_NP" w:bidi="ne_NP"/>
-        </w:rPr>
-        <w:t xml:space="preserve"> अनि हाम्रो लागि पनि प्रार्थना गर, ताकि परमेश्‍वरले हामीलाई वचनको निम्ति ढोका खोलिदेऊन्; अनि हामीले ख्रीष्‍टको रहस्यको घोषणा गर्न सकौँ, जसको लागि म साङ्लामा बाँधिएको छु।</w:t>
-      </w:r>
-      <w:r>
-        <w:rPr>
-          <w:lang w:val="ne_NP" w:bidi="ne_NP"/>
-        </w:rPr>
-      </w:r>
-      <w:r>
-        <w:rPr>
-          <w:lang w:val="ne_NP" w:bidi="ne_NP"/>
-        </w:rPr>
-      </w:r>
-    </w:p>
-    <w:p>
-      <w:pPr/>
-      <w:r>
-        <w:rPr>
-          <w:lang w:val="ne_NP" w:bidi="ne_NP"/>
-        </w:rPr>
-      </w:r>
-    </w:p>
-    <w:p>
-      <w:pPr>
-        <w:pStyle w:val="Heading2"/>
-      </w:pPr>
-      <w:r>
-        <w:rPr>
-          <w:lang w:val="ne_NP" w:bidi="ne_NP"/>
-        </w:rPr>
-        <w:t>Colossians 4:4</w:t>
-      </w:r>
-      <w:r>
-        <w:rPr>
-          <w:lang w:val="ne_NP" w:bidi="ne_NP"/>
-        </w:rPr>
-      </w:r>
-    </w:p>
-    <w:p>
-      <w:pPr/>
-      <w:r>
-        <w:rPr>
-          <w:lang w:val="ne_NP" w:bidi="ne_NP"/>
-        </w:rPr>
-      </w:r>
-      <w:r>
-        <w:rPr>
-          <w:vertAlign w:val="superscript"/>
-          <w:lang w:val="ne_NP" w:bidi="ne_NP"/>
-        </w:rPr>
-        <w:t>4</w:t>
-      </w:r>
-      <w:r>
-        <w:rPr>
-          <w:lang w:val="ne_NP" w:bidi="ne_NP"/>
-        </w:rPr>
-        <w:t xml:space="preserve"> जसरी मैले स्पष्‍टसँग घोषणा गर्नुपर्ने हो, त्यसरी नै म घोषणा गर्न सकूँ भनेर प्रार्थना गर;</w:t>
-      </w:r>
-      <w:r>
-        <w:rPr>
-          <w:lang w:val="ne_NP" w:bidi="ne_NP"/>
-        </w:rPr>
-      </w:r>
-      <w:r>
-        <w:rPr>
-          <w:lang w:val="ne_NP" w:bidi="ne_NP"/>
-        </w:rPr>
-      </w:r>
-    </w:p>
-    <w:p>
-      <w:pPr/>
-      <w:r>
-        <w:rPr>
-          <w:lang w:val="ne_NP" w:bidi="ne_NP"/>
-        </w:rPr>
-      </w:r>
-    </w:p>
-    <w:p>
-      <w:pPr>
-        <w:pStyle w:val="Heading2"/>
-      </w:pPr>
-      <w:r>
-        <w:rPr>
-          <w:lang w:val="ne_NP" w:bidi="ne_NP"/>
-        </w:rPr>
-        <w:t>Colossians 4:5</w:t>
-      </w:r>
-      <w:r>
-        <w:rPr>
-          <w:lang w:val="ne_NP" w:bidi="ne_NP"/>
-        </w:rPr>
-      </w:r>
-    </w:p>
-    <w:p>
-      <w:pPr/>
-      <w:r>
-        <w:rPr>
-          <w:lang w:val="ne_NP" w:bidi="ne_NP"/>
-        </w:rPr>
-      </w:r>
-      <w:r>
-        <w:rPr>
-          <w:vertAlign w:val="superscript"/>
-          <w:lang w:val="ne_NP" w:bidi="ne_NP"/>
-        </w:rPr>
-        <w:t>5</w:t>
-      </w:r>
-      <w:r>
-        <w:rPr>
-          <w:lang w:val="ne_NP" w:bidi="ne_NP"/>
-        </w:rPr>
-        <w:t xml:space="preserve"> बाहिरकाहरूसँग बुद्धिमानीपूर्वक व्यवहार गर; सबै अवसरको पूरा सदुपयोग गर।</w:t>
-      </w:r>
-      <w:r>
-        <w:rPr>
-          <w:lang w:val="ne_NP" w:bidi="ne_NP"/>
-        </w:rPr>
-      </w:r>
-      <w:r>
-        <w:rPr>
-          <w:lang w:val="ne_NP" w:bidi="ne_NP"/>
-        </w:rPr>
-      </w:r>
-    </w:p>
-    <w:p>
-      <w:pPr/>
-      <w:r>
-        <w:rPr>
-          <w:lang w:val="ne_NP" w:bidi="ne_NP"/>
-        </w:rPr>
-      </w:r>
-    </w:p>
-    <w:p>
-      <w:pPr>
-        <w:pStyle w:val="Heading2"/>
-      </w:pPr>
-      <w:r>
-        <w:rPr>
-          <w:lang w:val="ne_NP" w:bidi="ne_NP"/>
-        </w:rPr>
-        <w:t>Colossians 4:6</w:t>
-      </w:r>
-      <w:r>
-        <w:rPr>
-          <w:lang w:val="ne_NP" w:bidi="ne_NP"/>
-        </w:rPr>
-      </w:r>
-    </w:p>
-    <w:p>
-      <w:pPr/>
-      <w:r>
-        <w:rPr>
-          <w:lang w:val="ne_NP" w:bidi="ne_NP"/>
-        </w:rPr>
-      </w:r>
-      <w:r>
-        <w:rPr>
-          <w:vertAlign w:val="superscript"/>
-          <w:lang w:val="ne_NP" w:bidi="ne_NP"/>
-        </w:rPr>
-        <w:t>6</w:t>
-      </w:r>
-      <w:r>
-        <w:rPr>
-          <w:lang w:val="ne_NP" w:bidi="ne_NP"/>
-        </w:rPr>
-        <w:t xml:space="preserve"> तिमीहरूको बोलीवचन सधैँ नुनजस्तो स्वादिलो र अनुग्रहपूर्ण होस्, ताकि सबैलाई कस्तो जवाफ दिनुपर्छ भनी तिमीहरूले जान्‍न सक।</w:t>
-      </w:r>
-      <w:r>
-        <w:rPr>
-          <w:lang w:val="ne_NP" w:bidi="ne_NP"/>
-        </w:rPr>
-      </w:r>
-      <w:r>
-        <w:rPr>
-          <w:lang w:val="ne_NP" w:bidi="ne_NP"/>
-        </w:rPr>
-      </w:r>
-    </w:p>
-    <w:p>
-      <w:pPr/>
-      <w:r>
-        <w:rPr>
-          <w:lang w:val="ne_NP" w:bidi="ne_NP"/>
-        </w:rPr>
-      </w:r>
-    </w:p>
-    <w:p>
-      <w:pPr>
-        <w:pStyle w:val="Heading2"/>
-      </w:pPr>
-      <w:r>
-        <w:rPr>
-          <w:lang w:val="ne_NP" w:bidi="ne_NP"/>
-        </w:rPr>
-        <w:t>Colossians 4:7</w:t>
-      </w:r>
-      <w:r>
-        <w:rPr>
-          <w:lang w:val="ne_NP" w:bidi="ne_NP"/>
-        </w:rPr>
-      </w:r>
-    </w:p>
-    <w:p>
-      <w:pPr/>
-      <w:r>
-        <w:rPr>
-          <w:lang w:val="ne_NP" w:bidi="ne_NP"/>
-        </w:rPr>
-      </w:r>
-      <w:r>
-        <w:rPr>
-          <w:vertAlign w:val="superscript"/>
-          <w:lang w:val="ne_NP" w:bidi="ne_NP"/>
-        </w:rPr>
-        <w:t>7</w:t>
-      </w:r>
-      <w:r>
-        <w:rPr>
-          <w:lang w:val="ne_NP" w:bidi="ne_NP"/>
-        </w:rPr>
-        <w:t xml:space="preserve"> तुखिकसले तिमीहरूलाई मेरो बारेमा सबै जानकारी दिनेछन्। तिनी प्रभुमा एक प्रिय भाइ, एक विश्‍वासयोग्य सेवक र सङ्गी-सेवक हुन्।</w:t>
-      </w:r>
-      <w:r>
-        <w:rPr>
-          <w:lang w:val="ne_NP" w:bidi="ne_NP"/>
-        </w:rPr>
-      </w:r>
-      <w:r>
-        <w:rPr>
-          <w:lang w:val="ne_NP" w:bidi="ne_NP"/>
-        </w:rPr>
-      </w:r>
-    </w:p>
-    <w:p>
-      <w:pPr/>
-      <w:r>
-        <w:rPr>
-          <w:lang w:val="ne_NP" w:bidi="ne_NP"/>
-        </w:rPr>
-      </w:r>
-    </w:p>
-    <w:p>
-      <w:pPr>
-        <w:pStyle w:val="Heading2"/>
-      </w:pPr>
-      <w:r>
-        <w:rPr>
-          <w:lang w:val="ne_NP" w:bidi="ne_NP"/>
-        </w:rPr>
-        <w:t>Colossians 4:8</w:t>
-      </w:r>
-      <w:r>
-        <w:rPr>
-          <w:lang w:val="ne_NP" w:bidi="ne_NP"/>
-        </w:rPr>
-      </w:r>
-    </w:p>
-    <w:p>
-      <w:pPr/>
-      <w:r>
-        <w:rPr>
-          <w:lang w:val="ne_NP" w:bidi="ne_NP"/>
-        </w:rPr>
-      </w:r>
-      <w:r>
-        <w:rPr>
-          <w:vertAlign w:val="superscript"/>
-          <w:lang w:val="ne_NP" w:bidi="ne_NP"/>
-        </w:rPr>
-        <w:t>8</w:t>
-      </w:r>
-      <w:r>
-        <w:rPr>
-          <w:lang w:val="ne_NP" w:bidi="ne_NP"/>
-        </w:rPr>
-        <w:t xml:space="preserve"> मैले तिनलाई यस उद्देश्यले तिमीहरूकहाँ पठाउँदैछु, कि तिमीहरूले हाम्रो परिस्थितिहरूबारे जान्‍न सक र तिनले तिमीहरूको हृदयलाई उत्साहित गराऊन्।</w:t>
-      </w:r>
-      <w:r>
-        <w:rPr>
-          <w:lang w:val="ne_NP" w:bidi="ne_NP"/>
-        </w:rPr>
-      </w:r>
-      <w:r>
-        <w:rPr>
-          <w:lang w:val="ne_NP" w:bidi="ne_NP"/>
-        </w:rPr>
-      </w:r>
-    </w:p>
-    <w:p>
-      <w:pPr/>
-      <w:r>
-        <w:rPr>
-          <w:lang w:val="ne_NP" w:bidi="ne_NP"/>
-        </w:rPr>
-      </w:r>
-    </w:p>
-    <w:p>
-      <w:pPr>
-        <w:pStyle w:val="Heading2"/>
-      </w:pPr>
-      <w:r>
-        <w:rPr>
-          <w:lang w:val="ne_NP" w:bidi="ne_NP"/>
-        </w:rPr>
-        <w:t>Colossians 4:9</w:t>
-      </w:r>
-      <w:r>
-        <w:rPr>
-          <w:lang w:val="ne_NP" w:bidi="ne_NP"/>
-        </w:rPr>
-      </w:r>
-    </w:p>
-    <w:p>
-      <w:pPr/>
-      <w:r>
-        <w:rPr>
-          <w:lang w:val="ne_NP" w:bidi="ne_NP"/>
-        </w:rPr>
-      </w:r>
-      <w:r>
-        <w:rPr>
-          <w:vertAlign w:val="superscript"/>
-          <w:lang w:val="ne_NP" w:bidi="ne_NP"/>
-        </w:rPr>
-        <w:t>9</w:t>
-      </w:r>
-      <w:r>
-        <w:rPr>
-          <w:lang w:val="ne_NP" w:bidi="ne_NP"/>
-        </w:rPr>
-        <w:t xml:space="preserve"> तिनी ओनेसिमससँग आइरहेका छन्, जो तिमीहरूमध्येका एक हुन्, र जो हाम्रा विश्‍वासयोग्य प्रिय भाइ हुन्। तिनीहरूले यहाँको सबै हालखबर तिमीहरूलाई भनिदिनेछन्।</w:t>
-      </w:r>
-      <w:r>
-        <w:rPr>
-          <w:lang w:val="ne_NP" w:bidi="ne_NP"/>
-        </w:rPr>
-      </w:r>
-      <w:r>
-        <w:rPr>
-          <w:lang w:val="ne_NP" w:bidi="ne_NP"/>
-        </w:rPr>
-      </w:r>
-    </w:p>
-    <w:p>
-      <w:pPr/>
-      <w:r>
-        <w:rPr>
-          <w:lang w:val="ne_NP" w:bidi="ne_NP"/>
-        </w:rPr>
-      </w:r>
-    </w:p>
-    <w:p>
-      <w:pPr>
-        <w:pStyle w:val="Heading2"/>
-      </w:pPr>
-      <w:r>
-        <w:rPr>
-          <w:lang w:val="ne_NP" w:bidi="ne_NP"/>
-        </w:rPr>
-        <w:t>Colossians 4:10</w:t>
-      </w:r>
-      <w:r>
-        <w:rPr>
-          <w:lang w:val="ne_NP" w:bidi="ne_NP"/>
-        </w:rPr>
-      </w:r>
-    </w:p>
-    <w:p>
-      <w:pPr/>
-      <w:r>
-        <w:rPr>
-          <w:lang w:val="ne_NP" w:bidi="ne_NP"/>
-        </w:rPr>
-      </w:r>
-      <w:r>
-        <w:rPr>
-          <w:vertAlign w:val="superscript"/>
-          <w:lang w:val="ne_NP" w:bidi="ne_NP"/>
-        </w:rPr>
-        <w:t>10</w:t>
-      </w:r>
-      <w:r>
-        <w:rPr>
-          <w:lang w:val="ne_NP" w:bidi="ne_NP"/>
-        </w:rPr>
-        <w:t xml:space="preserve"> मेरा सङ्गी-कैदी अरिस्तार्खसले तिमीहरूलाई अभिवादन पठाएका छन्, र मर्कूसले पनि, जो बारनाबासका भाइ पर्छन्। (तिमीहरूले तिनको विषयमा आदेश पाएका छौ, यदि तिनी तिमीहरूकहाँ आए भने तिनलाई स्वागत गर।)</w:t>
-      </w:r>
-      <w:r>
-        <w:rPr>
-          <w:lang w:val="ne_NP" w:bidi="ne_NP"/>
-        </w:rPr>
-      </w:r>
-      <w:r>
-        <w:rPr>
-          <w:lang w:val="ne_NP" w:bidi="ne_NP"/>
-        </w:rPr>
-      </w:r>
-    </w:p>
-    <w:p>
-      <w:pPr/>
-      <w:r>
-        <w:rPr>
-          <w:lang w:val="ne_NP" w:bidi="ne_NP"/>
-        </w:rPr>
-      </w:r>
-    </w:p>
-    <w:p>
-      <w:pPr>
-        <w:pStyle w:val="Heading2"/>
-      </w:pPr>
-      <w:r>
-        <w:rPr>
-          <w:lang w:val="ne_NP" w:bidi="ne_NP"/>
-        </w:rPr>
-        <w:t>Colossians 4:11</w:t>
-      </w:r>
-      <w:r>
-        <w:rPr>
-          <w:lang w:val="ne_NP" w:bidi="ne_NP"/>
-        </w:rPr>
-      </w:r>
-    </w:p>
-    <w:p>
-      <w:pPr/>
-      <w:r>
-        <w:rPr>
-          <w:lang w:val="ne_NP" w:bidi="ne_NP"/>
-        </w:rPr>
-      </w:r>
-      <w:r>
-        <w:rPr>
-          <w:vertAlign w:val="superscript"/>
-          <w:lang w:val="ne_NP" w:bidi="ne_NP"/>
-        </w:rPr>
-        <w:t>11</w:t>
-      </w:r>
-      <w:r>
-        <w:rPr>
-          <w:lang w:val="ne_NP" w:bidi="ne_NP"/>
-        </w:rPr>
-        <w:t xml:space="preserve"> युस्तस भनिने येशूले पनि अभिवादन पठाएका छन्। परमेश्‍वरको राज्यको निम्ति मेरा सहकर्मीहरूमध्ये यहूदीहरूबाट यिनीहरू मात्र हुन्, र यिनीहरू मेरो लागि ठूलो सहयोग भएका छन्।</w:t>
-      </w:r>
-      <w:r>
-        <w:rPr>
-          <w:lang w:val="ne_NP" w:bidi="ne_NP"/>
-        </w:rPr>
-      </w:r>
-      <w:r>
-        <w:rPr>
-          <w:lang w:val="ne_NP" w:bidi="ne_NP"/>
-        </w:rPr>
-      </w:r>
-    </w:p>
-    <w:p>
-      <w:pPr/>
-      <w:r>
-        <w:rPr>
-          <w:lang w:val="ne_NP" w:bidi="ne_NP"/>
-        </w:rPr>
-      </w:r>
-    </w:p>
-    <w:p>
-      <w:pPr>
-        <w:pStyle w:val="Heading2"/>
-      </w:pPr>
-      <w:r>
-        <w:rPr>
-          <w:lang w:val="ne_NP" w:bidi="ne_NP"/>
-        </w:rPr>
-        <w:t>Colossians 4:12</w:t>
-      </w:r>
-      <w:r>
-        <w:rPr>
-          <w:lang w:val="ne_NP" w:bidi="ne_NP"/>
-        </w:rPr>
-      </w:r>
-    </w:p>
-    <w:p>
-      <w:pPr/>
-      <w:r>
-        <w:rPr>
-          <w:lang w:val="ne_NP" w:bidi="ne_NP"/>
-        </w:rPr>
-      </w:r>
-      <w:r>
-        <w:rPr>
-          <w:vertAlign w:val="superscript"/>
-          <w:lang w:val="ne_NP" w:bidi="ne_NP"/>
-        </w:rPr>
-        <w:t>12</w:t>
-      </w:r>
-      <w:r>
-        <w:rPr>
-          <w:lang w:val="ne_NP" w:bidi="ne_NP"/>
-        </w:rPr>
-        <w:t xml:space="preserve"> तिमीहरूमध्येका एक जना र ख्रीष्‍ट येशूका सेवक इपाफ्रासले अभिवादन पठाएका छन्। तिमीहरूका निम्ति तिनले जागा रहेर निरन्तर प्रार्थना गरिरहेका छन्, ताकि तिमीहरू सम्पूर्ण रूपले निश्‍चित र परिपक्व भई परमेश्‍वरको सारा इच्छामा स्थिर भई लागिरहन सक।</w:t>
-      </w:r>
-      <w:r>
-        <w:rPr>
-          <w:lang w:val="ne_NP" w:bidi="ne_NP"/>
-        </w:rPr>
-      </w:r>
-      <w:r>
-        <w:rPr>
-          <w:lang w:val="ne_NP" w:bidi="ne_NP"/>
-        </w:rPr>
-      </w:r>
-    </w:p>
-    <w:p>
-      <w:pPr/>
-      <w:r>
-        <w:rPr>
-          <w:lang w:val="ne_NP" w:bidi="ne_NP"/>
-        </w:rPr>
-      </w:r>
-    </w:p>
-    <w:p>
-      <w:pPr>
-        <w:pStyle w:val="Heading2"/>
-      </w:pPr>
-      <w:r>
-        <w:rPr>
-          <w:lang w:val="ne_NP" w:bidi="ne_NP"/>
-        </w:rPr>
-        <w:t>Colossians 4:13</w:t>
-      </w:r>
-      <w:r>
-        <w:rPr>
-          <w:lang w:val="ne_NP" w:bidi="ne_NP"/>
-        </w:rPr>
-      </w:r>
-    </w:p>
-    <w:p>
-      <w:pPr/>
-      <w:r>
-        <w:rPr>
-          <w:lang w:val="ne_NP" w:bidi="ne_NP"/>
-        </w:rPr>
-      </w:r>
-      <w:r>
-        <w:rPr>
-          <w:vertAlign w:val="superscript"/>
-          <w:lang w:val="ne_NP" w:bidi="ne_NP"/>
-        </w:rPr>
-        <w:t>13</w:t>
-      </w:r>
-      <w:r>
-        <w:rPr>
-          <w:lang w:val="ne_NP" w:bidi="ne_NP"/>
-        </w:rPr>
-        <w:t xml:space="preserve"> म तिनको निम्ति साक्षी दिन्छु: तिनले तिमीहरूका निम्ति, लाउडिकियामा र हिरापोलिसमा हुनेहरूका निम्ति कठोर परिश्रम गरिरहेका छन्।</w:t>
-      </w:r>
-      <w:r>
-        <w:rPr>
-          <w:lang w:val="ne_NP" w:bidi="ne_NP"/>
-        </w:rPr>
-      </w:r>
-      <w:r>
-        <w:rPr>
-          <w:lang w:val="ne_NP" w:bidi="ne_NP"/>
-        </w:rPr>
-      </w:r>
-    </w:p>
-    <w:p>
-      <w:pPr/>
-      <w:r>
-        <w:rPr>
-          <w:lang w:val="ne_NP" w:bidi="ne_NP"/>
-        </w:rPr>
-      </w:r>
-    </w:p>
-    <w:p>
-      <w:pPr>
-        <w:pStyle w:val="Heading2"/>
-      </w:pPr>
-      <w:r>
-        <w:rPr>
-          <w:lang w:val="ne_NP" w:bidi="ne_NP"/>
-        </w:rPr>
-        <w:t>Colossians 4:14</w:t>
-      </w:r>
-      <w:r>
-        <w:rPr>
-          <w:lang w:val="ne_NP" w:bidi="ne_NP"/>
-        </w:rPr>
-      </w:r>
-    </w:p>
-    <w:p>
-      <w:pPr/>
-      <w:r>
-        <w:rPr>
-          <w:lang w:val="ne_NP" w:bidi="ne_NP"/>
-        </w:rPr>
-      </w:r>
-      <w:r>
-        <w:rPr>
-          <w:vertAlign w:val="superscript"/>
-          <w:lang w:val="ne_NP" w:bidi="ne_NP"/>
-        </w:rPr>
-        <w:t>14</w:t>
-      </w:r>
-      <w:r>
-        <w:rPr>
-          <w:lang w:val="ne_NP" w:bidi="ne_NP"/>
-        </w:rPr>
-        <w:t xml:space="preserve"> हाम्रा प्रिय मित्र वैद्य लूका र डेमासले पनि अभिवादन पठाएका छन्।</w:t>
-      </w:r>
-      <w:r>
-        <w:rPr>
-          <w:lang w:val="ne_NP" w:bidi="ne_NP"/>
-        </w:rPr>
-      </w:r>
-      <w:r>
-        <w:rPr>
-          <w:lang w:val="ne_NP" w:bidi="ne_NP"/>
-        </w:rPr>
-      </w:r>
-    </w:p>
-    <w:p>
-      <w:pPr/>
-      <w:r>
-        <w:rPr>
-          <w:lang w:val="ne_NP" w:bidi="ne_NP"/>
-        </w:rPr>
-      </w:r>
-    </w:p>
-    <w:p>
-      <w:pPr>
-        <w:pStyle w:val="Heading2"/>
-      </w:pPr>
-      <w:r>
-        <w:rPr>
-          <w:lang w:val="ne_NP" w:bidi="ne_NP"/>
-        </w:rPr>
-        <w:t>Colossians 4:15</w:t>
-      </w:r>
-      <w:r>
-        <w:rPr>
-          <w:lang w:val="ne_NP" w:bidi="ne_NP"/>
-        </w:rPr>
-      </w:r>
-    </w:p>
-    <w:p>
-      <w:pPr/>
-      <w:r>
-        <w:rPr>
-          <w:lang w:val="ne_NP" w:bidi="ne_NP"/>
-        </w:rPr>
-      </w:r>
-      <w:r>
-        <w:rPr>
-          <w:vertAlign w:val="superscript"/>
-          <w:lang w:val="ne_NP" w:bidi="ne_NP"/>
-        </w:rPr>
-        <w:t>15</w:t>
-      </w:r>
-      <w:r>
-        <w:rPr>
-          <w:lang w:val="ne_NP" w:bidi="ne_NP"/>
-        </w:rPr>
-        <w:t xml:space="preserve"> लाउडिकियामा भएका मेरा दाजुभाइ-दिदीबहिनीहरूलाई, निम्फा र तिनका घरमा भएका मण्डलीलाई मेरो अभिवादन भनिदेओ।</w:t>
-      </w:r>
-      <w:r>
-        <w:rPr>
-          <w:lang w:val="ne_NP" w:bidi="ne_NP"/>
-        </w:rPr>
-      </w:r>
-      <w:r>
-        <w:rPr>
-          <w:lang w:val="ne_NP" w:bidi="ne_NP"/>
-        </w:rPr>
-      </w:r>
-    </w:p>
-    <w:p>
-      <w:pPr/>
-      <w:r>
-        <w:rPr>
-          <w:lang w:val="ne_NP" w:bidi="ne_NP"/>
-        </w:rPr>
-      </w:r>
-    </w:p>
-    <w:p>
-      <w:pPr>
-        <w:pStyle w:val="Heading2"/>
-      </w:pPr>
-      <w:r>
-        <w:rPr>
-          <w:lang w:val="ne_NP" w:bidi="ne_NP"/>
-        </w:rPr>
-        <w:t>Colossians 4:16</w:t>
-      </w:r>
-      <w:r>
-        <w:rPr>
-          <w:lang w:val="ne_NP" w:bidi="ne_NP"/>
-        </w:rPr>
-      </w:r>
-    </w:p>
-    <w:p>
-      <w:pPr/>
-      <w:r>
-        <w:rPr>
-          <w:lang w:val="ne_NP" w:bidi="ne_NP"/>
-        </w:rPr>
-      </w:r>
-      <w:r>
-        <w:rPr>
-          <w:vertAlign w:val="superscript"/>
-          <w:lang w:val="ne_NP" w:bidi="ne_NP"/>
-        </w:rPr>
-        <w:t>16</w:t>
-      </w:r>
-      <w:r>
-        <w:rPr>
-          <w:lang w:val="ne_NP" w:bidi="ne_NP"/>
-        </w:rPr>
-        <w:t xml:space="preserve"> तिमीहरूलाई यो पत्र पढेर सुनाइसकेपछि यसलाई लाउडिकियाको मण्डलीमा पनि पढ्न लगाओ र तिमीहरूले फेरि लाउडिकियाबाट आएको पत्र पनि पढ।</w:t>
-      </w:r>
-      <w:r>
-        <w:rPr>
-          <w:lang w:val="ne_NP" w:bidi="ne_NP"/>
-        </w:rPr>
-      </w:r>
-      <w:r>
-        <w:rPr>
-          <w:lang w:val="ne_NP" w:bidi="ne_NP"/>
-        </w:rPr>
-      </w:r>
-    </w:p>
-    <w:p>
-      <w:pPr/>
-      <w:r>
-        <w:rPr>
-          <w:lang w:val="ne_NP" w:bidi="ne_NP"/>
-        </w:rPr>
-      </w:r>
-    </w:p>
-    <w:p>
-      <w:pPr>
-        <w:pStyle w:val="Heading2"/>
-      </w:pPr>
-      <w:r>
-        <w:rPr>
-          <w:lang w:val="ne_NP" w:bidi="ne_NP"/>
-        </w:rPr>
-        <w:t>Colossians 4:17</w:t>
-      </w:r>
-      <w:r>
-        <w:rPr>
-          <w:lang w:val="ne_NP" w:bidi="ne_NP"/>
-        </w:rPr>
-      </w:r>
-    </w:p>
-    <w:p>
-      <w:pPr/>
-      <w:r>
-        <w:rPr>
-          <w:lang w:val="ne_NP" w:bidi="ne_NP"/>
-        </w:rPr>
-      </w:r>
-      <w:r>
-        <w:rPr>
-          <w:vertAlign w:val="superscript"/>
-          <w:lang w:val="ne_NP" w:bidi="ne_NP"/>
-        </w:rPr>
-        <w:t>17</w:t>
-      </w:r>
-      <w:r>
-        <w:rPr>
-          <w:lang w:val="ne_NP" w:bidi="ne_NP"/>
-        </w:rPr>
         <w:t xml:space="preserve"> अर्खिप्पसलाई भन, “तिमीले प्रभुबाट पाएको काम होसियारीसाथ पूरा गर।”</w:t>
       </w:r>
       <w:r>
@@ -5431,22 +3978,6 @@
     </w:p>
     <w:p>
       <w:pPr/>
-      <w:r>
-        <w:rPr>
-          <w:lang w:val="ne_NP" w:bidi="ne_NP"/>
-        </w:rPr>
-      </w:r>
-    </w:p>
-    <w:p>
-      <w:pPr>
-        <w:pStyle w:val="Heading2"/>
-      </w:pPr>
-      <w:r>
-        <w:rPr>
-          <w:lang w:val="ne_NP" w:bidi="ne_NP"/>
-        </w:rPr>
-        <w:t>Colossians 4:18</w:t>
-      </w:r>
       <w:r>
         <w:rPr>
           <w:lang w:val="ne_NP" w:bidi="ne_NP"/>

--- a/nep/docx/51.content.docx
+++ b/nep/docx/51.content.docx
@@ -28,22 +28,6 @@
       </w:r>
     </w:p>
     <w:p>
-      <w:pPr>
-        <w:pStyle w:val="Heading2"/>
-      </w:pPr>
-      <w:r>
-        <w:rPr>
-          <w:lang w:val="ne_NP" w:bidi="ne_NP"/>
-        </w:rPr>
-        <w:t>License Information</w:t>
-      </w:r>
-      <w:r>
-        <w:rPr>
-          <w:lang w:val="ne_NP" w:bidi="ne_NP"/>
-        </w:rPr>
-      </w:r>
-    </w:p>
-    <w:p>
       <w:pPr/>
       <w:r>
         <w:rPr>
@@ -61,13 +45,7 @@
         <w:rPr>
           <w:lang w:val="ne_NP" w:bidi="ne_NP"/>
         </w:rPr>
-        <w:t xml:space="preserve"> (Nepali) is based on</w:t>
-      </w:r>
-      <w:r>
-        <w:rPr>
-          <w:lang w:val="ne_NP" w:bidi="ne_NP"/>
-        </w:rPr>
-        <w:t xml:space="preserve">: </w:t>
+        <w:t xml:space="preserve"> (Nepali) is based on: </w:t>
       </w:r>
       <w:r>
         <w:rPr>
@@ -188,19 +166,6 @@
       <w:pPr>
         <w:pStyle w:val="Heading2"/>
       </w:pPr>
-      <w:r>
-        <w:rPr>
-          <w:lang w:val="ne_NP" w:bidi="ne_NP"/>
-        </w:rPr>
-      </w:r>
-    </w:p>
-    <w:p>
-      <w:pPr/>
-      <w:r>
-        <w:rPr>
-          <w:lang w:val="ne_NP" w:bidi="ne_NP"/>
-        </w:rPr>
-      </w:r>
       <w:r>
         <w:rPr>
           <w:lang w:val="ne_NP" w:bidi="ne_NP"/>
